--- a/专利/RF摧毁目标集智能决策专利/RF摧毁目标集智能决策方法-说明书.docx
+++ b/专利/RF摧毁目标集智能决策专利/RF摧毁目标集智能决策方法-说明书.docx
@@ -1,422 +1,3752 @@
 
 <file path=word/document.xml><?xml version="1.0" encoding="utf-8"?>
-<w:document xmlns:wpc="http://schemas.microsoft.com/office/word/2010/wordprocessingCanvas" xmlns:cx="http://schemas.microsoft.com/office/drawing/2014/chartex" xmlns:cx1="http://schemas.microsoft.com/office/drawing/2015/9/8/chartex" xmlns:cx2="http://schemas.microsoft.com/office/drawing/2015/10/21/chartex" xmlns:cx3="http://schemas.microsoft.com/office/drawing/2016/5/9/chartex" xmlns:cx4="http://schemas.microsoft.com/office/drawing/2016/5/10/chartex" xmlns:cx5="http://schemas.microsoft.com/office/drawing/2016/5/11/chartex" xmlns:cx6="http://schemas.microsoft.com/office/drawing/2016/5/12/chartex" xmlns:cx7="http://schemas.microsoft.com/office/drawing/2016/5/13/chartex" xmlns:cx8="http://schemas.microsoft.com/office/drawing/2016/5/14/chartex" xmlns:mc="http://schemas.openxmlformats.org/markup-compatibility/2006" xmlns:aink="http://schemas.microsoft.com/office/drawing/2016/ink" xmlns:am3d="http://schemas.microsoft.com/office/drawing/2017/model3d" xmlns:o="urn:schemas-microsoft-com:office:office" xmlns:r="http://schemas.openxmlformats.org/officeDocument/2006/relationships" xmlns:m="http://schemas.openxmlformats.org/officeDocument/2006/math" xmlns:v="urn:schemas-microsoft-com:vml" xmlns:wp14="http://schemas.microsoft.com/office/word/2010/wordprocessingDrawing" xmlns:wp="http://schemas.openxmlformats.org/drawingml/2006/wordprocessingDrawing" xmlns:w10="urn:schemas-microsoft-com:office:word" xmlns:w="http://schemas.openxmlformats.org/wordprocessingml/2006/main" xmlns:w14="http://schemas.microsoft.com/office/word/2010/wordml" xmlns:w15="http://schemas.microsoft.com/office/word/2012/wordml" xmlns:w16cid="http://schemas.microsoft.com/office/word/2016/wordml/cid" xmlns:w16se="http://schemas.microsoft.com/office/word/2015/wordml/symex" xmlns:wpg="http://schemas.microsoft.com/office/word/2010/wordprocessingGroup" xmlns:wpi="http://schemas.microsoft.com/office/word/2010/wordprocessingInk" xmlns:wne="http://schemas.microsoft.com/office/word/2006/wordml" xmlns:wps="http://schemas.microsoft.com/office/word/2010/wordprocessingShape" mc:Ignorable="w14 w15 w16se w16cid wp14">
+<w:document xmlns:wpc="http://schemas.microsoft.com/office/word/2010/wordprocessingCanvas" xmlns:cx="http://schemas.microsoft.com/office/drawing/2014/chartex" xmlns:cx1="http://schemas.microsoft.com/office/drawing/2015/9/8/chartex" xmlns:cx2="http://schemas.microsoft.com/office/drawing/2015/10/21/chartex" xmlns:cx3="http://schemas.microsoft.com/office/drawing/2016/5/9/chartex" xmlns:cx4="http://schemas.microsoft.com/office/drawing/2016/5/10/chartex" xmlns:cx5="http://schemas.microsoft.com/office/drawing/2016/5/11/chartex" xmlns:cx6="http://schemas.microsoft.com/office/drawing/2016/5/12/chartex" xmlns:cx7="http://schemas.microsoft.com/office/drawing/2016/5/13/chartex" xmlns:cx8="http://schemas.microsoft.com/office/drawing/2016/5/14/chartex" xmlns:mc="http://schemas.openxmlformats.org/markup-compatibility/2006" xmlns:aink="http://schemas.microsoft.com/office/drawing/2016/ink" xmlns:am3d="http://schemas.microsoft.com/office/drawing/2017/model3d" xmlns:o="urn:schemas-microsoft-com:office:office" xmlns:oel="http://schemas.microsoft.com/office/2019/extlst" xmlns:r="http://schemas.openxmlformats.org/officeDocument/2006/relationships" xmlns:m="http://schemas.openxmlformats.org/officeDocument/2006/math" xmlns:v="urn:schemas-microsoft-com:vml" xmlns:wp14="http://schemas.microsoft.com/office/word/2010/wordprocessingDrawing" xmlns:wp="http://schemas.openxmlformats.org/drawingml/2006/wordprocessingDrawing" xmlns:w10="urn:schemas-microsoft-com:office:word" xmlns:w="http://schemas.openxmlformats.org/wordprocessingml/2006/main" xmlns:w14="http://schemas.microsoft.com/office/word/2010/wordml" xmlns:w15="http://schemas.microsoft.com/office/word/2012/wordml" xmlns:w16cex="http://schemas.microsoft.com/office/word/2018/wordml/cex" xmlns:w16cid="http://schemas.microsoft.com/office/word/2016/wordml/cid" xmlns:w16="http://schemas.microsoft.com/office/word/2018/wordml" xmlns:w16du="http://schemas.microsoft.com/office/word/2023/wordml/word16du" xmlns:w16sdtdh="http://schemas.microsoft.com/office/word/2020/wordml/sdtdatahash" xmlns:w16sdtfl="http://schemas.microsoft.com/office/word/2024/wordml/sdtformatlock" xmlns:w16se="http://schemas.microsoft.com/office/word/2015/wordml/symex" xmlns:wpg="http://schemas.microsoft.com/office/word/2010/wordprocessingGroup" xmlns:wpi="http://schemas.microsoft.com/office/word/2010/wordprocessingInk" xmlns:wne="http://schemas.microsoft.com/office/word/2006/wordml" xmlns:wps="http://schemas.microsoft.com/office/word/2010/wordprocessingShape" mc:Ignorable="w14 w15 w16se w16cid w16 w16cex w16sdtdh w16sdtfl w16du wp14">
   <w:body>
     <w:p>
       <w:pPr>
+        <w:spacing w:line="360" w:lineRule="auto"/>
         <w:jc w:val="center"/>
       </w:pPr>
       <w:r>
         <w:rPr>
-          <w:rFonts w:ascii="宋体" w:hAnsi="宋体" w:eastAsia="宋体"/>
-          <w:b w:val="0"/>
+          <w:rFonts w:ascii="宋体" w:hAnsi="宋体"/>
           <w:sz w:val="30"/>
         </w:rPr>
         <w:t>基于随机森林的无人机集群摧毁目标集智能决策方法</w:t>
       </w:r>
     </w:p>
     <w:p>
-      <w:pPr/>
-      <w:r>
-        <w:rPr>
-          <w:rFonts w:ascii="宋体" w:hAnsi="宋体" w:eastAsia="宋体"/>
-          <w:b w:val="0"/>
+      <w:pPr>
+        <w:spacing w:line="360" w:lineRule="auto"/>
+      </w:pPr>
+      <w:r>
+        <w:rPr>
+          <w:rFonts w:ascii="宋体" w:hAnsi="宋体"/>
           <w:sz w:val="26"/>
         </w:rPr>
         <w:t>技术领域</w:t>
       </w:r>
     </w:p>
     <w:p>
-      <w:pPr/>
-      <w:r>
-        <w:rPr>
-          <w:rFonts w:ascii="宋体" w:hAnsi="宋体" w:eastAsia="宋体"/>
-          <w:sz w:val="26"/>
-        </w:rPr>
-        <w:t>本发明属于无人机集群智能任务规划与目标决策技术领域，具体涉及一种基于随机森林的无人机集群摧毁目标集智能决策方法，适用于开放战场环境下对地目标任务中的摧毁目标集构建、目标优先级判别以及后续目标分群、资源分配和打击次序规划的前置决策。</w:t>
+      <w:pPr>
+        <w:spacing w:line="360" w:lineRule="auto"/>
+        <w:ind w:firstLine="520"/>
+      </w:pPr>
+      <w:r>
+        <w:rPr>
+          <w:rFonts w:ascii="宋体" w:hAnsi="宋体"/>
+          <w:sz w:val="26"/>
+        </w:rPr>
+        <w:t>本发明属于无人机集群智能决策技术领域，具体涉及一种基于随机森林的无人机集群摧毁目标集智能决策方法。</w:t>
       </w:r>
     </w:p>
     <w:p>
-      <w:pPr/>
-      <w:r>
-        <w:rPr>
-          <w:rFonts w:ascii="宋体" w:hAnsi="宋体" w:eastAsia="宋体"/>
-          <w:b w:val="0"/>
+      <w:pPr>
+        <w:spacing w:line="360" w:lineRule="auto"/>
+      </w:pPr>
+      <w:r>
+        <w:rPr>
+          <w:rFonts w:ascii="宋体" w:hAnsi="宋体"/>
           <w:sz w:val="26"/>
         </w:rPr>
         <w:t>背景技术</w:t>
       </w:r>
     </w:p>
     <w:p>
-      <w:pPr/>
-      <w:r>
-        <w:rPr>
-          <w:rFonts w:ascii="宋体" w:hAnsi="宋体" w:eastAsia="宋体"/>
-          <w:sz w:val="26"/>
-        </w:rPr>
-        <w:t>在无人机集群对地目标任务中，战场目标通常包括高价值目标、防御阵地以及动态出现或消失的任务对象。由于无人机集群的攻击资源、导引资源和通信资源有限，若直接将全部目标纳入打击对象，容易造成任务资源分散、杀伤链构建困难和打击效率下降。因此，在目标分群和资源分配之前，需要先从候选目标中构建摧毁目标集，将更适合立即纳入任务规划的目标与暂缓处理的目标区分开来。</w:t>
+      <w:pPr>
+        <w:spacing w:line="360" w:lineRule="auto"/>
+        <w:ind w:firstLine="520"/>
+      </w:pPr>
+      <w:r>
+        <w:rPr>
+          <w:rFonts w:ascii="宋体" w:hAnsi="宋体"/>
+          <w:sz w:val="26"/>
+        </w:rPr>
+        <w:t>现代开放战场中，地面目标数量多、类型复杂、空间分布离散且动态变化快，目标之间还可能存在防御阵地保护高价值目标、局部区域目标密集和目标威胁程度随任务态势变化而变化等情况。无人机集群执行对地目标任务时，受攻击载荷、导引资源、通信保障、航程和任务时间窗口等约束限制，通常不能对全部候选目标同时实施打击。</w:t>
       </w:r>
     </w:p>
     <w:p>
-      <w:pPr/>
-      <w:r>
-        <w:rPr>
-          <w:rFonts w:ascii="宋体" w:hAnsi="宋体" w:eastAsia="宋体"/>
-          <w:sz w:val="26"/>
-        </w:rPr>
-        <w:t>传统规则或单棵决策树方法能够根据目标价值、防御能力和空间位置进行初步判定，但在开放战场中，目标属性之间往往存在非线性耦合关系，且防御阵地对高价值目标的保护作用会改变目标的真实威胁与优先级。单一阈值规则难以同时兼顾目标价值、目标类型、距离、角度、防御能力和态势修正因素，单棵决策树又容易受到局部样本波动影响，导致摧毁目标集规模不稳定或误选目标增多。</w:t>
+      <w:pPr>
+        <w:spacing w:line="360" w:lineRule="auto"/>
+        <w:ind w:firstLine="520"/>
+      </w:pPr>
+      <w:r>
+        <w:rPr>
+          <w:rFonts w:ascii="宋体" w:hAnsi="宋体"/>
+          <w:sz w:val="26"/>
+        </w:rPr>
+        <w:t>因此，在目标分群、资源分配和打击次序规划之前，需要先判断哪些目标应纳入摧毁目标集，哪些目标应划入非摧毁目标集。摧毁目标集构建结果直接影响后续规划的目标规模、资源利用效率和协同打击顺序，是无人机集群任务决策中的关键前置环节。</w:t>
       </w:r>
     </w:p>
     <w:p>
-      <w:pPr/>
-      <w:r>
-        <w:rPr>
-          <w:rFonts w:ascii="宋体" w:hAnsi="宋体" w:eastAsia="宋体"/>
-          <w:sz w:val="26"/>
-        </w:rPr>
-        <w:t>参考动态战场下摧毁目标决策与区域目标分群的研究可知，摧毁目标决策可被建模为二分类问题，即将目标划分为摧毁目标集和非摧毁目标集。随机森林由多棵决策树集成构成，能够通过特征随机选择和投票机制提高分类稳定性，适合处理目标空间位置、战略价值、防御能力、威胁程度等属性之间的非线性关系，并可通过混淆矩阵、准确率、精确率、召回率和F1分数评价其分类效果。</w:t>
+      <w:pPr>
+        <w:spacing w:line="360" w:lineRule="auto"/>
+        <w:ind w:firstLine="520"/>
+      </w:pPr>
+      <w:r>
+        <w:rPr>
+          <w:rFonts w:ascii="宋体" w:hAnsi="宋体"/>
+          <w:sz w:val="26"/>
+        </w:rPr>
+        <w:t>现有目标筛选方法多依赖人工经验、固定阈值或单一规则，难以同时处理目标位置、战略价值、防御能力、距离、方位角以及防御阵地与高价值目标之间的空间作用关系。单棵决策树虽然能够进行分类，但对样本扰动敏感，易产生局部过拟合。随机森林通过</w:t>
+      </w:r>
+      <w:r>
+        <w:rPr>
+          <w:rFonts w:ascii="宋体" w:hAnsi="宋体"/>
+          <w:sz w:val="26"/>
+        </w:rPr>
+        <w:t>Bootstrap</w:t>
+      </w:r>
+      <w:r>
+        <w:rPr>
+          <w:rFonts w:ascii="宋体" w:hAnsi="宋体"/>
+          <w:sz w:val="26"/>
+        </w:rPr>
+        <w:t>抽样、随机特征选择和多棵决策树投票，能够降低局部样本和冗余特征的影响，适于开放战场目标属性的非线性二分类决策。</w:t>
       </w:r>
     </w:p>
     <w:p>
-      <w:pPr/>
-      <w:r>
-        <w:rPr>
-          <w:rFonts w:ascii="宋体" w:hAnsi="宋体" w:eastAsia="宋体"/>
-          <w:b w:val="0"/>
+      <w:pPr>
+        <w:spacing w:line="360" w:lineRule="auto"/>
+      </w:pPr>
+      <w:r>
+        <w:rPr>
+          <w:rFonts w:ascii="宋体" w:hAnsi="宋体"/>
           <w:sz w:val="26"/>
         </w:rPr>
         <w:t>发明内容</w:t>
       </w:r>
     </w:p>
     <w:p>
-      <w:pPr/>
-      <w:r>
-        <w:rPr>
-          <w:rFonts w:ascii="宋体" w:hAnsi="宋体" w:eastAsia="宋体"/>
-          <w:sz w:val="26"/>
-        </w:rPr>
-        <w:t>为克服现有技术中摧毁目标集构建依赖人工规则、目标态势特征表达不充分、单模型分类稳定性不足以及难以与后续无人机任务规划模块衔接的问题，本发明提供了一种基于随机森林的无人机集群摧毁目标集智能决策方法。</w:t>
+      <w:pPr>
+        <w:spacing w:line="360" w:lineRule="auto"/>
+        <w:ind w:firstLine="520"/>
+      </w:pPr>
+      <w:r>
+        <w:rPr>
+          <w:rFonts w:ascii="宋体" w:hAnsi="宋体"/>
+          <w:sz w:val="26"/>
+        </w:rPr>
+        <w:t>为了克服现有目标筛选方法依赖人工规则、难以处理多维非线性目标属性关系、在动态战场环境下决策稳定性不足的问题，本发明提供了一种基于随机森林的无人机集群摧毁目标集智能决策方法。该方法将目标态势特征、目标价值评分、防御影响修正和随机森林分类决策相结合，实现摧毁目标集与非摧毁目标集的智能划分，为后续</w:t>
+      </w:r>
+      <w:r>
+        <w:rPr>
+          <w:rFonts w:ascii="宋体" w:hAnsi="宋体"/>
+          <w:sz w:val="26"/>
+        </w:rPr>
+        <w:lastRenderedPageBreak/>
+        <w:t>目标分群、资源分配和打击次序规划提供输入。</w:t>
       </w:r>
     </w:p>
     <w:p>
-      <w:pPr/>
-      <w:r>
-        <w:rPr>
-          <w:rFonts w:ascii="宋体" w:hAnsi="宋体" w:eastAsia="宋体"/>
+      <w:pPr>
+        <w:spacing w:line="360" w:lineRule="auto"/>
+        <w:ind w:firstLine="520"/>
+      </w:pPr>
+      <w:r>
+        <w:rPr>
+          <w:rFonts w:ascii="宋体" w:hAnsi="宋体"/>
           <w:sz w:val="26"/>
         </w:rPr>
         <w:t>本发明解决其技术问题所采用的技术方案如下：</w:t>
       </w:r>
     </w:p>
     <w:p>
-      <w:pPr/>
-      <w:r>
-        <w:rPr>
-          <w:rFonts w:ascii="宋体" w:hAnsi="宋体" w:eastAsia="宋体"/>
-          <w:sz w:val="26"/>
-        </w:rPr>
-        <w:t>步骤1：获取战场目标态势数据，所述战场目标态势数据至少包括目标编号、目标空间位置、目标类型、目标防御能力和目标战略价值，并根据任务配置确定参考位置、目标筛选方式和随机森林输入特征集合。</w:t>
+      <w:pPr>
+        <w:spacing w:line="360" w:lineRule="auto"/>
+        <w:ind w:firstLine="520"/>
+      </w:pPr>
+      <w:r>
+        <w:rPr>
+          <w:rFonts w:ascii="宋体" w:hAnsi="宋体"/>
+          <w:sz w:val="26"/>
+        </w:rPr>
+        <w:t>步骤</w:t>
+      </w:r>
+      <w:r>
+        <w:rPr>
+          <w:rFonts w:ascii="宋体" w:hAnsi="宋体"/>
+          <w:sz w:val="26"/>
+        </w:rPr>
+        <w:t>1</w:t>
+      </w:r>
+      <w:r>
+        <w:rPr>
+          <w:rFonts w:ascii="宋体" w:hAnsi="宋体"/>
+          <w:sz w:val="26"/>
+        </w:rPr>
+        <w:t>：构建战场候选目标集合，获取目标编号、目标位置、目标类型、战略价值、防御能力、威胁程度和任务相关属性；</w:t>
       </w:r>
     </w:p>
     <w:p>
-      <w:pPr/>
-      <w:r>
-        <w:rPr>
-          <w:rFonts w:ascii="宋体" w:hAnsi="宋体" w:eastAsia="宋体"/>
-          <w:sz w:val="26"/>
-        </w:rPr>
-        <w:t>步骤2：对目标态势特征进行预处理和评分。对于防御阵地和高价值目标，计算目标与参考位置之间的距离、归一化距离和角度；当高价值目标处于防御阵地影响范围内时，根据防御阵地对高价值目标的覆盖关系修正高价值目标的防御能力，并修正防御阵地的重要程度，形成修正防御能力adjusted_defense和修正战略价值adjusted_significance。</w:t>
+      <w:pPr>
+        <w:spacing w:line="360" w:lineRule="auto"/>
+        <w:ind w:firstLine="520"/>
+      </w:pPr>
+      <w:r>
+        <w:rPr>
+          <w:rFonts w:ascii="宋体" w:hAnsi="宋体"/>
+          <w:sz w:val="26"/>
+        </w:rPr>
+        <w:t>步骤</w:t>
+      </w:r>
+      <w:r>
+        <w:rPr>
+          <w:rFonts w:ascii="宋体" w:hAnsi="宋体"/>
+          <w:sz w:val="26"/>
+        </w:rPr>
+        <w:t>2</w:t>
+      </w:r>
+      <w:r>
+        <w:rPr>
+          <w:rFonts w:ascii="宋体" w:hAnsi="宋体"/>
+          <w:sz w:val="26"/>
+        </w:rPr>
+        <w:t>：对候选目标进行数据清洗、缺失值处理、异常值修正、目标类型编码和数值归一化，形成标准化目标态势特征；</w:t>
       </w:r>
     </w:p>
     <w:p>
-      <w:pPr/>
-      <w:r>
-        <w:rPr>
-          <w:rFonts w:ascii="宋体" w:hAnsi="宋体" w:eastAsia="宋体"/>
-          <w:sz w:val="26"/>
-        </w:rPr>
-        <w:t>步骤3：根据原始防御能力、原始战略价值、修正防御能力、修正战略价值、归一化距离、角度以及综合评分构造目标特征向量，将每一目标编码为随机森林分类模型的输入样本。</w:t>
+      <w:pPr>
+        <w:spacing w:line="360" w:lineRule="auto"/>
+        <w:ind w:firstLine="520"/>
+      </w:pPr>
+      <w:r>
+        <w:rPr>
+          <w:rFonts w:ascii="宋体" w:hAnsi="宋体"/>
+          <w:sz w:val="26"/>
+        </w:rPr>
+        <w:t>步骤</w:t>
+      </w:r>
+      <w:r>
+        <w:rPr>
+          <w:rFonts w:ascii="宋体" w:hAnsi="宋体"/>
+          <w:sz w:val="26"/>
+        </w:rPr>
+        <w:t>3</w:t>
+      </w:r>
+      <w:r>
+        <w:rPr>
+          <w:rFonts w:ascii="宋体" w:hAnsi="宋体"/>
+          <w:sz w:val="26"/>
+        </w:rPr>
+        <w:t>：根据防御阵地与高价值目标之间的空间作用关系，修正目标防御能力和目标重要程度；</w:t>
       </w:r>
     </w:p>
     <w:p>
-      <w:pPr/>
-      <w:r>
-        <w:rPr>
-          <w:rFonts w:ascii="宋体" w:hAnsi="宋体" w:eastAsia="宋体"/>
-          <w:sz w:val="26"/>
-        </w:rPr>
-        <w:t>步骤4：构建训练标签。所述训练标签可来自专家标注、历史任务数据、仿真任务结果或人工构建标签集；在工程调试实施例中，也可采用已有规则或聚类决策结果生成伪标签，但该伪标签不作为正式监督学习标签来源的限制。</w:t>
+      <w:pPr>
+        <w:spacing w:line="360" w:lineRule="auto"/>
+        <w:ind w:firstLine="520"/>
+      </w:pPr>
+      <w:r>
+        <w:rPr>
+          <w:rFonts w:ascii="宋体" w:hAnsi="宋体"/>
+          <w:sz w:val="26"/>
+        </w:rPr>
+        <w:t>步骤</w:t>
+      </w:r>
+      <w:r>
+        <w:rPr>
+          <w:rFonts w:ascii="宋体" w:hAnsi="宋体"/>
+          <w:sz w:val="26"/>
+        </w:rPr>
+        <w:t>4</w:t>
+      </w:r>
+      <w:r>
+        <w:rPr>
+          <w:rFonts w:ascii="宋体" w:hAnsi="宋体"/>
+          <w:sz w:val="26"/>
+        </w:rPr>
+        <w:t>：基于修正后的目标属性、目标到参考位置的归一化距离和方位角，构建目标综合评分；</w:t>
       </w:r>
     </w:p>
     <w:p>
-      <w:pPr/>
-      <w:r>
-        <w:rPr>
-          <w:rFonts w:ascii="宋体" w:hAnsi="宋体" w:eastAsia="宋体"/>
-          <w:sz w:val="26"/>
-        </w:rPr>
-        <w:t>步骤5：基于所述目标特征向量和训练标签训练随机森林分类模型，所述随机森林分类模型包括多个决策树基分类器，并通过投票方式输出目标属于摧毁目标集或非摧毁目标集的分类标签。</w:t>
+      <w:pPr>
+        <w:spacing w:line="360" w:lineRule="auto"/>
+        <w:ind w:firstLine="520"/>
+      </w:pPr>
+      <w:r>
+        <w:rPr>
+          <w:rFonts w:ascii="宋体" w:hAnsi="宋体"/>
+          <w:sz w:val="26"/>
+        </w:rPr>
+        <w:t>步骤</w:t>
+      </w:r>
+      <w:r>
+        <w:rPr>
+          <w:rFonts w:ascii="宋体" w:hAnsi="宋体"/>
+          <w:sz w:val="26"/>
+        </w:rPr>
+        <w:t>5</w:t>
+      </w:r>
+      <w:r>
+        <w:rPr>
+          <w:rFonts w:ascii="宋体" w:hAnsi="宋体"/>
+          <w:sz w:val="26"/>
+        </w:rPr>
+        <w:t>：将目标综合评分、归一化距离、方位角、修正防御能力和修正重要程度组成随机森林输入特征向量；</w:t>
       </w:r>
     </w:p>
     <w:p>
-      <w:pPr/>
-      <w:r>
-        <w:rPr>
-          <w:rFonts w:ascii="宋体" w:hAnsi="宋体" w:eastAsia="宋体"/>
-          <w:sz w:val="26"/>
-        </w:rPr>
-        <w:t>步骤6：在模型推理阶段，将待决策战场目标的多维态势特征输入训练好的随机森林分类模型，得到每一目标的分类结果；当模型输出概率或分类结果满足阈值条件时，将目标纳入摧毁目标集，否则纳入非摧毁目标集；当模型不可用或未选出目标时，采用预设的排序或阈值fallback规则保证任务规划流程连续运行。</w:t>
+      <w:pPr>
+        <w:spacing w:line="360" w:lineRule="auto"/>
+        <w:ind w:firstLine="520"/>
+      </w:pPr>
+      <w:r>
+        <w:rPr>
+          <w:rFonts w:ascii="宋体" w:hAnsi="宋体"/>
+          <w:sz w:val="26"/>
+        </w:rPr>
+        <w:t>步骤</w:t>
+      </w:r>
+      <w:r>
+        <w:rPr>
+          <w:rFonts w:ascii="宋体" w:hAnsi="宋体"/>
+          <w:sz w:val="26"/>
+        </w:rPr>
+        <w:t>6</w:t>
+      </w:r>
+      <w:r>
+        <w:rPr>
+          <w:rFonts w:ascii="宋体" w:hAnsi="宋体"/>
+          <w:sz w:val="26"/>
+        </w:rPr>
+        <w:t>：根据专家标注、历史任务结果、仿真推演结果或人工构建标签集生成摧毁目标集分类标签；</w:t>
       </w:r>
     </w:p>
     <w:p>
-      <w:pPr/>
-      <w:r>
-        <w:rPr>
-          <w:rFonts w:ascii="宋体" w:hAnsi="宋体" w:eastAsia="宋体"/>
-          <w:sz w:val="26"/>
-        </w:rPr>
-        <w:t>步骤7：输出摧毁目标集决策结果，并生成包括混淆矩阵、特征重要性、目标二维空间分布图、目标价值分布直方图、目标三维价值分布图以及与决策树和KNN模型的分类性能对比图在内的可视化评估结果。</w:t>
+      <w:pPr>
+        <w:spacing w:line="360" w:lineRule="auto"/>
+        <w:ind w:firstLine="520"/>
+      </w:pPr>
+      <w:r>
+        <w:rPr>
+          <w:rFonts w:ascii="宋体" w:hAnsi="宋体"/>
+          <w:sz w:val="26"/>
+        </w:rPr>
+        <w:t>步骤</w:t>
+      </w:r>
+      <w:r>
+        <w:rPr>
+          <w:rFonts w:ascii="宋体" w:hAnsi="宋体"/>
+          <w:sz w:val="26"/>
+        </w:rPr>
+        <w:t>7</w:t>
+      </w:r>
+      <w:r>
+        <w:rPr>
+          <w:rFonts w:ascii="宋体" w:hAnsi="宋体"/>
+          <w:sz w:val="26"/>
+        </w:rPr>
+        <w:t>：训练随机森林分类模型，并对待决策目标输出摧毁概率或分类标签；</w:t>
       </w:r>
     </w:p>
     <w:p>
-      <w:pPr/>
-      <w:r>
-        <w:rPr>
-          <w:rFonts w:ascii="宋体" w:hAnsi="宋体" w:eastAsia="宋体"/>
-          <w:sz w:val="26"/>
-        </w:rPr>
-        <w:t>步骤8：将随机森林输出的摧毁目标集作为后续目标分群、资源分配、杀伤链构建和打击次序规划的输入，使无人机集群任务规划仅围绕被判定为高优先级的目标展开。</w:t>
+      <w:pPr>
+        <w:spacing w:line="360" w:lineRule="auto"/>
+        <w:ind w:firstLine="520"/>
+      </w:pPr>
+      <w:r>
+        <w:rPr>
+          <w:rFonts w:ascii="宋体" w:hAnsi="宋体"/>
+          <w:sz w:val="26"/>
+        </w:rPr>
+        <w:t>步骤</w:t>
+      </w:r>
+      <w:r>
+        <w:rPr>
+          <w:rFonts w:ascii="宋体" w:hAnsi="宋体"/>
+          <w:sz w:val="26"/>
+        </w:rPr>
+        <w:t>8</w:t>
+      </w:r>
+      <w:r>
+        <w:rPr>
+          <w:rFonts w:ascii="宋体" w:hAnsi="宋体"/>
+          <w:sz w:val="26"/>
+        </w:rPr>
+        <w:t>：根据概率阈值或多数投票结果形成摧毁目标集和非摧毁目标集，并生成模型评估与可视化结果。</w:t>
       </w:r>
     </w:p>
     <w:p>
-      <w:pPr/>
-      <w:r>
-        <w:rPr>
-          <w:rFonts w:ascii="宋体" w:hAnsi="宋体" w:eastAsia="宋体"/>
-          <w:b w:val="0"/>
-          <w:sz w:val="26"/>
-        </w:rPr>
-        <w:t>附图说明</w:t>
+      <w:pPr>
+        <w:spacing w:line="360" w:lineRule="auto"/>
+        <w:ind w:firstLine="520"/>
+      </w:pPr>
+      <w:r>
+        <w:rPr>
+          <w:rFonts w:ascii="宋体" w:hAnsi="宋体"/>
+          <w:sz w:val="26"/>
+        </w:rPr>
+        <w:t>进一步地，所述步骤</w:t>
+      </w:r>
+      <w:r>
+        <w:rPr>
+          <w:rFonts w:ascii="宋体" w:hAnsi="宋体"/>
+          <w:sz w:val="26"/>
+        </w:rPr>
+        <w:t>1</w:t>
+      </w:r>
+      <w:r>
+        <w:rPr>
+          <w:rFonts w:ascii="宋体" w:hAnsi="宋体"/>
+          <w:sz w:val="26"/>
+        </w:rPr>
+        <w:t>具体为：设战场候选目标集合</w:t>
+      </w:r>
+      <w:r>
+        <w:rPr>
+          <w:rFonts w:ascii="宋体" w:hAnsi="宋体"/>
+          <w:sz w:val="26"/>
+        </w:rPr>
+        <w:t>T={t_i|i=1,2,...,n}</w:t>
+      </w:r>
+      <w:r>
+        <w:rPr>
+          <w:rFonts w:ascii="宋体" w:hAnsi="宋体"/>
+          <w:sz w:val="26"/>
+        </w:rPr>
+        <w:t>，其中</w:t>
+      </w:r>
+      <w:r>
+        <w:rPr>
+          <w:rFonts w:ascii="宋体" w:hAnsi="宋体"/>
+          <w:sz w:val="26"/>
+        </w:rPr>
+        <w:t>t_i=(id_i,p_i,c_i,v_i,d_i,u_i)</w:t>
+      </w:r>
+      <w:r>
+        <w:rPr>
+          <w:rFonts w:ascii="宋体" w:hAnsi="宋体"/>
+          <w:sz w:val="26"/>
+        </w:rPr>
+        <w:t>，</w:t>
+      </w:r>
+      <w:r>
+        <w:rPr>
+          <w:rFonts w:ascii="宋体" w:hAnsi="宋体"/>
+          <w:sz w:val="26"/>
+        </w:rPr>
+        <w:t>p_i=(x_i,y_i)</w:t>
+      </w:r>
+      <w:r>
+        <w:rPr>
+          <w:rFonts w:ascii="宋体" w:hAnsi="宋体"/>
+          <w:sz w:val="26"/>
+        </w:rPr>
+        <w:t>为目标位置，</w:t>
+      </w:r>
+      <w:r>
+        <w:rPr>
+          <w:rFonts w:ascii="宋体" w:hAnsi="宋体"/>
+          <w:sz w:val="26"/>
+        </w:rPr>
+        <w:t>c_i</w:t>
+      </w:r>
+      <w:r>
+        <w:rPr>
+          <w:rFonts w:ascii="宋体" w:hAnsi="宋体"/>
+          <w:sz w:val="26"/>
+        </w:rPr>
+        <w:t>为目标类型，</w:t>
+      </w:r>
+      <w:r>
+        <w:rPr>
+          <w:rFonts w:ascii="宋体" w:hAnsi="宋体"/>
+          <w:sz w:val="26"/>
+        </w:rPr>
+        <w:t>v_i</w:t>
+      </w:r>
+      <w:r>
+        <w:rPr>
+          <w:rFonts w:ascii="宋体" w:hAnsi="宋体"/>
+          <w:sz w:val="26"/>
+        </w:rPr>
+        <w:t>为战略价值，</w:t>
+      </w:r>
+      <w:r>
+        <w:rPr>
+          <w:rFonts w:ascii="宋体" w:hAnsi="宋体"/>
+          <w:sz w:val="26"/>
+        </w:rPr>
+        <w:t>d_i</w:t>
+      </w:r>
+      <w:r>
+        <w:rPr>
+          <w:rFonts w:ascii="宋体" w:hAnsi="宋体"/>
+          <w:sz w:val="26"/>
+        </w:rPr>
+        <w:t>为防御能力，</w:t>
+      </w:r>
+      <w:r>
+        <w:rPr>
+          <w:rFonts w:ascii="宋体" w:hAnsi="宋体"/>
+          <w:sz w:val="26"/>
+        </w:rPr>
+        <w:t>u_i</w:t>
+      </w:r>
+      <w:r>
+        <w:rPr>
+          <w:rFonts w:ascii="宋体" w:hAnsi="宋体"/>
+          <w:sz w:val="26"/>
+        </w:rPr>
+        <w:t>为威胁程度。根据目标类型将候选目标划分为高价值目标集合</w:t>
+      </w:r>
+      <w:r>
+        <w:rPr>
+          <w:rFonts w:ascii="宋体" w:hAnsi="宋体"/>
+          <w:sz w:val="26"/>
+        </w:rPr>
+        <w:t>H</w:t>
+      </w:r>
+      <w:r>
+        <w:rPr>
+          <w:rFonts w:ascii="宋体" w:hAnsi="宋体"/>
+          <w:sz w:val="26"/>
+        </w:rPr>
+        <w:t>和防御阵地集合</w:t>
+      </w:r>
+      <w:r>
+        <w:rPr>
+          <w:rFonts w:ascii="宋体" w:hAnsi="宋体"/>
+          <w:sz w:val="26"/>
+        </w:rPr>
+        <w:t>D</w:t>
+      </w:r>
+      <w:r>
+        <w:rPr>
+          <w:rFonts w:ascii="宋体" w:hAnsi="宋体"/>
+          <w:sz w:val="26"/>
+        </w:rPr>
+        <w:t>，并设参考位置</w:t>
+      </w:r>
+      <w:r>
+        <w:rPr>
+          <w:rFonts w:ascii="宋体" w:hAnsi="宋体"/>
+          <w:sz w:val="26"/>
+        </w:rPr>
+        <w:t>p_0=(x_0,y_0)</w:t>
+      </w:r>
+      <w:r>
+        <w:rPr>
+          <w:rFonts w:ascii="宋体" w:hAnsi="宋体"/>
+          <w:sz w:val="26"/>
+        </w:rPr>
+        <w:t>。</w:t>
       </w:r>
     </w:p>
     <w:p>
-      <w:pPr/>
-      <w:r>
-        <w:rPr>
-          <w:rFonts w:ascii="宋体" w:hAnsi="宋体" w:eastAsia="宋体"/>
-          <w:sz w:val="26"/>
-        </w:rPr>
-        <w:t>图1为本发明RF摧毁目标集决策整体流程图。</w:t>
+      <w:pPr>
+        <w:spacing w:line="360" w:lineRule="auto"/>
+        <w:ind w:firstLine="520"/>
+      </w:pPr>
+      <w:r>
+        <w:rPr>
+          <w:rFonts w:ascii="宋体" w:hAnsi="宋体"/>
+          <w:sz w:val="26"/>
+        </w:rPr>
+        <w:t>进一步地，所述步骤</w:t>
+      </w:r>
+      <w:r>
+        <w:rPr>
+          <w:rFonts w:ascii="宋体" w:hAnsi="宋体"/>
+          <w:sz w:val="26"/>
+        </w:rPr>
+        <w:t>3</w:t>
+      </w:r>
+      <w:r>
+        <w:rPr>
+          <w:rFonts w:ascii="宋体" w:hAnsi="宋体"/>
+          <w:sz w:val="26"/>
+        </w:rPr>
+        <w:t>具体为：对于任一防御阵地</w:t>
+      </w:r>
+      <w:r>
+        <w:rPr>
+          <w:rFonts w:ascii="宋体" w:hAnsi="宋体"/>
+          <w:sz w:val="26"/>
+        </w:rPr>
+        <w:t>t_j∈D</w:t>
+      </w:r>
+      <w:r>
+        <w:rPr>
+          <w:rFonts w:ascii="宋体" w:hAnsi="宋体"/>
+          <w:sz w:val="26"/>
+        </w:rPr>
+        <w:t>和高价值目标</w:t>
+      </w:r>
+      <w:r>
+        <w:rPr>
+          <w:rFonts w:ascii="宋体" w:hAnsi="宋体"/>
+          <w:sz w:val="26"/>
+        </w:rPr>
+        <w:t>t_i∈H</w:t>
+      </w:r>
+      <w:r>
+        <w:rPr>
+          <w:rFonts w:ascii="宋体" w:hAnsi="宋体"/>
+          <w:sz w:val="26"/>
+        </w:rPr>
+        <w:t>，计算二者空间距离：</w:t>
       </w:r>
     </w:p>
     <w:p>
-      <w:pPr/>
-      <w:r>
-        <w:rPr>
-          <w:rFonts w:ascii="宋体" w:hAnsi="宋体" w:eastAsia="宋体"/>
-          <w:sz w:val="26"/>
-        </w:rPr>
-        <w:t>图2为本发明目标态势特征构建流程图。</w:t>
-      </w:r>
+      <w:pPr>
+        <w:spacing w:line="360" w:lineRule="auto"/>
+        <w:jc w:val="center"/>
+      </w:pPr>
+      <m:oMathPara>
+        <m:oMath>
+          <m:sSub>
+            <m:sSubPr>
+              <m:ctrlPr>
+                <w:rPr>
+                  <w:rFonts w:ascii="Cambria Math" w:hAnsi="Cambria Math"/>
+                  <w:i/>
+                </w:rPr>
+              </m:ctrlPr>
+            </m:sSubPr>
+            <m:e>
+              <m:r>
+                <w:rPr>
+                  <w:rFonts w:ascii="Cambria Math" w:hAnsi="Cambria Math"/>
+                </w:rPr>
+                <m:t>l</m:t>
+              </m:r>
+            </m:e>
+            <m:sub>
+              <m:r>
+                <w:rPr>
+                  <w:rFonts w:ascii="Cambria Math" w:hAnsi="Cambria Math"/>
+                </w:rPr>
+                <m:t>j</m:t>
+              </m:r>
+            </m:sub>
+          </m:sSub>
+          <m:r>
+            <w:rPr>
+              <w:rFonts w:ascii="Cambria Math" w:hAnsi="Cambria Math"/>
+            </w:rPr>
+            <m:t>i=sqrt</m:t>
+          </m:r>
+          <m:d>
+            <m:dPr>
+              <m:ctrlPr>
+                <w:rPr>
+                  <w:rFonts w:ascii="Cambria Math" w:hAnsi="Cambria Math"/>
+                  <w:i/>
+                </w:rPr>
+              </m:ctrlPr>
+            </m:dPr>
+            <m:e>
+              <m:sSup>
+                <m:sSupPr>
+                  <m:ctrlPr>
+                    <w:rPr>
+                      <w:rFonts w:ascii="Cambria Math" w:hAnsi="Cambria Math"/>
+                      <w:i/>
+                    </w:rPr>
+                  </m:ctrlPr>
+                </m:sSupPr>
+                <m:e>
+                  <m:d>
+                    <m:dPr>
+                      <m:ctrlPr>
+                        <w:rPr>
+                          <w:rFonts w:ascii="Cambria Math" w:hAnsi="Cambria Math"/>
+                          <w:i/>
+                        </w:rPr>
+                      </m:ctrlPr>
+                    </m:dPr>
+                    <m:e>
+                      <m:sSub>
+                        <m:sSubPr>
+                          <m:ctrlPr>
+                            <w:rPr>
+                              <w:rFonts w:ascii="Cambria Math" w:hAnsi="Cambria Math"/>
+                              <w:i/>
+                            </w:rPr>
+                          </m:ctrlPr>
+                        </m:sSubPr>
+                        <m:e>
+                          <m:r>
+                            <w:rPr>
+                              <w:rFonts w:ascii="Cambria Math" w:hAnsi="Cambria Math"/>
+                            </w:rPr>
+                            <m:t>x</m:t>
+                          </m:r>
+                        </m:e>
+                        <m:sub>
+                          <m:r>
+                            <w:rPr>
+                              <w:rFonts w:ascii="Cambria Math" w:hAnsi="Cambria Math"/>
+                            </w:rPr>
+                            <m:t>j</m:t>
+                          </m:r>
+                        </m:sub>
+                      </m:sSub>
+                      <m:r>
+                        <w:rPr>
+                          <w:rFonts w:ascii="Cambria Math" w:hAnsi="Cambria Math"/>
+                        </w:rPr>
+                        <m:t>-</m:t>
+                      </m:r>
+                      <m:sSub>
+                        <m:sSubPr>
+                          <m:ctrlPr>
+                            <w:rPr>
+                              <w:rFonts w:ascii="Cambria Math" w:hAnsi="Cambria Math"/>
+                              <w:i/>
+                            </w:rPr>
+                          </m:ctrlPr>
+                        </m:sSubPr>
+                        <m:e>
+                          <m:r>
+                            <w:rPr>
+                              <w:rFonts w:ascii="Cambria Math" w:hAnsi="Cambria Math"/>
+                            </w:rPr>
+                            <m:t>x</m:t>
+                          </m:r>
+                        </m:e>
+                        <m:sub>
+                          <m:r>
+                            <w:rPr>
+                              <w:rFonts w:ascii="Cambria Math" w:hAnsi="Cambria Math"/>
+                            </w:rPr>
+                            <m:t>i</m:t>
+                          </m:r>
+                        </m:sub>
+                      </m:sSub>
+                    </m:e>
+                  </m:d>
+                </m:e>
+                <m:sup>
+                  <m:r>
+                    <w:rPr>
+                      <w:rFonts w:ascii="Cambria Math" w:hAnsi="Cambria Math"/>
+                    </w:rPr>
+                    <m:t>2</m:t>
+                  </m:r>
+                </m:sup>
+              </m:sSup>
+              <m:r>
+                <w:rPr>
+                  <w:rFonts w:ascii="Cambria Math" w:hAnsi="Cambria Math"/>
+                </w:rPr>
+                <m:t>+</m:t>
+              </m:r>
+              <m:sSup>
+                <m:sSupPr>
+                  <m:ctrlPr>
+                    <w:rPr>
+                      <w:rFonts w:ascii="Cambria Math" w:hAnsi="Cambria Math"/>
+                      <w:i/>
+                    </w:rPr>
+                  </m:ctrlPr>
+                </m:sSupPr>
+                <m:e>
+                  <m:d>
+                    <m:dPr>
+                      <m:ctrlPr>
+                        <w:rPr>
+                          <w:rFonts w:ascii="Cambria Math" w:hAnsi="Cambria Math"/>
+                          <w:i/>
+                        </w:rPr>
+                      </m:ctrlPr>
+                    </m:dPr>
+                    <m:e>
+                      <m:sSub>
+                        <m:sSubPr>
+                          <m:ctrlPr>
+                            <w:rPr>
+                              <w:rFonts w:ascii="Cambria Math" w:hAnsi="Cambria Math"/>
+                              <w:i/>
+                            </w:rPr>
+                          </m:ctrlPr>
+                        </m:sSubPr>
+                        <m:e>
+                          <m:r>
+                            <w:rPr>
+                              <w:rFonts w:ascii="Cambria Math" w:hAnsi="Cambria Math"/>
+                            </w:rPr>
+                            <m:t>y</m:t>
+                          </m:r>
+                        </m:e>
+                        <m:sub>
+                          <m:r>
+                            <w:rPr>
+                              <w:rFonts w:ascii="Cambria Math" w:hAnsi="Cambria Math"/>
+                            </w:rPr>
+                            <m:t>j</m:t>
+                          </m:r>
+                        </m:sub>
+                      </m:sSub>
+                      <m:r>
+                        <w:rPr>
+                          <w:rFonts w:ascii="Cambria Math" w:hAnsi="Cambria Math"/>
+                        </w:rPr>
+                        <m:t>-</m:t>
+                      </m:r>
+                      <m:sSub>
+                        <m:sSubPr>
+                          <m:ctrlPr>
+                            <w:rPr>
+                              <w:rFonts w:ascii="Cambria Math" w:hAnsi="Cambria Math"/>
+                              <w:i/>
+                            </w:rPr>
+                          </m:ctrlPr>
+                        </m:sSubPr>
+                        <m:e>
+                          <m:r>
+                            <w:rPr>
+                              <w:rFonts w:ascii="Cambria Math" w:hAnsi="Cambria Math"/>
+                            </w:rPr>
+                            <m:t>y</m:t>
+                          </m:r>
+                        </m:e>
+                        <m:sub>
+                          <m:r>
+                            <w:rPr>
+                              <w:rFonts w:ascii="Cambria Math" w:hAnsi="Cambria Math"/>
+                            </w:rPr>
+                            <m:t>i</m:t>
+                          </m:r>
+                        </m:sub>
+                      </m:sSub>
+                    </m:e>
+                  </m:d>
+                </m:e>
+                <m:sup>
+                  <m:r>
+                    <w:rPr>
+                      <w:rFonts w:ascii="Cambria Math" w:hAnsi="Cambria Math"/>
+                    </w:rPr>
+                    <m:t>2</m:t>
+                  </m:r>
+                </m:sup>
+              </m:sSup>
+            </m:e>
+          </m:d>
+        </m:oMath>
+      </m:oMathPara>
     </w:p>
     <w:p>
-      <w:pPr/>
-      <w:r>
-        <w:rPr>
-          <w:rFonts w:ascii="宋体" w:hAnsi="宋体" w:eastAsia="宋体"/>
-          <w:sz w:val="26"/>
-        </w:rPr>
-        <w:t>图3为本发明随机森林训练与推理流程图。</w:t>
+      <w:pPr>
+        <w:spacing w:line="360" w:lineRule="auto"/>
+        <w:ind w:firstLine="520"/>
+      </w:pPr>
+      <w:r>
+        <w:rPr>
+          <w:rFonts w:ascii="宋体" w:hAnsi="宋体"/>
+          <w:sz w:val="26"/>
+        </w:rPr>
+        <w:t>当</w:t>
+      </w:r>
+      <w:r>
+        <w:rPr>
+          <w:rFonts w:ascii="宋体" w:hAnsi="宋体"/>
+          <w:sz w:val="26"/>
+        </w:rPr>
+        <w:t>l_ji≤R_j</w:t>
+      </w:r>
+      <w:r>
+        <w:rPr>
+          <w:rFonts w:ascii="宋体" w:hAnsi="宋体"/>
+          <w:sz w:val="26"/>
+        </w:rPr>
+        <w:t>时，判定目标</w:t>
+      </w:r>
+      <w:r>
+        <w:rPr>
+          <w:rFonts w:ascii="宋体" w:hAnsi="宋体"/>
+          <w:sz w:val="26"/>
+        </w:rPr>
+        <w:t>t_i</w:t>
+      </w:r>
+      <w:r>
+        <w:rPr>
+          <w:rFonts w:ascii="宋体" w:hAnsi="宋体"/>
+          <w:sz w:val="26"/>
+        </w:rPr>
+        <w:t>处于防御阵地</w:t>
+      </w:r>
+      <w:r>
+        <w:rPr>
+          <w:rFonts w:ascii="宋体" w:hAnsi="宋体"/>
+          <w:sz w:val="26"/>
+        </w:rPr>
+        <w:t>t_j</w:t>
+      </w:r>
+      <w:r>
+        <w:rPr>
+          <w:rFonts w:ascii="宋体" w:hAnsi="宋体"/>
+          <w:sz w:val="26"/>
+        </w:rPr>
+        <w:t>作用半径内，令</w:t>
+      </w:r>
+      <w:r>
+        <w:rPr>
+          <w:rFonts w:ascii="宋体" w:hAnsi="宋体"/>
+          <w:sz w:val="26"/>
+        </w:rPr>
+        <w:t>I_ji=1</w:t>
+      </w:r>
+      <w:r>
+        <w:rPr>
+          <w:rFonts w:ascii="宋体" w:hAnsi="宋体"/>
+          <w:sz w:val="26"/>
+        </w:rPr>
+        <w:t>，否则</w:t>
+      </w:r>
+      <w:r>
+        <w:rPr>
+          <w:rFonts w:ascii="宋体" w:hAnsi="宋体"/>
+          <w:sz w:val="26"/>
+        </w:rPr>
+        <w:t>I_ji=0</w:t>
+      </w:r>
+      <w:r>
+        <w:rPr>
+          <w:rFonts w:ascii="宋体" w:hAnsi="宋体"/>
+          <w:sz w:val="26"/>
+        </w:rPr>
+        <w:t>；根据覆盖该目标的防御阵地防御能力修正高价值目标防御能力，并根据受保护高价值目标战略价值修正防御阵地重要程度：</w:t>
       </w:r>
     </w:p>
     <w:p>
-      <w:pPr/>
-      <w:r>
-        <w:rPr>
-          <w:rFonts w:ascii="宋体" w:hAnsi="宋体" w:eastAsia="宋体"/>
-          <w:sz w:val="26"/>
-        </w:rPr>
-        <w:t>图4为本发明摧毁目标集与非摧毁目标集三维分布示意图。</w:t>
-      </w:r>
+      <w:pPr>
+        <w:spacing w:line="360" w:lineRule="auto"/>
+        <w:jc w:val="center"/>
+      </w:pPr>
+      <m:oMathPara>
+        <m:oMath>
+          <m:sSubSup>
+            <m:sSubSupPr>
+              <m:ctrlPr>
+                <w:rPr>
+                  <w:rFonts w:ascii="Cambria Math" w:hAnsi="Cambria Math"/>
+                  <w:i/>
+                </w:rPr>
+              </m:ctrlPr>
+            </m:sSubSupPr>
+            <m:e>
+              <m:r>
+                <w:rPr>
+                  <w:rFonts w:ascii="Cambria Math" w:hAnsi="Cambria Math"/>
+                </w:rPr>
+                <m:t>d</m:t>
+              </m:r>
+            </m:e>
+            <m:sub>
+              <m:r>
+                <w:rPr>
+                  <w:rFonts w:ascii="Cambria Math" w:hAnsi="Cambria Math"/>
+                </w:rPr>
+                <m:t>i</m:t>
+              </m:r>
+            </m:sub>
+            <m:sup>
+              <m:r>
+                <w:rPr>
+                  <w:rFonts w:ascii="Cambria Math" w:hAnsi="Cambria Math"/>
+                </w:rPr>
+                <m:t>a</m:t>
+              </m:r>
+            </m:sup>
+          </m:sSubSup>
+          <m:r>
+            <w:rPr>
+              <w:rFonts w:ascii="Cambria Math" w:hAnsi="Cambria Math"/>
+            </w:rPr>
+            <m:t>=max</m:t>
+          </m:r>
+          <m:d>
+            <m:dPr>
+              <m:ctrlPr>
+                <w:rPr>
+                  <w:rFonts w:ascii="Cambria Math" w:hAnsi="Cambria Math"/>
+                  <w:i/>
+                </w:rPr>
+              </m:ctrlPr>
+            </m:dPr>
+            <m:e>
+              <m:sSub>
+                <m:sSubPr>
+                  <m:ctrlPr>
+                    <w:rPr>
+                      <w:rFonts w:ascii="Cambria Math" w:hAnsi="Cambria Math"/>
+                      <w:i/>
+                    </w:rPr>
+                  </m:ctrlPr>
+                </m:sSubPr>
+                <m:e>
+                  <m:r>
+                    <w:rPr>
+                      <w:rFonts w:ascii="Cambria Math" w:hAnsi="Cambria Math"/>
+                    </w:rPr>
+                    <m:t>d</m:t>
+                  </m:r>
+                </m:e>
+                <m:sub>
+                  <m:r>
+                    <w:rPr>
+                      <w:rFonts w:ascii="Cambria Math" w:hAnsi="Cambria Math"/>
+                    </w:rPr>
+                    <m:t>i</m:t>
+                  </m:r>
+                </m:sub>
+              </m:sSub>
+              <m:r>
+                <w:rPr>
+                  <w:rFonts w:ascii="Cambria Math" w:hAnsi="Cambria Math"/>
+                </w:rPr>
+                <m:t>,ma</m:t>
+              </m:r>
+              <m:sSub>
+                <m:sSubPr>
+                  <m:ctrlPr>
+                    <w:rPr>
+                      <w:rFonts w:ascii="Cambria Math" w:hAnsi="Cambria Math"/>
+                      <w:i/>
+                    </w:rPr>
+                  </m:ctrlPr>
+                </m:sSubPr>
+                <m:e>
+                  <m:r>
+                    <w:rPr>
+                      <w:rFonts w:ascii="Cambria Math" w:hAnsi="Cambria Math"/>
+                    </w:rPr>
+                    <m:t>x</m:t>
+                  </m:r>
+                </m:e>
+                <m:sub>
+                  <m:r>
+                    <w:rPr>
+                      <w:rFonts w:ascii="Cambria Math" w:hAnsi="Cambria Math"/>
+                    </w:rPr>
+                    <m:t>jinD</m:t>
+                  </m:r>
+                </m:sub>
+              </m:sSub>
+              <m:d>
+                <m:dPr>
+                  <m:ctrlPr>
+                    <w:rPr>
+                      <w:rFonts w:ascii="Cambria Math" w:hAnsi="Cambria Math"/>
+                      <w:i/>
+                    </w:rPr>
+                  </m:ctrlPr>
+                </m:dPr>
+                <m:e>
+                  <m:sSub>
+                    <m:sSubPr>
+                      <m:ctrlPr>
+                        <w:rPr>
+                          <w:rFonts w:ascii="Cambria Math" w:hAnsi="Cambria Math"/>
+                          <w:i/>
+                        </w:rPr>
+                      </m:ctrlPr>
+                    </m:sSubPr>
+                    <m:e>
+                      <m:r>
+                        <w:rPr>
+                          <w:rFonts w:ascii="Cambria Math" w:hAnsi="Cambria Math"/>
+                        </w:rPr>
+                        <m:t>I</m:t>
+                      </m:r>
+                    </m:e>
+                    <m:sub>
+                      <m:r>
+                        <w:rPr>
+                          <w:rFonts w:ascii="Cambria Math" w:hAnsi="Cambria Math"/>
+                        </w:rPr>
+                        <m:t>j</m:t>
+                      </m:r>
+                    </m:sub>
+                  </m:sSub>
+                  <m:r>
+                    <w:rPr>
+                      <w:rFonts w:ascii="Cambria Math" w:hAnsi="Cambria Math"/>
+                    </w:rPr>
+                    <m:t>i</m:t>
+                  </m:r>
+                  <m:sSub>
+                    <m:sSubPr>
+                      <m:ctrlPr>
+                        <w:rPr>
+                          <w:rFonts w:ascii="Cambria Math" w:hAnsi="Cambria Math"/>
+                          <w:i/>
+                        </w:rPr>
+                      </m:ctrlPr>
+                    </m:sSubPr>
+                    <m:e>
+                      <m:r>
+                        <w:rPr>
+                          <w:rFonts w:ascii="Cambria Math" w:hAnsi="Cambria Math"/>
+                        </w:rPr>
+                        <m:t>d</m:t>
+                      </m:r>
+                    </m:e>
+                    <m:sub>
+                      <m:r>
+                        <w:rPr>
+                          <w:rFonts w:ascii="Cambria Math" w:hAnsi="Cambria Math"/>
+                        </w:rPr>
+                        <m:t>j</m:t>
+                      </m:r>
+                    </m:sub>
+                  </m:sSub>
+                </m:e>
+              </m:d>
+            </m:e>
+          </m:d>
+        </m:oMath>
+      </m:oMathPara>
     </w:p>
     <w:p>
-      <w:pPr/>
-      <w:r>
-        <w:rPr>
-          <w:rFonts w:ascii="宋体" w:hAnsi="宋体" w:eastAsia="宋体"/>
-          <w:sz w:val="26"/>
-        </w:rPr>
-        <w:t>图5为本发明RF与决策树、KNN分类性能对比图。</w:t>
-      </w:r>
+      <w:pPr>
+        <w:spacing w:line="360" w:lineRule="auto"/>
+        <w:jc w:val="center"/>
+      </w:pPr>
+      <m:oMathPara>
+        <m:oMath>
+          <m:sSubSup>
+            <m:sSubSupPr>
+              <m:ctrlPr>
+                <w:rPr>
+                  <w:rFonts w:ascii="Cambria Math" w:hAnsi="Cambria Math"/>
+                  <w:i/>
+                </w:rPr>
+              </m:ctrlPr>
+            </m:sSubSupPr>
+            <m:e>
+              <m:r>
+                <w:rPr>
+                  <w:rFonts w:ascii="Cambria Math" w:hAnsi="Cambria Math"/>
+                </w:rPr>
+                <m:t>v</m:t>
+              </m:r>
+            </m:e>
+            <m:sub>
+              <m:r>
+                <w:rPr>
+                  <w:rFonts w:ascii="Cambria Math" w:hAnsi="Cambria Math"/>
+                </w:rPr>
+                <m:t>j</m:t>
+              </m:r>
+            </m:sub>
+            <m:sup>
+              <m:r>
+                <w:rPr>
+                  <w:rFonts w:ascii="Cambria Math" w:hAnsi="Cambria Math"/>
+                </w:rPr>
+                <m:t>a</m:t>
+              </m:r>
+            </m:sup>
+          </m:sSubSup>
+          <m:r>
+            <w:rPr>
+              <w:rFonts w:ascii="Cambria Math" w:hAnsi="Cambria Math"/>
+            </w:rPr>
+            <m:t>=</m:t>
+          </m:r>
+          <m:sSub>
+            <m:sSubPr>
+              <m:ctrlPr>
+                <w:rPr>
+                  <w:rFonts w:ascii="Cambria Math" w:hAnsi="Cambria Math"/>
+                  <w:i/>
+                </w:rPr>
+              </m:ctrlPr>
+            </m:sSubPr>
+            <m:e>
+              <m:r>
+                <w:rPr>
+                  <w:rFonts w:ascii="Cambria Math" w:hAnsi="Cambria Math"/>
+                </w:rPr>
+                <m:t>v</m:t>
+              </m:r>
+            </m:e>
+            <m:sub>
+              <m:r>
+                <w:rPr>
+                  <w:rFonts w:ascii="Cambria Math" w:hAnsi="Cambria Math"/>
+                </w:rPr>
+                <m:t>j</m:t>
+              </m:r>
+            </m:sub>
+          </m:sSub>
+          <m:r>
+            <w:rPr>
+              <w:rFonts w:ascii="Cambria Math" w:hAnsi="Cambria Math"/>
+            </w:rPr>
+            <m:t>+rhosu</m:t>
+          </m:r>
+          <m:sSub>
+            <m:sSubPr>
+              <m:ctrlPr>
+                <w:rPr>
+                  <w:rFonts w:ascii="Cambria Math" w:hAnsi="Cambria Math"/>
+                  <w:i/>
+                </w:rPr>
+              </m:ctrlPr>
+            </m:sSubPr>
+            <m:e>
+              <m:r>
+                <w:rPr>
+                  <w:rFonts w:ascii="Cambria Math" w:hAnsi="Cambria Math"/>
+                </w:rPr>
+                <m:t>m</m:t>
+              </m:r>
+            </m:e>
+            <m:sub>
+              <m:r>
+                <w:rPr>
+                  <w:rFonts w:ascii="Cambria Math" w:hAnsi="Cambria Math"/>
+                </w:rPr>
+                <m:t>iinH</m:t>
+              </m:r>
+            </m:sub>
+          </m:sSub>
+          <m:sSub>
+            <m:sSubPr>
+              <m:ctrlPr>
+                <w:rPr>
+                  <w:rFonts w:ascii="Cambria Math" w:hAnsi="Cambria Math"/>
+                  <w:i/>
+                </w:rPr>
+              </m:ctrlPr>
+            </m:sSubPr>
+            <m:e>
+              <m:r>
+                <w:rPr>
+                  <w:rFonts w:ascii="Cambria Math" w:hAnsi="Cambria Math"/>
+                </w:rPr>
+                <m:t>I</m:t>
+              </m:r>
+            </m:e>
+            <m:sub>
+              <m:r>
+                <w:rPr>
+                  <w:rFonts w:ascii="Cambria Math" w:hAnsi="Cambria Math"/>
+                </w:rPr>
+                <m:t>j</m:t>
+              </m:r>
+            </m:sub>
+          </m:sSub>
+          <m:r>
+            <w:rPr>
+              <w:rFonts w:ascii="Cambria Math" w:hAnsi="Cambria Math"/>
+            </w:rPr>
+            <m:t>i</m:t>
+          </m:r>
+          <m:sSub>
+            <m:sSubPr>
+              <m:ctrlPr>
+                <w:rPr>
+                  <w:rFonts w:ascii="Cambria Math" w:hAnsi="Cambria Math"/>
+                  <w:i/>
+                </w:rPr>
+              </m:ctrlPr>
+            </m:sSubPr>
+            <m:e>
+              <m:r>
+                <w:rPr>
+                  <w:rFonts w:ascii="Cambria Math" w:hAnsi="Cambria Math"/>
+                </w:rPr>
+                <m:t>v</m:t>
+              </m:r>
+            </m:e>
+            <m:sub>
+              <m:r>
+                <w:rPr>
+                  <w:rFonts w:ascii="Cambria Math" w:hAnsi="Cambria Math"/>
+                </w:rPr>
+                <m:t>i</m:t>
+              </m:r>
+            </m:sub>
+          </m:sSub>
+        </m:oMath>
+      </m:oMathPara>
     </w:p>
     <w:p>
-      <w:pPr/>
-      <w:r>
-        <w:rPr>
-          <w:rFonts w:ascii="宋体" w:hAnsi="宋体" w:eastAsia="宋体"/>
-          <w:b w:val="0"/>
-          <w:sz w:val="26"/>
-        </w:rPr>
-        <w:t>具体实施方式</w:t>
+      <w:pPr>
+        <w:spacing w:line="360" w:lineRule="auto"/>
+        <w:ind w:firstLine="520"/>
+      </w:pPr>
+      <w:r>
+        <w:rPr>
+          <w:rFonts w:ascii="宋体" w:hAnsi="宋体"/>
+          <w:sz w:val="26"/>
+        </w:rPr>
+        <w:t>式中，</w:t>
+      </w:r>
+      <w:r>
+        <w:rPr>
+          <w:rFonts w:ascii="宋体" w:hAnsi="宋体"/>
+          <w:sz w:val="26"/>
+        </w:rPr>
+        <w:t>d_i^a</w:t>
+      </w:r>
+      <w:r>
+        <w:rPr>
+          <w:rFonts w:ascii="宋体" w:hAnsi="宋体"/>
+          <w:sz w:val="26"/>
+        </w:rPr>
+        <w:t>为修正防御能力，</w:t>
+      </w:r>
+      <w:r>
+        <w:rPr>
+          <w:rFonts w:ascii="宋体" w:hAnsi="宋体"/>
+          <w:sz w:val="26"/>
+        </w:rPr>
+        <w:t>v_j^a</w:t>
+      </w:r>
+      <w:r>
+        <w:rPr>
+          <w:rFonts w:ascii="宋体" w:hAnsi="宋体"/>
+          <w:sz w:val="26"/>
+        </w:rPr>
+        <w:t>为修正重要程度，</w:t>
+      </w:r>
+      <w:r>
+        <w:rPr>
+          <w:rFonts w:ascii="宋体" w:hAnsi="宋体"/>
+          <w:sz w:val="26"/>
+        </w:rPr>
+        <w:t>rho</w:t>
+      </w:r>
+      <w:r>
+        <w:rPr>
+          <w:rFonts w:ascii="宋体" w:hAnsi="宋体"/>
+          <w:sz w:val="26"/>
+        </w:rPr>
+        <w:t>为重要程度修正系数。</w:t>
       </w:r>
     </w:p>
     <w:p>
-      <w:pPr/>
-      <w:r>
-        <w:rPr>
-          <w:rFonts w:ascii="宋体" w:hAnsi="宋体" w:eastAsia="宋体"/>
-          <w:sz w:val="26"/>
-        </w:rPr>
-        <w:t>下面结合实施例对本发明作进一步说明。应当理解，以下实施例仅用于说明本发明，而非用于限定本发明的保护范围。凡在本发明思想下对目标特征、模型参数、评价指标或可视化方式进行等同替换的技术方案，均应落入本发明的保护范围。</w:t>
+      <w:pPr>
+        <w:spacing w:line="360" w:lineRule="auto"/>
+        <w:ind w:firstLine="520"/>
+      </w:pPr>
+      <w:r>
+        <w:rPr>
+          <w:rFonts w:ascii="宋体" w:hAnsi="宋体"/>
+          <w:sz w:val="26"/>
+        </w:rPr>
+        <w:t>进一步地，所述步骤</w:t>
+      </w:r>
+      <w:r>
+        <w:rPr>
+          <w:rFonts w:ascii="宋体" w:hAnsi="宋体"/>
+          <w:sz w:val="26"/>
+        </w:rPr>
+        <w:t>4</w:t>
+      </w:r>
+      <w:r>
+        <w:rPr>
+          <w:rFonts w:ascii="宋体" w:hAnsi="宋体"/>
+          <w:sz w:val="26"/>
+        </w:rPr>
+        <w:t>具体为：计算目标</w:t>
+      </w:r>
+      <w:r>
+        <w:rPr>
+          <w:rFonts w:ascii="宋体" w:hAnsi="宋体"/>
+          <w:sz w:val="26"/>
+        </w:rPr>
+        <w:t>t_i</w:t>
+      </w:r>
+      <w:r>
+        <w:rPr>
+          <w:rFonts w:ascii="宋体" w:hAnsi="宋体"/>
+          <w:sz w:val="26"/>
+        </w:rPr>
+        <w:t>到参考位置</w:t>
+      </w:r>
+      <w:r>
+        <w:rPr>
+          <w:rFonts w:ascii="宋体" w:hAnsi="宋体"/>
+          <w:sz w:val="26"/>
+        </w:rPr>
+        <w:t>p_0</w:t>
+      </w:r>
+      <w:r>
+        <w:rPr>
+          <w:rFonts w:ascii="宋体" w:hAnsi="宋体"/>
+          <w:sz w:val="26"/>
+        </w:rPr>
+        <w:t>的距离</w:t>
+      </w:r>
+      <w:r>
+        <w:rPr>
+          <w:rFonts w:ascii="宋体" w:hAnsi="宋体"/>
+          <w:sz w:val="26"/>
+        </w:rPr>
+        <w:t>r_i</w:t>
+      </w:r>
+      <w:r>
+        <w:rPr>
+          <w:rFonts w:ascii="宋体" w:hAnsi="宋体"/>
+          <w:sz w:val="26"/>
+        </w:rPr>
+        <w:t>和方位角</w:t>
+      </w:r>
+      <w:r>
+        <w:rPr>
+          <w:rFonts w:ascii="宋体" w:hAnsi="宋体"/>
+          <w:sz w:val="26"/>
+        </w:rPr>
+        <w:t>theta_i</w:t>
+      </w:r>
+      <w:r>
+        <w:rPr>
+          <w:rFonts w:ascii="宋体" w:hAnsi="宋体"/>
+          <w:sz w:val="26"/>
+        </w:rPr>
+        <w:t>，并将距离归一化得到</w:t>
+      </w:r>
+      <w:r>
+        <w:rPr>
+          <w:rFonts w:ascii="宋体" w:hAnsi="宋体"/>
+          <w:sz w:val="26"/>
+        </w:rPr>
+        <w:t>r_i'</w:t>
+      </w:r>
+      <w:r>
+        <w:rPr>
+          <w:rFonts w:ascii="宋体" w:hAnsi="宋体"/>
+          <w:sz w:val="26"/>
+        </w:rPr>
+        <w:t>；基于修正防御能力、修正重要程度、归一化距离和方位角构建目标原始综合评分：</w:t>
       </w:r>
     </w:p>
     <w:p>
-      <w:pPr/>
-      <w:r>
-        <w:rPr>
-          <w:rFonts w:ascii="宋体" w:hAnsi="宋体" w:eastAsia="宋体"/>
-          <w:sz w:val="26"/>
-        </w:rPr>
-        <w:t>在一种实施例中，首先读取无人机集群对地目标任务中的目标态势数据，目标属性包括目标编号、二维坐标、目标类型、防御能力和战略价值。目标类型可包括高价值目标和防御阵地。防御阵地对高价值目标具有覆盖保护作用，当高价值目标位于防御阵地预设影响半径内时，将该防御阵地的防御能力用于修正高价值目标的防御属性，并根据被覆盖高价值目标的战略价值修正防御阵地的重要程度。</w:t>
-      </w:r>
+      <w:pPr>
+        <w:spacing w:line="360" w:lineRule="auto"/>
+        <w:jc w:val="center"/>
+      </w:pPr>
+      <m:oMathPara>
+        <m:oMath>
+          <m:sSubSup>
+            <m:sSubSupPr>
+              <m:ctrlPr>
+                <w:rPr>
+                  <w:rFonts w:ascii="Cambria Math" w:hAnsi="Cambria Math"/>
+                  <w:i/>
+                </w:rPr>
+              </m:ctrlPr>
+            </m:sSubSupPr>
+            <m:e>
+              <m:r>
+                <w:rPr>
+                  <w:rFonts w:ascii="Cambria Math" w:hAnsi="Cambria Math"/>
+                </w:rPr>
+                <m:t>s</m:t>
+              </m:r>
+            </m:e>
+            <m:sub>
+              <m:r>
+                <w:rPr>
+                  <w:rFonts w:ascii="Cambria Math" w:hAnsi="Cambria Math"/>
+                </w:rPr>
+                <m:t>i</m:t>
+              </m:r>
+            </m:sub>
+            <m:sup>
+              <m:r>
+                <w:rPr>
+                  <w:rFonts w:ascii="Cambria Math" w:hAnsi="Cambria Math"/>
+                </w:rPr>
+                <m:t>0</m:t>
+              </m:r>
+            </m:sup>
+          </m:sSubSup>
+          <m:r>
+            <w:rPr>
+              <w:rFonts w:ascii="Cambria Math" w:hAnsi="Cambria Math"/>
+            </w:rPr>
+            <m:t>=lambd</m:t>
+          </m:r>
+          <m:sSub>
+            <m:sSubPr>
+              <m:ctrlPr>
+                <w:rPr>
+                  <w:rFonts w:ascii="Cambria Math" w:hAnsi="Cambria Math"/>
+                  <w:i/>
+                </w:rPr>
+              </m:ctrlPr>
+            </m:sSubPr>
+            <m:e>
+              <m:r>
+                <w:rPr>
+                  <w:rFonts w:ascii="Cambria Math" w:hAnsi="Cambria Math"/>
+                </w:rPr>
+                <m:t>a</m:t>
+              </m:r>
+            </m:e>
+            <m:sub>
+              <m:r>
+                <w:rPr>
+                  <w:rFonts w:ascii="Cambria Math" w:hAnsi="Cambria Math"/>
+                </w:rPr>
+                <m:t>d</m:t>
+              </m:r>
+            </m:sub>
+          </m:sSub>
+          <m:r>
+            <w:rPr>
+              <w:rFonts w:ascii="Cambria Math" w:hAnsi="Cambria Math"/>
+            </w:rPr>
+            <m:t>bet</m:t>
+          </m:r>
+          <m:sSubSup>
+            <m:sSubSupPr>
+              <m:ctrlPr>
+                <w:rPr>
+                  <w:rFonts w:ascii="Cambria Math" w:hAnsi="Cambria Math"/>
+                  <w:i/>
+                </w:rPr>
+              </m:ctrlPr>
+            </m:sSubSupPr>
+            <m:e>
+              <m:r>
+                <w:rPr>
+                  <w:rFonts w:ascii="Cambria Math" w:hAnsi="Cambria Math"/>
+                </w:rPr>
+                <m:t>a</m:t>
+              </m:r>
+            </m:e>
+            <m:sub>
+              <m:r>
+                <w:rPr>
+                  <w:rFonts w:ascii="Cambria Math" w:hAnsi="Cambria Math"/>
+                </w:rPr>
+                <m:t>d</m:t>
+              </m:r>
+            </m:sub>
+            <m:sup>
+              <m:d>
+                <m:dPr>
+                  <m:ctrlPr>
+                    <w:rPr>
+                      <w:rFonts w:ascii="Cambria Math" w:hAnsi="Cambria Math"/>
+                      <w:i/>
+                    </w:rPr>
+                  </m:ctrlPr>
+                </m:dPr>
+                <m:e>
+                  <m:sSubSup>
+                    <m:sSubSupPr>
+                      <m:ctrlPr>
+                        <w:rPr>
+                          <w:rFonts w:ascii="Cambria Math" w:hAnsi="Cambria Math"/>
+                          <w:i/>
+                        </w:rPr>
+                      </m:ctrlPr>
+                    </m:sSubSupPr>
+                    <m:e>
+                      <m:r>
+                        <w:rPr>
+                          <w:rFonts w:ascii="Cambria Math" w:hAnsi="Cambria Math"/>
+                        </w:rPr>
+                        <m:t>d</m:t>
+                      </m:r>
+                    </m:e>
+                    <m:sub>
+                      <m:r>
+                        <w:rPr>
+                          <w:rFonts w:ascii="Cambria Math" w:hAnsi="Cambria Math"/>
+                        </w:rPr>
+                        <m:t>i</m:t>
+                      </m:r>
+                    </m:sub>
+                    <m:sup>
+                      <m:r>
+                        <w:rPr>
+                          <w:rFonts w:ascii="Cambria Math" w:hAnsi="Cambria Math"/>
+                        </w:rPr>
+                        <m:t>a</m:t>
+                      </m:r>
+                    </m:sup>
+                  </m:sSubSup>
+                </m:e>
+              </m:d>
+            </m:sup>
+          </m:sSubSup>
+          <m:r>
+            <w:rPr>
+              <w:rFonts w:ascii="Cambria Math" w:hAnsi="Cambria Math"/>
+            </w:rPr>
+            <m:t>+lambd</m:t>
+          </m:r>
+          <m:sSub>
+            <m:sSubPr>
+              <m:ctrlPr>
+                <w:rPr>
+                  <w:rFonts w:ascii="Cambria Math" w:hAnsi="Cambria Math"/>
+                  <w:i/>
+                </w:rPr>
+              </m:ctrlPr>
+            </m:sSubPr>
+            <m:e>
+              <m:r>
+                <w:rPr>
+                  <w:rFonts w:ascii="Cambria Math" w:hAnsi="Cambria Math"/>
+                </w:rPr>
+                <m:t>a</m:t>
+              </m:r>
+            </m:e>
+            <m:sub>
+              <m:r>
+                <w:rPr>
+                  <w:rFonts w:ascii="Cambria Math" w:hAnsi="Cambria Math"/>
+                </w:rPr>
+                <m:t>v</m:t>
+              </m:r>
+            </m:sub>
+          </m:sSub>
+          <m:sSubSup>
+            <m:sSubSupPr>
+              <m:ctrlPr>
+                <w:rPr>
+                  <w:rFonts w:ascii="Cambria Math" w:hAnsi="Cambria Math"/>
+                  <w:i/>
+                </w:rPr>
+              </m:ctrlPr>
+            </m:sSubSupPr>
+            <m:e>
+              <m:r>
+                <w:rPr>
+                  <w:rFonts w:ascii="Cambria Math" w:hAnsi="Cambria Math"/>
+                </w:rPr>
+                <m:t>v</m:t>
+              </m:r>
+            </m:e>
+            <m:sub>
+              <m:r>
+                <w:rPr>
+                  <w:rFonts w:ascii="Cambria Math" w:hAnsi="Cambria Math"/>
+                </w:rPr>
+                <m:t>i</m:t>
+              </m:r>
+            </m:sub>
+            <m:sup>
+              <m:r>
+                <w:rPr>
+                  <w:rFonts w:ascii="Cambria Math" w:hAnsi="Cambria Math"/>
+                </w:rPr>
+                <m:t>a</m:t>
+              </m:r>
+            </m:sup>
+          </m:sSubSup>
+          <m:r>
+            <w:rPr>
+              <w:rFonts w:ascii="Cambria Math" w:hAnsi="Cambria Math"/>
+            </w:rPr>
+            <m:t>+lambd</m:t>
+          </m:r>
+          <m:sSub>
+            <m:sSubPr>
+              <m:ctrlPr>
+                <w:rPr>
+                  <w:rFonts w:ascii="Cambria Math" w:hAnsi="Cambria Math"/>
+                  <w:i/>
+                </w:rPr>
+              </m:ctrlPr>
+            </m:sSubPr>
+            <m:e>
+              <m:r>
+                <w:rPr>
+                  <w:rFonts w:ascii="Cambria Math" w:hAnsi="Cambria Math"/>
+                </w:rPr>
+                <m:t>a</m:t>
+              </m:r>
+            </m:e>
+            <m:sub>
+              <m:r>
+                <w:rPr>
+                  <w:rFonts w:ascii="Cambria Math" w:hAnsi="Cambria Math"/>
+                </w:rPr>
+                <m:t>r</m:t>
+              </m:r>
+            </m:sub>
+          </m:sSub>
+          <m:r>
+            <w:rPr>
+              <w:rFonts w:ascii="Cambria Math" w:hAnsi="Cambria Math"/>
+            </w:rPr>
+            <m:t>bet</m:t>
+          </m:r>
+          <m:sSubSup>
+            <m:sSubSupPr>
+              <m:ctrlPr>
+                <w:rPr>
+                  <w:rFonts w:ascii="Cambria Math" w:hAnsi="Cambria Math"/>
+                  <w:i/>
+                </w:rPr>
+              </m:ctrlPr>
+            </m:sSubSupPr>
+            <m:e>
+              <m:r>
+                <w:rPr>
+                  <w:rFonts w:ascii="Cambria Math" w:hAnsi="Cambria Math"/>
+                </w:rPr>
+                <m:t>a</m:t>
+              </m:r>
+            </m:e>
+            <m:sub>
+              <m:r>
+                <w:rPr>
+                  <w:rFonts w:ascii="Cambria Math" w:hAnsi="Cambria Math"/>
+                </w:rPr>
+                <m:t>r</m:t>
+              </m:r>
+            </m:sub>
+            <m:sup>
+              <m:d>
+                <m:dPr>
+                  <m:ctrlPr>
+                    <w:rPr>
+                      <w:rFonts w:ascii="Cambria Math" w:hAnsi="Cambria Math"/>
+                      <w:i/>
+                    </w:rPr>
+                  </m:ctrlPr>
+                </m:dPr>
+                <m:e>
+                  <m:sSubSup>
+                    <m:sSubSupPr>
+                      <m:ctrlPr>
+                        <w:rPr>
+                          <w:rFonts w:ascii="Cambria Math" w:hAnsi="Cambria Math"/>
+                          <w:i/>
+                        </w:rPr>
+                      </m:ctrlPr>
+                    </m:sSubSupPr>
+                    <m:e>
+                      <m:r>
+                        <w:rPr>
+                          <w:rFonts w:ascii="Cambria Math" w:hAnsi="Cambria Math"/>
+                        </w:rPr>
+                        <m:t>r</m:t>
+                      </m:r>
+                    </m:e>
+                    <m:sub>
+                      <m:r>
+                        <w:rPr>
+                          <w:rFonts w:ascii="Cambria Math" w:hAnsi="Cambria Math"/>
+                        </w:rPr>
+                        <m:t>i</m:t>
+                      </m:r>
+                    </m:sub>
+                    <m:sup>
+                      <m:r>
+                        <w:rPr>
+                          <w:rFonts w:ascii="Cambria Math" w:hAnsi="Cambria Math"/>
+                        </w:rPr>
+                        <m:t>'</m:t>
+                      </m:r>
+                    </m:sup>
+                  </m:sSubSup>
+                </m:e>
+              </m:d>
+            </m:sup>
+          </m:sSubSup>
+          <m:r>
+            <w:rPr>
+              <w:rFonts w:ascii="Cambria Math" w:hAnsi="Cambria Math"/>
+            </w:rPr>
+            <m:t>+lambd</m:t>
+          </m:r>
+          <m:sSub>
+            <m:sSubPr>
+              <m:ctrlPr>
+                <w:rPr>
+                  <w:rFonts w:ascii="Cambria Math" w:hAnsi="Cambria Math"/>
+                  <w:i/>
+                </w:rPr>
+              </m:ctrlPr>
+            </m:sSubPr>
+            <m:e>
+              <m:r>
+                <w:rPr>
+                  <w:rFonts w:ascii="Cambria Math" w:hAnsi="Cambria Math"/>
+                </w:rPr>
+                <m:t>a</m:t>
+              </m:r>
+            </m:e>
+            <m:sub>
+              <m:r>
+                <w:rPr>
+                  <w:rFonts w:ascii="Cambria Math" w:hAnsi="Cambria Math"/>
+                </w:rPr>
+                <m:t>t</m:t>
+              </m:r>
+            </m:sub>
+          </m:sSub>
+          <m:r>
+            <w:rPr>
+              <w:rFonts w:ascii="Cambria Math" w:hAnsi="Cambria Math"/>
+            </w:rPr>
+            <m:t>heta</m:t>
+          </m:r>
+          <m:d>
+            <m:dPr>
+              <m:begChr m:val="|"/>
+              <m:endChr m:val="|"/>
+              <m:ctrlPr>
+                <w:rPr>
+                  <w:rFonts w:ascii="Cambria Math" w:hAnsi="Cambria Math"/>
+                  <w:i/>
+                </w:rPr>
+              </m:ctrlPr>
+            </m:dPr>
+            <m:e>
+              <m:r>
+                <w:rPr>
+                  <w:rFonts w:ascii="Cambria Math" w:hAnsi="Cambria Math"/>
+                </w:rPr>
+                <m:t>thet</m:t>
+              </m:r>
+              <m:sSub>
+                <m:sSubPr>
+                  <m:ctrlPr>
+                    <w:rPr>
+                      <w:rFonts w:ascii="Cambria Math" w:hAnsi="Cambria Math"/>
+                      <w:i/>
+                    </w:rPr>
+                  </m:ctrlPr>
+                </m:sSubPr>
+                <m:e>
+                  <m:r>
+                    <w:rPr>
+                      <w:rFonts w:ascii="Cambria Math" w:hAnsi="Cambria Math"/>
+                    </w:rPr>
+                    <m:t>a</m:t>
+                  </m:r>
+                </m:e>
+                <m:sub>
+                  <m:r>
+                    <w:rPr>
+                      <w:rFonts w:ascii="Cambria Math" w:hAnsi="Cambria Math"/>
+                    </w:rPr>
+                    <m:t>i</m:t>
+                  </m:r>
+                </m:sub>
+              </m:sSub>
+            </m:e>
+          </m:d>
+        </m:oMath>
+      </m:oMathPara>
     </w:p>
     <w:p>
-      <w:pPr/>
-      <w:r>
-        <w:rPr>
-          <w:rFonts w:ascii="宋体" w:hAnsi="宋体" w:eastAsia="宋体"/>
-          <w:sz w:val="26"/>
-        </w:rPr>
-        <w:t>在目标评分阶段，以参考位置为基准计算目标距离和角度，并对距离进行归一化处理。综合评分可由防御衰减项、战略价值项、距离衰减项和角度项加权得到。通过该处理，目标的空间远近、方位关系、防御强度和战略价值被统一转化为可供机器学习模型处理的数值特征。</w:t>
+      <w:pPr>
+        <w:spacing w:line="360" w:lineRule="auto"/>
+        <w:ind w:firstLine="520"/>
+      </w:pPr>
+      <w:r>
+        <w:rPr>
+          <w:rFonts w:ascii="宋体" w:hAnsi="宋体"/>
+          <w:sz w:val="26"/>
+        </w:rPr>
+        <w:t>式中，</w:t>
+      </w:r>
+      <w:r>
+        <w:rPr>
+          <w:rFonts w:ascii="宋体" w:hAnsi="宋体"/>
+          <w:sz w:val="26"/>
+        </w:rPr>
+        <w:t>lambda_d</w:t>
+      </w:r>
+      <w:r>
+        <w:rPr>
+          <w:rFonts w:ascii="宋体" w:hAnsi="宋体"/>
+          <w:sz w:val="26"/>
+        </w:rPr>
+        <w:t>、</w:t>
+      </w:r>
+      <w:r>
+        <w:rPr>
+          <w:rFonts w:ascii="宋体" w:hAnsi="宋体"/>
+          <w:sz w:val="26"/>
+        </w:rPr>
+        <w:t>lambda_v</w:t>
+      </w:r>
+      <w:r>
+        <w:rPr>
+          <w:rFonts w:ascii="宋体" w:hAnsi="宋体"/>
+          <w:sz w:val="26"/>
+        </w:rPr>
+        <w:t>、</w:t>
+      </w:r>
+      <w:r>
+        <w:rPr>
+          <w:rFonts w:ascii="宋体" w:hAnsi="宋体"/>
+          <w:sz w:val="26"/>
+        </w:rPr>
+        <w:t>lambda_r</w:t>
+      </w:r>
+      <w:r>
+        <w:rPr>
+          <w:rFonts w:ascii="宋体" w:hAnsi="宋体"/>
+          <w:sz w:val="26"/>
+        </w:rPr>
+        <w:t>、</w:t>
+      </w:r>
+      <w:r>
+        <w:rPr>
+          <w:rFonts w:ascii="宋体" w:hAnsi="宋体"/>
+          <w:sz w:val="26"/>
+        </w:rPr>
+        <w:t>lambda_theta</w:t>
+      </w:r>
+      <w:r>
+        <w:rPr>
+          <w:rFonts w:ascii="宋体" w:hAnsi="宋体"/>
+          <w:sz w:val="26"/>
+        </w:rPr>
+        <w:t>为权重系数，</w:t>
+      </w:r>
+      <w:r>
+        <w:rPr>
+          <w:rFonts w:ascii="宋体" w:hAnsi="宋体"/>
+          <w:sz w:val="26"/>
+        </w:rPr>
+        <w:t>beta_d</w:t>
+      </w:r>
+      <w:r>
+        <w:rPr>
+          <w:rFonts w:ascii="宋体" w:hAnsi="宋体"/>
+          <w:sz w:val="26"/>
+        </w:rPr>
+        <w:t>和</w:t>
+      </w:r>
+      <w:r>
+        <w:rPr>
+          <w:rFonts w:ascii="宋体" w:hAnsi="宋体"/>
+          <w:sz w:val="26"/>
+        </w:rPr>
+        <w:t>beta_r</w:t>
+      </w:r>
+      <w:r>
+        <w:rPr>
+          <w:rFonts w:ascii="宋体" w:hAnsi="宋体"/>
+          <w:sz w:val="26"/>
+        </w:rPr>
+        <w:t>为衰减基数；对</w:t>
+      </w:r>
+      <w:r>
+        <w:rPr>
+          <w:rFonts w:ascii="宋体" w:hAnsi="宋体"/>
+          <w:sz w:val="26"/>
+        </w:rPr>
+        <w:t>s_i^0</w:t>
+      </w:r>
+      <w:r>
+        <w:rPr>
+          <w:rFonts w:ascii="宋体" w:hAnsi="宋体"/>
+          <w:sz w:val="26"/>
+        </w:rPr>
+        <w:t>进行归一化得到目标综合评分</w:t>
+      </w:r>
+      <w:r>
+        <w:rPr>
+          <w:rFonts w:ascii="宋体" w:hAnsi="宋体"/>
+          <w:sz w:val="26"/>
+        </w:rPr>
+        <w:t>score_i</w:t>
+      </w:r>
+      <w:r>
+        <w:rPr>
+          <w:rFonts w:ascii="宋体" w:hAnsi="宋体"/>
+          <w:sz w:val="26"/>
+        </w:rPr>
+        <w:t>。</w:t>
       </w:r>
     </w:p>
     <w:p>
-      <w:pPr/>
-      <w:r>
-        <w:rPr>
-          <w:rFonts w:ascii="宋体" w:hAnsi="宋体" w:eastAsia="宋体"/>
-          <w:sz w:val="26"/>
-        </w:rPr>
-        <w:t>在随机森林训练阶段，选取综合评分score、归一化距离normalized_distance、角度angle、修正防御能力adjusted_defense和修正战略价值adjusted_significance作为一组输入特征。根据专家标注、历史任务数据、仿真任务结果或人工构建标签集确定每一目标是否属于摧毁目标集，形成二分类训练样本。训练时可采用类别平衡策略，以降低摧毁目标与非摧毁目标样本数量不均衡对模型的影响。</w:t>
+      <w:pPr>
+        <w:spacing w:line="360" w:lineRule="auto"/>
+        <w:ind w:firstLine="520"/>
+      </w:pPr>
+      <w:r>
+        <w:rPr>
+          <w:rFonts w:ascii="宋体" w:hAnsi="宋体"/>
+          <w:sz w:val="26"/>
+        </w:rPr>
+        <w:t>进一步地，所述步骤</w:t>
+      </w:r>
+      <w:r>
+        <w:rPr>
+          <w:rFonts w:ascii="宋体" w:hAnsi="宋体"/>
+          <w:sz w:val="26"/>
+        </w:rPr>
+        <w:t>5</w:t>
+      </w:r>
+      <w:r>
+        <w:rPr>
+          <w:rFonts w:ascii="宋体" w:hAnsi="宋体"/>
+          <w:sz w:val="26"/>
+        </w:rPr>
+        <w:t>具体为：将第</w:t>
+      </w:r>
+      <w:r>
+        <w:rPr>
+          <w:rFonts w:ascii="宋体" w:hAnsi="宋体"/>
+          <w:sz w:val="26"/>
+        </w:rPr>
+        <w:t>i</w:t>
+      </w:r>
+      <w:r>
+        <w:rPr>
+          <w:rFonts w:ascii="宋体" w:hAnsi="宋体"/>
+          <w:sz w:val="26"/>
+        </w:rPr>
+        <w:t>个目标的随机森林输入特征向量表示为：</w:t>
       </w:r>
     </w:p>
     <w:p>
-      <w:pPr/>
-      <w:r>
-        <w:rPr>
-          <w:rFonts w:ascii="宋体" w:hAnsi="宋体" w:eastAsia="宋体"/>
-          <w:sz w:val="26"/>
-        </w:rPr>
-        <w:t>在一种工程实施例中，训练样本共包括200个目标样本，其中摧毁目标标签为62个，非摧毁目标标签为138个；按照训练集150个样本、测试集50个样本进行划分。随机森林模型采用200棵决策树，类别权重设置为balanced。测试结果中，随机森林分类准确率为0.9600，宏平均精确率为0.9730，宏平均召回率为0.9333，宏平均F1分数为0.9504，混淆矩阵为[[35,0],[2,13]]。该实施例中的标签来源为工程伪标签，用于验证流程可用性，正式实施时可替换为专家标注、历史任务数据或仿真任务结果。</w:t>
-      </w:r>
+      <w:pPr>
+        <w:spacing w:line="360" w:lineRule="auto"/>
+        <w:jc w:val="center"/>
+      </w:pPr>
+      <m:oMathPara>
+        <m:oMath>
+          <m:sSub>
+            <m:sSubPr>
+              <m:ctrlPr>
+                <w:rPr>
+                  <w:rFonts w:ascii="Cambria Math" w:hAnsi="Cambria Math"/>
+                  <w:i/>
+                </w:rPr>
+              </m:ctrlPr>
+            </m:sSubPr>
+            <m:e>
+              <m:r>
+                <w:rPr>
+                  <w:rFonts w:ascii="Cambria Math" w:hAnsi="Cambria Math"/>
+                </w:rPr>
+                <m:t>X</m:t>
+              </m:r>
+            </m:e>
+            <m:sub>
+              <m:r>
+                <w:rPr>
+                  <w:rFonts w:ascii="Cambria Math" w:hAnsi="Cambria Math"/>
+                </w:rPr>
+                <m:t>i</m:t>
+              </m:r>
+            </m:sub>
+          </m:sSub>
+          <m:r>
+            <w:rPr>
+              <w:rFonts w:ascii="Cambria Math" w:hAnsi="Cambria Math"/>
+            </w:rPr>
+            <m:t>=</m:t>
+          </m:r>
+          <m:sSup>
+            <m:sSupPr>
+              <m:ctrlPr>
+                <w:rPr>
+                  <w:rFonts w:ascii="Cambria Math" w:hAnsi="Cambria Math"/>
+                  <w:i/>
+                </w:rPr>
+              </m:ctrlPr>
+            </m:sSupPr>
+            <m:e>
+              <m:d>
+                <m:dPr>
+                  <m:begChr m:val="["/>
+                  <m:endChr m:val="]"/>
+                  <m:ctrlPr>
+                    <w:rPr>
+                      <w:rFonts w:ascii="Cambria Math" w:hAnsi="Cambria Math"/>
+                      <w:i/>
+                    </w:rPr>
+                  </m:ctrlPr>
+                </m:dPr>
+                <m:e>
+                  <m:r>
+                    <w:rPr>
+                      <w:rFonts w:ascii="Cambria Math" w:hAnsi="Cambria Math"/>
+                    </w:rPr>
+                    <m:t>scor</m:t>
+                  </m:r>
+                  <m:sSub>
+                    <m:sSubPr>
+                      <m:ctrlPr>
+                        <w:rPr>
+                          <w:rFonts w:ascii="Cambria Math" w:hAnsi="Cambria Math"/>
+                          <w:i/>
+                        </w:rPr>
+                      </m:ctrlPr>
+                    </m:sSubPr>
+                    <m:e>
+                      <m:r>
+                        <w:rPr>
+                          <w:rFonts w:ascii="Cambria Math" w:hAnsi="Cambria Math"/>
+                        </w:rPr>
+                        <m:t>e</m:t>
+                      </m:r>
+                    </m:e>
+                    <m:sub>
+                      <m:r>
+                        <w:rPr>
+                          <w:rFonts w:ascii="Cambria Math" w:hAnsi="Cambria Math"/>
+                        </w:rPr>
+                        <m:t>i</m:t>
+                      </m:r>
+                    </m:sub>
+                  </m:sSub>
+                  <m:r>
+                    <w:rPr>
+                      <w:rFonts w:ascii="Cambria Math" w:hAnsi="Cambria Math"/>
+                    </w:rPr>
+                    <m:t>,</m:t>
+                  </m:r>
+                  <m:sSubSup>
+                    <m:sSubSupPr>
+                      <m:ctrlPr>
+                        <w:rPr>
+                          <w:rFonts w:ascii="Cambria Math" w:hAnsi="Cambria Math"/>
+                          <w:i/>
+                        </w:rPr>
+                      </m:ctrlPr>
+                    </m:sSubSupPr>
+                    <m:e>
+                      <m:r>
+                        <w:rPr>
+                          <w:rFonts w:ascii="Cambria Math" w:hAnsi="Cambria Math"/>
+                        </w:rPr>
+                        <m:t>r</m:t>
+                      </m:r>
+                    </m:e>
+                    <m:sub>
+                      <m:r>
+                        <w:rPr>
+                          <w:rFonts w:ascii="Cambria Math" w:hAnsi="Cambria Math"/>
+                        </w:rPr>
+                        <m:t>i</m:t>
+                      </m:r>
+                    </m:sub>
+                    <m:sup>
+                      <m:r>
+                        <w:rPr>
+                          <w:rFonts w:ascii="Cambria Math" w:hAnsi="Cambria Math"/>
+                        </w:rPr>
+                        <m:t>'</m:t>
+                      </m:r>
+                    </m:sup>
+                  </m:sSubSup>
+                  <m:r>
+                    <w:rPr>
+                      <w:rFonts w:ascii="Cambria Math" w:hAnsi="Cambria Math"/>
+                    </w:rPr>
+                    <m:t>,thet</m:t>
+                  </m:r>
+                  <m:sSub>
+                    <m:sSubPr>
+                      <m:ctrlPr>
+                        <w:rPr>
+                          <w:rFonts w:ascii="Cambria Math" w:hAnsi="Cambria Math"/>
+                          <w:i/>
+                        </w:rPr>
+                      </m:ctrlPr>
+                    </m:sSubPr>
+                    <m:e>
+                      <m:r>
+                        <w:rPr>
+                          <w:rFonts w:ascii="Cambria Math" w:hAnsi="Cambria Math"/>
+                        </w:rPr>
+                        <m:t>a</m:t>
+                      </m:r>
+                    </m:e>
+                    <m:sub>
+                      <m:r>
+                        <w:rPr>
+                          <w:rFonts w:ascii="Cambria Math" w:hAnsi="Cambria Math"/>
+                        </w:rPr>
+                        <m:t>i</m:t>
+                      </m:r>
+                    </m:sub>
+                  </m:sSub>
+                  <m:r>
+                    <w:rPr>
+                      <w:rFonts w:ascii="Cambria Math" w:hAnsi="Cambria Math"/>
+                    </w:rPr>
+                    <m:t>,</m:t>
+                  </m:r>
+                  <m:sSubSup>
+                    <m:sSubSupPr>
+                      <m:ctrlPr>
+                        <w:rPr>
+                          <w:rFonts w:ascii="Cambria Math" w:hAnsi="Cambria Math"/>
+                          <w:i/>
+                        </w:rPr>
+                      </m:ctrlPr>
+                    </m:sSubSupPr>
+                    <m:e>
+                      <m:r>
+                        <w:rPr>
+                          <w:rFonts w:ascii="Cambria Math" w:hAnsi="Cambria Math"/>
+                        </w:rPr>
+                        <m:t>d</m:t>
+                      </m:r>
+                    </m:e>
+                    <m:sub>
+                      <m:r>
+                        <w:rPr>
+                          <w:rFonts w:ascii="Cambria Math" w:hAnsi="Cambria Math"/>
+                        </w:rPr>
+                        <m:t>i</m:t>
+                      </m:r>
+                    </m:sub>
+                    <m:sup>
+                      <m:r>
+                        <w:rPr>
+                          <w:rFonts w:ascii="Cambria Math" w:hAnsi="Cambria Math"/>
+                        </w:rPr>
+                        <m:t>a</m:t>
+                      </m:r>
+                    </m:sup>
+                  </m:sSubSup>
+                  <m:r>
+                    <w:rPr>
+                      <w:rFonts w:ascii="Cambria Math" w:hAnsi="Cambria Math"/>
+                    </w:rPr>
+                    <m:t>,</m:t>
+                  </m:r>
+                  <m:sSubSup>
+                    <m:sSubSupPr>
+                      <m:ctrlPr>
+                        <w:rPr>
+                          <w:rFonts w:ascii="Cambria Math" w:hAnsi="Cambria Math"/>
+                          <w:i/>
+                        </w:rPr>
+                      </m:ctrlPr>
+                    </m:sSubSupPr>
+                    <m:e>
+                      <m:r>
+                        <w:rPr>
+                          <w:rFonts w:ascii="Cambria Math" w:hAnsi="Cambria Math"/>
+                        </w:rPr>
+                        <m:t>v</m:t>
+                      </m:r>
+                    </m:e>
+                    <m:sub>
+                      <m:r>
+                        <w:rPr>
+                          <w:rFonts w:ascii="Cambria Math" w:hAnsi="Cambria Math"/>
+                        </w:rPr>
+                        <m:t>i</m:t>
+                      </m:r>
+                    </m:sub>
+                    <m:sup>
+                      <m:r>
+                        <w:rPr>
+                          <w:rFonts w:ascii="Cambria Math" w:hAnsi="Cambria Math"/>
+                        </w:rPr>
+                        <m:t>a</m:t>
+                      </m:r>
+                    </m:sup>
+                  </m:sSubSup>
+                </m:e>
+              </m:d>
+            </m:e>
+            <m:sup>
+              <m:r>
+                <w:rPr>
+                  <w:rFonts w:ascii="Cambria Math" w:hAnsi="Cambria Math"/>
+                </w:rPr>
+                <m:t>T</m:t>
+              </m:r>
+            </m:sup>
+          </m:sSup>
+        </m:oMath>
+      </m:oMathPara>
     </w:p>
     <w:p>
-      <w:pPr/>
-      <w:r>
-        <w:rPr>
-          <w:rFonts w:ascii="宋体" w:hAnsi="宋体" w:eastAsia="宋体"/>
-          <w:sz w:val="26"/>
-        </w:rPr>
-        <w:t>在模型对比实施例中，采用相同训练数据、相同特征集合和相同标签来源，对决策树、KNN和随机森林进行分类效果对比。实验结果显示，决策树准确率为0.9400、宏平均F1分数为0.9322，KNN准确率为0.8600、宏平均F1分数为0.8133，随机森林准确率为0.9600、宏平均F1分数为0.9504。与单棵决策树相比，随机森林通过集成投票减弱了局部样本扰动造成的过拟合风险，分类结果更稳定。</w:t>
+      <w:pPr>
+        <w:spacing w:line="360" w:lineRule="auto"/>
+        <w:ind w:firstLine="520"/>
+      </w:pPr>
+      <w:r>
+        <w:rPr>
+          <w:rFonts w:ascii="宋体" w:hAnsi="宋体"/>
+          <w:sz w:val="26"/>
+        </w:rPr>
+        <w:t>其中</w:t>
+      </w:r>
+      <w:r>
+        <w:rPr>
+          <w:rFonts w:ascii="宋体" w:hAnsi="宋体"/>
+          <w:sz w:val="26"/>
+        </w:rPr>
+        <w:t>score_i</w:t>
+      </w:r>
+      <w:r>
+        <w:rPr>
+          <w:rFonts w:ascii="宋体" w:hAnsi="宋体"/>
+          <w:sz w:val="26"/>
+        </w:rPr>
+        <w:t>为目标综合评分，</w:t>
+      </w:r>
+      <w:r>
+        <w:rPr>
+          <w:rFonts w:ascii="宋体" w:hAnsi="宋体"/>
+          <w:sz w:val="26"/>
+        </w:rPr>
+        <w:t>r_i'</w:t>
+      </w:r>
+      <w:r>
+        <w:rPr>
+          <w:rFonts w:ascii="宋体" w:hAnsi="宋体"/>
+          <w:sz w:val="26"/>
+        </w:rPr>
+        <w:t>为归一化距离，</w:t>
+      </w:r>
+      <w:r>
+        <w:rPr>
+          <w:rFonts w:ascii="宋体" w:hAnsi="宋体"/>
+          <w:sz w:val="26"/>
+        </w:rPr>
+        <w:t>theta_i</w:t>
+      </w:r>
+      <w:r>
+        <w:rPr>
+          <w:rFonts w:ascii="宋体" w:hAnsi="宋体"/>
+          <w:sz w:val="26"/>
+        </w:rPr>
+        <w:t>为方位角，</w:t>
+      </w:r>
+      <w:r>
+        <w:rPr>
+          <w:rFonts w:ascii="宋体" w:hAnsi="宋体"/>
+          <w:sz w:val="26"/>
+        </w:rPr>
+        <w:t>d_i^a</w:t>
+      </w:r>
+      <w:r>
+        <w:rPr>
+          <w:rFonts w:ascii="宋体" w:hAnsi="宋体"/>
+          <w:sz w:val="26"/>
+        </w:rPr>
+        <w:t>为修正防御能力，</w:t>
+      </w:r>
+      <w:r>
+        <w:rPr>
+          <w:rFonts w:ascii="宋体" w:hAnsi="宋体"/>
+          <w:sz w:val="26"/>
+        </w:rPr>
+        <w:t>v_i^a</w:t>
+      </w:r>
+      <w:r>
+        <w:rPr>
+          <w:rFonts w:ascii="宋体" w:hAnsi="宋体"/>
+          <w:sz w:val="26"/>
+        </w:rPr>
+        <w:t>为修正重要程度；根据任务需要，还可加入目标类型、原始防御能力、原始战略价值、威胁程度和局部目标密度等扩展特征。</w:t>
       </w:r>
     </w:p>
     <w:p>
-      <w:pPr/>
-      <w:r>
-        <w:rPr>
-          <w:rFonts w:ascii="宋体" w:hAnsi="宋体" w:eastAsia="宋体"/>
-          <w:sz w:val="26"/>
-        </w:rPr>
-        <w:t>在模型推理阶段，若随机森林模型文件已存在，则加载模型并对目标特征进行推理；若模型不存在，则可提示重新训练。模型输出结果可采用概率阈值进行判定，当目标被判定为摧毁目标时，将其加入摧毁目标集；当没有目标满足阈值条件时，可按综合评分top-k或阈值规则进行fallback，以确保后续任务规划模块始终获得有效输入。</w:t>
+      <w:pPr>
+        <w:spacing w:line="360" w:lineRule="auto"/>
+        <w:ind w:firstLine="520"/>
+      </w:pPr>
+      <w:r>
+        <w:rPr>
+          <w:rFonts w:ascii="宋体" w:hAnsi="宋体"/>
+          <w:sz w:val="26"/>
+        </w:rPr>
+        <w:t>进一步地，所述步骤</w:t>
+      </w:r>
+      <w:r>
+        <w:rPr>
+          <w:rFonts w:ascii="宋体" w:hAnsi="宋体"/>
+          <w:sz w:val="26"/>
+        </w:rPr>
+        <w:t>6</w:t>
+      </w:r>
+      <w:r>
+        <w:rPr>
+          <w:rFonts w:ascii="宋体" w:hAnsi="宋体"/>
+          <w:sz w:val="26"/>
+        </w:rPr>
+        <w:t>和步骤</w:t>
+      </w:r>
+      <w:r>
+        <w:rPr>
+          <w:rFonts w:ascii="宋体" w:hAnsi="宋体"/>
+          <w:sz w:val="26"/>
+        </w:rPr>
+        <w:t>7</w:t>
+      </w:r>
+      <w:r>
+        <w:rPr>
+          <w:rFonts w:ascii="宋体" w:hAnsi="宋体"/>
+          <w:sz w:val="26"/>
+        </w:rPr>
+        <w:t>具体为：设分类标签</w:t>
+      </w:r>
+      <w:r>
+        <w:rPr>
+          <w:rFonts w:ascii="宋体" w:hAnsi="宋体"/>
+          <w:sz w:val="26"/>
+        </w:rPr>
+        <w:t>y_i∈{0,1}</w:t>
+      </w:r>
+      <w:r>
+        <w:rPr>
+          <w:rFonts w:ascii="宋体" w:hAnsi="宋体"/>
+          <w:sz w:val="26"/>
+        </w:rPr>
+        <w:t>，其中</w:t>
+      </w:r>
+      <w:r>
+        <w:rPr>
+          <w:rFonts w:ascii="宋体" w:hAnsi="宋体"/>
+          <w:sz w:val="26"/>
+        </w:rPr>
+        <w:t>y_i=1</w:t>
+      </w:r>
+      <w:r>
+        <w:rPr>
+          <w:rFonts w:ascii="宋体" w:hAnsi="宋体"/>
+          <w:sz w:val="26"/>
+        </w:rPr>
+        <w:t>表示目标属于摧毁目标集，</w:t>
+      </w:r>
+      <w:r>
+        <w:rPr>
+          <w:rFonts w:ascii="宋体" w:hAnsi="宋体"/>
+          <w:sz w:val="26"/>
+        </w:rPr>
+        <w:t>y_i=0</w:t>
+      </w:r>
+      <w:r>
+        <w:rPr>
+          <w:rFonts w:ascii="宋体" w:hAnsi="宋体"/>
+          <w:sz w:val="26"/>
+        </w:rPr>
+        <w:t>表示目标属于非摧毁目标集。对训练样本进行</w:t>
+      </w:r>
+      <w:r>
+        <w:rPr>
+          <w:rFonts w:ascii="宋体" w:hAnsi="宋体"/>
+          <w:sz w:val="26"/>
+        </w:rPr>
+        <w:t>Bootstrap</w:t>
+      </w:r>
+      <w:r>
+        <w:rPr>
+          <w:rFonts w:ascii="宋体" w:hAnsi="宋体"/>
+          <w:sz w:val="26"/>
+        </w:rPr>
+        <w:t>有放回抽样，得到多个子训练集；每棵</w:t>
+      </w:r>
+      <w:r>
+        <w:rPr>
+          <w:rFonts w:ascii="宋体" w:hAnsi="宋体"/>
+          <w:sz w:val="26"/>
+        </w:rPr>
+        <w:t>CART</w:t>
+      </w:r>
+      <w:r>
+        <w:rPr>
+          <w:rFonts w:ascii="宋体" w:hAnsi="宋体"/>
+          <w:sz w:val="26"/>
+        </w:rPr>
+        <w:t>决策树在节点处分裂时随机选取候选特征，并依据基尼系数选择最优划分：</w:t>
       </w:r>
     </w:p>
     <w:p>
-      <w:pPr/>
-      <w:r>
-        <w:rPr>
-          <w:rFonts w:ascii="宋体" w:hAnsi="宋体" w:eastAsia="宋体"/>
-          <w:sz w:val="26"/>
-        </w:rPr>
-        <w:t>在可视化评估阶段，生成混淆矩阵图以观察预测标签与真实标签之间的对应关系；生成特征重要性图以分析各输入特征对分类结果的影响；生成摧毁目标集与非摧毁目标集空间分布图、score分布图和三维价值分布图，以展示目标在战场空间中的分布及其价值分界；生成分类算法对比图，以评价随机森林相对于决策树和KNN的分类效果。</w:t>
-      </w:r>
+      <w:pPr>
+        <w:spacing w:line="360" w:lineRule="auto"/>
+        <w:jc w:val="center"/>
+      </w:pPr>
+      <m:oMathPara>
+        <m:oMath>
+          <m:r>
+            <w:rPr>
+              <w:rFonts w:ascii="Cambria Math" w:hAnsi="Cambria Math"/>
+            </w:rPr>
+            <m:t>Gini</m:t>
+          </m:r>
+          <m:d>
+            <m:dPr>
+              <m:ctrlPr>
+                <w:rPr>
+                  <w:rFonts w:ascii="Cambria Math" w:hAnsi="Cambria Math"/>
+                  <w:i/>
+                </w:rPr>
+              </m:ctrlPr>
+            </m:dPr>
+            <m:e>
+              <m:r>
+                <w:rPr>
+                  <w:rFonts w:ascii="Cambria Math" w:hAnsi="Cambria Math"/>
+                </w:rPr>
+                <m:t>A</m:t>
+              </m:r>
+            </m:e>
+          </m:d>
+          <m:r>
+            <w:rPr>
+              <w:rFonts w:ascii="Cambria Math" w:hAnsi="Cambria Math"/>
+            </w:rPr>
+            <m:t>=1-su</m:t>
+          </m:r>
+          <m:sSub>
+            <m:sSubPr>
+              <m:ctrlPr>
+                <w:rPr>
+                  <w:rFonts w:ascii="Cambria Math" w:hAnsi="Cambria Math"/>
+                  <w:i/>
+                </w:rPr>
+              </m:ctrlPr>
+            </m:sSubPr>
+            <m:e>
+              <m:r>
+                <w:rPr>
+                  <w:rFonts w:ascii="Cambria Math" w:hAnsi="Cambria Math"/>
+                </w:rPr>
+                <m:t>m</m:t>
+              </m:r>
+            </m:e>
+            <m:sub>
+              <m:r>
+                <w:rPr>
+                  <w:rFonts w:ascii="Cambria Math" w:hAnsi="Cambria Math"/>
+                </w:rPr>
+                <m:t>cin0,1</m:t>
+              </m:r>
+            </m:sub>
+          </m:sSub>
+          <m:sSubSup>
+            <m:sSubSupPr>
+              <m:ctrlPr>
+                <w:rPr>
+                  <w:rFonts w:ascii="Cambria Math" w:hAnsi="Cambria Math"/>
+                  <w:i/>
+                </w:rPr>
+              </m:ctrlPr>
+            </m:sSubSupPr>
+            <m:e>
+              <m:r>
+                <w:rPr>
+                  <w:rFonts w:ascii="Cambria Math" w:hAnsi="Cambria Math"/>
+                </w:rPr>
+                <m:t>p</m:t>
+              </m:r>
+            </m:e>
+            <m:sub>
+              <m:r>
+                <w:rPr>
+                  <w:rFonts w:ascii="Cambria Math" w:hAnsi="Cambria Math"/>
+                </w:rPr>
+                <m:t>c</m:t>
+              </m:r>
+            </m:sub>
+            <m:sup>
+              <m:r>
+                <w:rPr>
+                  <w:rFonts w:ascii="Cambria Math" w:hAnsi="Cambria Math"/>
+                </w:rPr>
+                <m:t>2</m:t>
+              </m:r>
+            </m:sup>
+          </m:sSubSup>
+        </m:oMath>
+      </m:oMathPara>
     </w:p>
     <w:p>
-      <w:pPr/>
-      <w:r>
-        <w:rPr>
-          <w:rFonts w:ascii="宋体" w:hAnsi="宋体" w:eastAsia="宋体"/>
-          <w:b w:val="0"/>
-          <w:sz w:val="26"/>
-        </w:rPr>
-        <w:t>有益效果</w:t>
+      <w:pPr>
+        <w:spacing w:line="360" w:lineRule="auto"/>
+        <w:ind w:firstLine="520"/>
+      </w:pPr>
+      <w:r>
+        <w:rPr>
+          <w:rFonts w:ascii="宋体" w:hAnsi="宋体"/>
+          <w:sz w:val="26"/>
+        </w:rPr>
+        <w:t>式中，</w:t>
+      </w:r>
+      <w:r>
+        <w:rPr>
+          <w:rFonts w:ascii="宋体" w:hAnsi="宋体"/>
+          <w:sz w:val="26"/>
+        </w:rPr>
+        <w:t>A</w:t>
+      </w:r>
+      <w:r>
+        <w:rPr>
+          <w:rFonts w:ascii="宋体" w:hAnsi="宋体"/>
+          <w:sz w:val="26"/>
+        </w:rPr>
+        <w:t>表示当前节点样本集合，</w:t>
+      </w:r>
+      <w:r>
+        <w:rPr>
+          <w:rFonts w:ascii="宋体" w:hAnsi="宋体"/>
+          <w:sz w:val="26"/>
+        </w:rPr>
+        <w:t>p_c</w:t>
+      </w:r>
+      <w:r>
+        <w:rPr>
+          <w:rFonts w:ascii="宋体" w:hAnsi="宋体"/>
+          <w:sz w:val="26"/>
+        </w:rPr>
+        <w:t>表示第</w:t>
+      </w:r>
+      <w:r>
+        <w:rPr>
+          <w:rFonts w:ascii="宋体" w:hAnsi="宋体"/>
+          <w:sz w:val="26"/>
+        </w:rPr>
+        <w:t>c</w:t>
+      </w:r>
+      <w:r>
+        <w:rPr>
+          <w:rFonts w:ascii="宋体" w:hAnsi="宋体"/>
+          <w:sz w:val="26"/>
+        </w:rPr>
+        <w:t>类样本比例。多棵决策树训练完成</w:t>
+      </w:r>
+      <w:r>
+        <w:rPr>
+          <w:rFonts w:ascii="宋体" w:hAnsi="宋体"/>
+          <w:sz w:val="26"/>
+        </w:rPr>
+        <w:lastRenderedPageBreak/>
+        <w:t>后形成随机森林分类模型。</w:t>
       </w:r>
     </w:p>
     <w:p>
-      <w:pPr/>
-      <w:r>
-        <w:rPr>
-          <w:rFonts w:ascii="宋体" w:hAnsi="宋体" w:eastAsia="宋体"/>
-          <w:sz w:val="26"/>
-        </w:rPr>
-        <w:t>与现有技术相比，本发明至少具有如下有益效果：第一，本发明将无人机集群对地目标任务中的摧毁目标集构建转化为二分类问题，使目标筛选过程由人工规则驱动转变为数据驱动的智能决策；第二，本发明融合目标位置、目标类型、战略价值、防御能力、距离、角度和综合评分等多维态势特征，提高了目标表达的完整性；第三，本发明在目标筛选阶段引入防御阵地对高价值目标的影响修正，使模型输入能够反映开放战场环境中的保护关系和态势变化；第四，本发明采用随机森林模型，较单棵决策树具有更高稳定性、鲁棒性和抗过拟合能力；第五，本发明输出的摧毁目标集可直接服务于后续目标分群、资源分配和打击次序规划，提高无人机集群任务规划流程的闭环性。</w:t>
+      <w:pPr>
+        <w:spacing w:line="360" w:lineRule="auto"/>
+        <w:ind w:firstLine="520"/>
+      </w:pPr>
+      <w:r>
+        <w:rPr>
+          <w:rFonts w:ascii="宋体" w:hAnsi="宋体"/>
+          <w:sz w:val="26"/>
+        </w:rPr>
+        <w:t>进一步地，所述步骤</w:t>
+      </w:r>
+      <w:r>
+        <w:rPr>
+          <w:rFonts w:ascii="宋体" w:hAnsi="宋体"/>
+          <w:sz w:val="26"/>
+        </w:rPr>
+        <w:t>8</w:t>
+      </w:r>
+      <w:r>
+        <w:rPr>
+          <w:rFonts w:ascii="宋体" w:hAnsi="宋体"/>
+          <w:sz w:val="26"/>
+        </w:rPr>
+        <w:t>具体为：将待决策目标特征向量</w:t>
+      </w:r>
+      <w:r>
+        <w:rPr>
+          <w:rFonts w:ascii="宋体" w:hAnsi="宋体"/>
+          <w:sz w:val="26"/>
+        </w:rPr>
+        <w:t>X_i</w:t>
+      </w:r>
+      <w:r>
+        <w:rPr>
+          <w:rFonts w:ascii="宋体" w:hAnsi="宋体"/>
+          <w:sz w:val="26"/>
+        </w:rPr>
+        <w:t>输入随机森林分类模型，各决策树分别输出分类结果，目标属于摧毁目标集的概率为：</w:t>
       </w:r>
     </w:p>
     <w:p>
-      <w:pPr/>
-      <w:r>
-        <w:rPr>
-          <w:rFonts w:ascii="宋体" w:hAnsi="宋体" w:eastAsia="宋体"/>
-          <w:b w:val="0"/>
-          <w:sz w:val="26"/>
-        </w:rPr>
-        <w:t>可选实施例</w:t>
-      </w:r>
+      <w:pPr>
+        <w:spacing w:line="360" w:lineRule="auto"/>
+        <w:jc w:val="center"/>
+      </w:pPr>
+      <m:oMathPara>
+        <m:oMath>
+          <m:sSub>
+            <m:sSubPr>
+              <m:ctrlPr>
+                <w:rPr>
+                  <w:rFonts w:ascii="Cambria Math" w:hAnsi="Cambria Math"/>
+                  <w:i/>
+                </w:rPr>
+              </m:ctrlPr>
+            </m:sSubPr>
+            <m:e>
+              <m:r>
+                <w:rPr>
+                  <w:rFonts w:ascii="Cambria Math" w:hAnsi="Cambria Math"/>
+                </w:rPr>
+                <m:t>P</m:t>
+              </m:r>
+            </m:e>
+            <m:sub>
+              <m:r>
+                <w:rPr>
+                  <w:rFonts w:ascii="Cambria Math" w:hAnsi="Cambria Math"/>
+                </w:rPr>
+                <m:t>i</m:t>
+              </m:r>
+            </m:sub>
+          </m:sSub>
+          <m:r>
+            <w:rPr>
+              <w:rFonts w:ascii="Cambria Math" w:hAnsi="Cambria Math"/>
+            </w:rPr>
+            <m:t>=</m:t>
+          </m:r>
+          <m:d>
+            <m:dPr>
+              <m:ctrlPr>
+                <w:rPr>
+                  <w:rFonts w:ascii="Cambria Math" w:hAnsi="Cambria Math"/>
+                  <w:i/>
+                </w:rPr>
+              </m:ctrlPr>
+            </m:dPr>
+            <m:e>
+              <m:r>
+                <w:rPr>
+                  <w:rFonts w:ascii="Cambria Math" w:hAnsi="Cambria Math"/>
+                </w:rPr>
+                <m:t>1</m:t>
+              </m:r>
+              <m:r>
+                <m:rPr>
+                  <m:lit/>
+                </m:rPr>
+                <w:rPr>
+                  <w:rFonts w:ascii="Cambria Math" w:hAnsi="Cambria Math"/>
+                </w:rPr>
+                <m:t>/</m:t>
+              </m:r>
+              <m:r>
+                <w:rPr>
+                  <w:rFonts w:ascii="Cambria Math" w:hAnsi="Cambria Math"/>
+                </w:rPr>
+                <m:t>B</m:t>
+              </m:r>
+            </m:e>
+          </m:d>
+          <m:r>
+            <w:rPr>
+              <w:rFonts w:ascii="Cambria Math" w:hAnsi="Cambria Math"/>
+            </w:rPr>
+            <m:t>su</m:t>
+          </m:r>
+          <m:sSubSup>
+            <m:sSubSupPr>
+              <m:ctrlPr>
+                <w:rPr>
+                  <w:rFonts w:ascii="Cambria Math" w:hAnsi="Cambria Math"/>
+                  <w:i/>
+                </w:rPr>
+              </m:ctrlPr>
+            </m:sSubSupPr>
+            <m:e>
+              <m:r>
+                <w:rPr>
+                  <w:rFonts w:ascii="Cambria Math" w:hAnsi="Cambria Math"/>
+                </w:rPr>
+                <m:t>m</m:t>
+              </m:r>
+            </m:e>
+            <m:sub>
+              <m:r>
+                <w:rPr>
+                  <w:rFonts w:ascii="Cambria Math" w:hAnsi="Cambria Math"/>
+                </w:rPr>
+                <m:t>b=1</m:t>
+              </m:r>
+            </m:sub>
+            <m:sup>
+              <m:r>
+                <w:rPr>
+                  <w:rFonts w:ascii="Cambria Math" w:hAnsi="Cambria Math"/>
+                </w:rPr>
+                <m:t>B</m:t>
+              </m:r>
+            </m:sup>
+          </m:sSubSup>
+          <m:r>
+            <w:rPr>
+              <w:rFonts w:ascii="Cambria Math" w:hAnsi="Cambria Math"/>
+            </w:rPr>
+            <m:t>I</m:t>
+          </m:r>
+          <m:d>
+            <m:dPr>
+              <m:ctrlPr>
+                <w:rPr>
+                  <w:rFonts w:ascii="Cambria Math" w:hAnsi="Cambria Math"/>
+                  <w:i/>
+                </w:rPr>
+              </m:ctrlPr>
+            </m:dPr>
+            <m:e>
+              <m:sSub>
+                <m:sSubPr>
+                  <m:ctrlPr>
+                    <w:rPr>
+                      <w:rFonts w:ascii="Cambria Math" w:hAnsi="Cambria Math"/>
+                      <w:i/>
+                    </w:rPr>
+                  </m:ctrlPr>
+                </m:sSubPr>
+                <m:e>
+                  <m:r>
+                    <w:rPr>
+                      <w:rFonts w:ascii="Cambria Math" w:hAnsi="Cambria Math"/>
+                    </w:rPr>
+                    <m:t>h</m:t>
+                  </m:r>
+                </m:e>
+                <m:sub>
+                  <m:r>
+                    <w:rPr>
+                      <w:rFonts w:ascii="Cambria Math" w:hAnsi="Cambria Math"/>
+                    </w:rPr>
+                    <m:t>b</m:t>
+                  </m:r>
+                </m:sub>
+              </m:sSub>
+              <m:d>
+                <m:dPr>
+                  <m:ctrlPr>
+                    <w:rPr>
+                      <w:rFonts w:ascii="Cambria Math" w:hAnsi="Cambria Math"/>
+                      <w:i/>
+                    </w:rPr>
+                  </m:ctrlPr>
+                </m:dPr>
+                <m:e>
+                  <m:sSub>
+                    <m:sSubPr>
+                      <m:ctrlPr>
+                        <w:rPr>
+                          <w:rFonts w:ascii="Cambria Math" w:hAnsi="Cambria Math"/>
+                          <w:i/>
+                        </w:rPr>
+                      </m:ctrlPr>
+                    </m:sSubPr>
+                    <m:e>
+                      <m:r>
+                        <w:rPr>
+                          <w:rFonts w:ascii="Cambria Math" w:hAnsi="Cambria Math"/>
+                        </w:rPr>
+                        <m:t>X</m:t>
+                      </m:r>
+                    </m:e>
+                    <m:sub>
+                      <m:r>
+                        <w:rPr>
+                          <w:rFonts w:ascii="Cambria Math" w:hAnsi="Cambria Math"/>
+                        </w:rPr>
+                        <m:t>i</m:t>
+                      </m:r>
+                    </m:sub>
+                  </m:sSub>
+                </m:e>
+              </m:d>
+              <m:r>
+                <w:rPr>
+                  <w:rFonts w:ascii="Cambria Math" w:hAnsi="Cambria Math"/>
+                </w:rPr>
+                <m:t>=1</m:t>
+              </m:r>
+            </m:e>
+          </m:d>
+        </m:oMath>
+      </m:oMathPara>
     </w:p>
     <w:p>
-      <w:pPr/>
-      <w:r>
-        <w:rPr>
-          <w:rFonts w:ascii="宋体" w:hAnsi="宋体" w:eastAsia="宋体"/>
-          <w:sz w:val="26"/>
-        </w:rPr>
-        <w:t>在可选实施例中，随机森林输入特征还可加入目标威胁概率、任务窗口、可达性、历史毁伤概率、无人机剩余火力覆盖度或目标所属区域密度等扩展特征。模型输出也可由硬标签扩展为概率排序结果，并结合任务资源约束选择前若干个高概率目标形成摧毁目标集。</w:t>
+      <w:pPr>
+        <w:spacing w:line="360" w:lineRule="auto"/>
+        <w:ind w:firstLine="520"/>
+      </w:pPr>
+      <w:r>
+        <w:rPr>
+          <w:rFonts w:ascii="宋体" w:hAnsi="宋体"/>
+          <w:sz w:val="26"/>
+        </w:rPr>
+        <w:t>当</w:t>
+      </w:r>
+      <w:r>
+        <w:rPr>
+          <w:rFonts w:ascii="宋体" w:hAnsi="宋体"/>
+          <w:sz w:val="26"/>
+        </w:rPr>
+        <w:t>P_i≥tau</w:t>
+      </w:r>
+      <w:r>
+        <w:rPr>
+          <w:rFonts w:ascii="宋体" w:hAnsi="宋体"/>
+          <w:sz w:val="26"/>
+        </w:rPr>
+        <w:t>时，将目标</w:t>
+      </w:r>
+      <w:r>
+        <w:rPr>
+          <w:rFonts w:ascii="宋体" w:hAnsi="宋体"/>
+          <w:sz w:val="26"/>
+        </w:rPr>
+        <w:t>t_i</w:t>
+      </w:r>
+      <w:r>
+        <w:rPr>
+          <w:rFonts w:ascii="宋体" w:hAnsi="宋体"/>
+          <w:sz w:val="26"/>
+        </w:rPr>
+        <w:t>加入摧毁目标集；当</w:t>
+      </w:r>
+      <w:r>
+        <w:rPr>
+          <w:rFonts w:ascii="宋体" w:hAnsi="宋体"/>
+          <w:sz w:val="26"/>
+        </w:rPr>
+        <w:t>P_i&lt;tau</w:t>
+      </w:r>
+      <w:r>
+        <w:rPr>
+          <w:rFonts w:ascii="宋体" w:hAnsi="宋体"/>
+          <w:sz w:val="26"/>
+        </w:rPr>
+        <w:t>时，将目标</w:t>
+      </w:r>
+      <w:r>
+        <w:rPr>
+          <w:rFonts w:ascii="宋体" w:hAnsi="宋体"/>
+          <w:sz w:val="26"/>
+        </w:rPr>
+        <w:t>t_i</w:t>
+      </w:r>
+      <w:r>
+        <w:rPr>
+          <w:rFonts w:ascii="宋体" w:hAnsi="宋体"/>
+          <w:sz w:val="26"/>
+        </w:rPr>
+        <w:t>加入非摧毁目标集。若模型不可用、模型加载失败或摧毁目标集为空，则采用规则阈值、</w:t>
+      </w:r>
+      <w:r>
+        <w:rPr>
+          <w:rFonts w:ascii="宋体" w:hAnsi="宋体"/>
+          <w:sz w:val="26"/>
+        </w:rPr>
+        <w:t>Top-K</w:t>
+      </w:r>
+      <w:r>
+        <w:rPr>
+          <w:rFonts w:ascii="宋体" w:hAnsi="宋体"/>
+          <w:sz w:val="26"/>
+        </w:rPr>
+        <w:t>排序或加权聚类作为备用策略。</w:t>
       </w:r>
     </w:p>
     <w:p>
-      <w:pPr/>
-      <w:r>
-        <w:rPr>
-          <w:rFonts w:ascii="宋体" w:hAnsi="宋体" w:eastAsia="宋体"/>
-          <w:sz w:val="26"/>
-        </w:rPr>
-        <w:t>在另一可选实施例中，标签来源可以是专家标注数据、历史任务复盘数据、半实物仿真数据或多轮任务仿真结果。对于缺少人工标签的早期工程阶段，可采用规则、聚类或历史策略生成伪标签进行模型预训练，再通过人工校正数据进行微调。</w:t>
+      <w:pPr>
+        <w:spacing w:line="360" w:lineRule="auto"/>
+        <w:ind w:firstLine="520"/>
+      </w:pPr>
+      <w:r>
+        <w:rPr>
+          <w:rFonts w:ascii="宋体" w:hAnsi="宋体"/>
+          <w:sz w:val="26"/>
+        </w:rPr>
+        <w:t>本发明的有益效果如下：本发明能够将复杂开放战场目标态势转化为可学习特征向量，自动划分摧毁目标集和非摧毁目标集；能够引入防御阵地对高价值目标的影响修正，提高目标价值表达的合理性；相比单棵决策树具有更强的鲁棒性和抗过拟合能力；能够输出特征重要性、混淆矩阵和分类指标，提高决策过程的可解释性；能够与后续目标分群、资源分配和打击次序规划衔接，并通过二维或三维目标分布图和分类器性能对比图提高工程应用可验证性。</w:t>
       </w:r>
     </w:p>
     <w:p>
-      <w:pPr/>
-      <w:r>
-        <w:rPr>
-          <w:rFonts w:ascii="宋体" w:hAnsi="宋体" w:eastAsia="宋体"/>
-          <w:b w:val="0"/>
-          <w:sz w:val="26"/>
-        </w:rPr>
-        <w:t>与后续无人机任务规划模块的衔接方式</w:t>
+      <w:pPr>
+        <w:spacing w:line="360" w:lineRule="auto"/>
+      </w:pPr>
+      <w:r>
+        <w:rPr>
+          <w:rFonts w:ascii="宋体" w:hAnsi="宋体"/>
+          <w:sz w:val="26"/>
+        </w:rPr>
+        <w:t>附图说明</w:t>
       </w:r>
     </w:p>
     <w:p>
-      <w:pPr/>
-      <w:r>
-        <w:rPr>
-          <w:rFonts w:ascii="宋体" w:hAnsi="宋体" w:eastAsia="宋体"/>
-          <w:sz w:val="26"/>
-        </w:rPr>
-        <w:t>本发明输出的摧毁目标集不是最终打击方案，而是后续任务规划的前置输入。摧毁目标集确定后，可将其中目标送入PSO或PPO目标分群模块，得到区域目标分群；再根据无人机类型、攻击能力、导引能力和通信覆盖关系进行资源分配；最后由打击次序规划模块生成各无人机或无人机编队的目标访问顺序。通过该衔接方式，本发明能够在目标筛选与任务执行之间形成可解释、可评估、可复用的智能决策接口。</w:t>
+      <w:pPr>
+        <w:spacing w:line="360" w:lineRule="auto"/>
+        <w:ind w:firstLine="520"/>
+      </w:pPr>
+      <w:r>
+        <w:rPr>
+          <w:rFonts w:ascii="宋体" w:hAnsi="宋体"/>
+          <w:sz w:val="26"/>
+        </w:rPr>
+        <w:t>图</w:t>
+      </w:r>
+      <w:r>
+        <w:rPr>
+          <w:rFonts w:ascii="宋体" w:hAnsi="宋体"/>
+          <w:sz w:val="26"/>
+        </w:rPr>
+        <w:t>1</w:t>
+      </w:r>
+      <w:r>
+        <w:rPr>
+          <w:rFonts w:ascii="宋体" w:hAnsi="宋体"/>
+          <w:sz w:val="26"/>
+        </w:rPr>
+        <w:t>为本发明方法整体流程图。</w:t>
+      </w:r>
+    </w:p>
+    <w:p>
+      <w:pPr>
+        <w:spacing w:line="360" w:lineRule="auto"/>
+        <w:ind w:firstLine="520"/>
+      </w:pPr>
+      <w:r>
+        <w:rPr>
+          <w:rFonts w:ascii="宋体" w:hAnsi="宋体"/>
+          <w:sz w:val="26"/>
+        </w:rPr>
+        <w:t>图</w:t>
+      </w:r>
+      <w:r>
+        <w:rPr>
+          <w:rFonts w:ascii="宋体" w:hAnsi="宋体"/>
+          <w:sz w:val="26"/>
+        </w:rPr>
+        <w:t>2</w:t>
+      </w:r>
+      <w:r>
+        <w:rPr>
+          <w:rFonts w:ascii="宋体" w:hAnsi="宋体"/>
+          <w:sz w:val="26"/>
+        </w:rPr>
+        <w:t>为本发明目标态势特征构建流程图。</w:t>
+      </w:r>
+    </w:p>
+    <w:p>
+      <w:pPr>
+        <w:spacing w:line="360" w:lineRule="auto"/>
+        <w:ind w:firstLine="520"/>
+      </w:pPr>
+      <w:r>
+        <w:rPr>
+          <w:rFonts w:ascii="宋体" w:hAnsi="宋体"/>
+          <w:sz w:val="26"/>
+        </w:rPr>
+        <w:t>图</w:t>
+      </w:r>
+      <w:r>
+        <w:rPr>
+          <w:rFonts w:ascii="宋体" w:hAnsi="宋体"/>
+          <w:sz w:val="26"/>
+        </w:rPr>
+        <w:t>3</w:t>
+      </w:r>
+      <w:r>
+        <w:rPr>
+          <w:rFonts w:ascii="宋体" w:hAnsi="宋体"/>
+          <w:sz w:val="26"/>
+        </w:rPr>
+        <w:t>为本发明随机森林模型训练与推理流程图。</w:t>
+      </w:r>
+    </w:p>
+    <w:p>
+      <w:pPr>
+        <w:spacing w:line="360" w:lineRule="auto"/>
+        <w:ind w:firstLine="520"/>
+      </w:pPr>
+      <w:r>
+        <w:rPr>
+          <w:rFonts w:ascii="宋体" w:hAnsi="宋体"/>
+          <w:sz w:val="26"/>
+        </w:rPr>
+        <w:t>图</w:t>
+      </w:r>
+      <w:r>
+        <w:rPr>
+          <w:rFonts w:ascii="宋体" w:hAnsi="宋体"/>
+          <w:sz w:val="26"/>
+        </w:rPr>
+        <w:t>4</w:t>
+      </w:r>
+      <w:r>
+        <w:rPr>
+          <w:rFonts w:ascii="宋体" w:hAnsi="宋体"/>
+          <w:sz w:val="26"/>
+        </w:rPr>
+        <w:t>为本发明摧毁目标集与非摧毁目标集三维分布示意图。</w:t>
+      </w:r>
+    </w:p>
+    <w:p>
+      <w:pPr>
+        <w:spacing w:line="360" w:lineRule="auto"/>
+        <w:ind w:firstLine="520"/>
+      </w:pPr>
+      <w:r>
+        <w:rPr>
+          <w:rFonts w:ascii="宋体" w:hAnsi="宋体"/>
+          <w:sz w:val="26"/>
+        </w:rPr>
+        <w:t>图</w:t>
+      </w:r>
+      <w:r>
+        <w:rPr>
+          <w:rFonts w:ascii="宋体" w:hAnsi="宋体"/>
+          <w:sz w:val="26"/>
+        </w:rPr>
+        <w:t>5</w:t>
+      </w:r>
+      <w:r>
+        <w:rPr>
+          <w:rFonts w:ascii="宋体" w:hAnsi="宋体"/>
+          <w:sz w:val="26"/>
+        </w:rPr>
+        <w:t>为本发明随机森林与对比分类模型性能对比示意图。</w:t>
+      </w:r>
+    </w:p>
+    <w:p>
+      <w:pPr>
+        <w:spacing w:line="360" w:lineRule="auto"/>
+        <w:ind w:firstLine="520"/>
+      </w:pPr>
+      <w:r>
+        <w:rPr>
+          <w:rFonts w:ascii="宋体" w:hAnsi="宋体"/>
+          <w:sz w:val="26"/>
+        </w:rPr>
+        <w:t>图</w:t>
+      </w:r>
+      <w:r>
+        <w:rPr>
+          <w:rFonts w:ascii="宋体" w:hAnsi="宋体"/>
+          <w:sz w:val="26"/>
+        </w:rPr>
+        <w:t>6</w:t>
+      </w:r>
+      <w:r>
+        <w:rPr>
+          <w:rFonts w:ascii="宋体" w:hAnsi="宋体"/>
+          <w:sz w:val="26"/>
+        </w:rPr>
+        <w:t>为本发明随机森林特征重要性示意图。</w:t>
+      </w:r>
+    </w:p>
+    <w:p>
+      <w:pPr>
+        <w:spacing w:line="360" w:lineRule="auto"/>
+      </w:pPr>
+      <w:r>
+        <w:rPr>
+          <w:rFonts w:ascii="宋体" w:hAnsi="宋体"/>
+          <w:sz w:val="26"/>
+        </w:rPr>
+        <w:t>具体实施方式</w:t>
+      </w:r>
+    </w:p>
+    <w:p>
+      <w:pPr>
+        <w:spacing w:line="360" w:lineRule="auto"/>
+        <w:ind w:firstLine="520"/>
+      </w:pPr>
+      <w:r>
+        <w:rPr>
+          <w:rFonts w:ascii="宋体" w:hAnsi="宋体"/>
+          <w:sz w:val="26"/>
+        </w:rPr>
+        <w:t>下面结合附图和实施例对本发明进一步说明。应当理解，以下实施方式用于说明本发明的技术方案，而非限定本发明的保护范围。</w:t>
+      </w:r>
+    </w:p>
+    <w:p>
+      <w:pPr>
+        <w:spacing w:line="360" w:lineRule="auto"/>
+        <w:ind w:firstLine="520"/>
+      </w:pPr>
+      <w:r>
+        <w:rPr>
+          <w:rFonts w:ascii="宋体" w:hAnsi="宋体"/>
+          <w:sz w:val="26"/>
+        </w:rPr>
+        <w:lastRenderedPageBreak/>
+        <w:t>针对无人机集群对地目标任务中的摧毁目标集构建问题，本发明将候选目标划分为摧毁目标和非摧毁目标两类。摧毁目标集不是最终打击次序，而是目标分群、资源分配和打击次序规划的前置输入。通过先行确定摧毁目标集，能够降低后续规划模块的搜索规模，并使有限无人机资源优先作用于战略价值高、任务收益大或态势上更应优先处理的目标。</w:t>
+      </w:r>
+    </w:p>
+    <w:p>
+      <w:pPr>
+        <w:spacing w:line="360" w:lineRule="auto"/>
+        <w:ind w:firstLine="520"/>
+      </w:pPr>
+      <w:r>
+        <w:rPr>
+          <w:rFonts w:ascii="宋体" w:hAnsi="宋体"/>
+          <w:sz w:val="26"/>
+        </w:rPr>
+        <w:t>准备工作：设候选目标集合为</w:t>
+      </w:r>
+      <w:r>
+        <w:rPr>
+          <w:rFonts w:ascii="宋体" w:hAnsi="宋体"/>
+          <w:sz w:val="26"/>
+        </w:rPr>
+        <w:t>T={t_i|i=1,2,...,n}</w:t>
+      </w:r>
+      <w:r>
+        <w:rPr>
+          <w:rFonts w:ascii="宋体" w:hAnsi="宋体"/>
+          <w:sz w:val="26"/>
+        </w:rPr>
+        <w:t>，每一目标具有目标编号、空间坐标、目标类型、战略价值、防御能力和威胁程度。设输出标签</w:t>
+      </w:r>
+      <w:r>
+        <w:rPr>
+          <w:rFonts w:ascii="宋体" w:hAnsi="宋体"/>
+          <w:sz w:val="26"/>
+        </w:rPr>
+        <w:t>y_i∈{0,1}</w:t>
+      </w:r>
+      <w:r>
+        <w:rPr>
+          <w:rFonts w:ascii="宋体" w:hAnsi="宋体"/>
+          <w:sz w:val="26"/>
+        </w:rPr>
+        <w:t>，其中</w:t>
+      </w:r>
+      <w:r>
+        <w:rPr>
+          <w:rFonts w:ascii="宋体" w:hAnsi="宋体"/>
+          <w:sz w:val="26"/>
+        </w:rPr>
+        <w:t>y_i=1</w:t>
+      </w:r>
+      <w:r>
+        <w:rPr>
+          <w:rFonts w:ascii="宋体" w:hAnsi="宋体"/>
+          <w:sz w:val="26"/>
+        </w:rPr>
+        <w:t>表示目标属于摧毁目标集，</w:t>
+      </w:r>
+      <w:r>
+        <w:rPr>
+          <w:rFonts w:ascii="宋体" w:hAnsi="宋体"/>
+          <w:sz w:val="26"/>
+        </w:rPr>
+        <w:t>y_i=0</w:t>
+      </w:r>
+      <w:r>
+        <w:rPr>
+          <w:rFonts w:ascii="宋体" w:hAnsi="宋体"/>
+          <w:sz w:val="26"/>
+        </w:rPr>
+        <w:t>表示目标属于非摧毁目标集。</w:t>
+      </w:r>
+    </w:p>
+    <w:p>
+      <w:pPr>
+        <w:spacing w:line="360" w:lineRule="auto"/>
+        <w:ind w:firstLine="520"/>
+      </w:pPr>
+      <w:r>
+        <w:rPr>
+          <w:rFonts w:ascii="宋体" w:hAnsi="宋体"/>
+          <w:sz w:val="26"/>
+        </w:rPr>
+        <w:t>该摧毁目标集智能决策方法包括以下步骤：</w:t>
+      </w:r>
+    </w:p>
+    <w:p>
+      <w:pPr>
+        <w:spacing w:line="360" w:lineRule="auto"/>
+        <w:ind w:firstLine="520"/>
+      </w:pPr>
+      <w:r>
+        <w:rPr>
+          <w:rFonts w:ascii="宋体" w:hAnsi="宋体"/>
+          <w:sz w:val="26"/>
+        </w:rPr>
+        <w:t>S1</w:t>
+      </w:r>
+      <w:r>
+        <w:rPr>
+          <w:rFonts w:ascii="宋体" w:hAnsi="宋体"/>
+          <w:sz w:val="26"/>
+        </w:rPr>
+        <w:t>：目标态势数据获取。获取开放战场环境下的目标态势数据，数据可由侦察感知系统、态势数据库、历史任务记录、仿真推演系统或人工构建数据集提供。</w:t>
+      </w:r>
+    </w:p>
+    <w:p>
+      <w:pPr>
+        <w:spacing w:line="360" w:lineRule="auto"/>
+        <w:ind w:firstLine="520"/>
+      </w:pPr>
+      <w:r>
+        <w:rPr>
+          <w:rFonts w:ascii="宋体" w:hAnsi="宋体"/>
+          <w:sz w:val="26"/>
+        </w:rPr>
+        <w:t>S2</w:t>
+      </w:r>
+      <w:r>
+        <w:rPr>
+          <w:rFonts w:ascii="宋体" w:hAnsi="宋体"/>
+          <w:sz w:val="26"/>
+        </w:rPr>
+        <w:t>：目标属性预处理。对目标态势数据进行字段统一、缺失值处理、异常值修正、目标类型编码和数值归一化，使目标属性满足随机森林分类模型输入要求。</w:t>
+      </w:r>
+    </w:p>
+    <w:p>
+      <w:pPr>
+        <w:spacing w:line="360" w:lineRule="auto"/>
+        <w:ind w:firstLine="520"/>
+      </w:pPr>
+      <w:r>
+        <w:rPr>
+          <w:rFonts w:ascii="宋体" w:hAnsi="宋体"/>
+          <w:sz w:val="26"/>
+        </w:rPr>
+        <w:t>S3</w:t>
+      </w:r>
+      <w:r>
+        <w:rPr>
+          <w:rFonts w:ascii="宋体" w:hAnsi="宋体"/>
+          <w:sz w:val="26"/>
+        </w:rPr>
+        <w:t>：防御影响修正。参见图</w:t>
+      </w:r>
+      <w:r>
+        <w:rPr>
+          <w:rFonts w:ascii="宋体" w:hAnsi="宋体"/>
+          <w:sz w:val="26"/>
+        </w:rPr>
+        <w:t>2</w:t>
+      </w:r>
+      <w:r>
+        <w:rPr>
+          <w:rFonts w:ascii="宋体" w:hAnsi="宋体"/>
+          <w:sz w:val="26"/>
+        </w:rPr>
+        <w:t>，计算防御阵地与高价值目标之间的空间距离，当高价值目标处于防御阵地作用半径内时，更新该目标的防御能力，并根据受保护高价值目标的战略价值更新防御阵地重要程度。</w:t>
+      </w:r>
+    </w:p>
+    <w:p>
+      <w:pPr>
+        <w:spacing w:line="360" w:lineRule="auto"/>
+        <w:ind w:firstLine="520"/>
+      </w:pPr>
+      <w:r>
+        <w:rPr>
+          <w:rFonts w:ascii="宋体" w:hAnsi="宋体"/>
+          <w:sz w:val="26"/>
+        </w:rPr>
+        <w:t>S4</w:t>
+      </w:r>
+      <w:r>
+        <w:rPr>
+          <w:rFonts w:ascii="宋体" w:hAnsi="宋体"/>
+          <w:sz w:val="26"/>
+        </w:rPr>
+        <w:t>：目标综合价值评分。计算目标到参考位置的距离和方位角，结合修正防御能力、修正重要程度、归一化距离和方位角得到目标综合评分</w:t>
+      </w:r>
+      <w:r>
+        <w:rPr>
+          <w:rFonts w:ascii="宋体" w:hAnsi="宋体"/>
+          <w:sz w:val="26"/>
+        </w:rPr>
+        <w:t>score_i</w:t>
+      </w:r>
+      <w:r>
+        <w:rPr>
+          <w:rFonts w:ascii="宋体" w:hAnsi="宋体"/>
+          <w:sz w:val="26"/>
+        </w:rPr>
+        <w:t>。</w:t>
+      </w:r>
+    </w:p>
+    <w:p>
+      <w:pPr>
+        <w:spacing w:line="360" w:lineRule="auto"/>
+        <w:ind w:firstLine="520"/>
+      </w:pPr>
+      <w:r>
+        <w:rPr>
+          <w:rFonts w:ascii="宋体" w:hAnsi="宋体"/>
+          <w:sz w:val="26"/>
+        </w:rPr>
+        <w:t>S5</w:t>
+      </w:r>
+      <w:r>
+        <w:rPr>
+          <w:rFonts w:ascii="宋体" w:hAnsi="宋体"/>
+          <w:sz w:val="26"/>
+        </w:rPr>
+        <w:t>：随机森林特征向量构建。将</w:t>
+      </w:r>
+      <w:r>
+        <w:rPr>
+          <w:rFonts w:ascii="宋体" w:hAnsi="宋体"/>
+          <w:sz w:val="26"/>
+        </w:rPr>
+        <w:t>score_i</w:t>
+      </w:r>
+      <w:r>
+        <w:rPr>
+          <w:rFonts w:ascii="宋体" w:hAnsi="宋体"/>
+          <w:sz w:val="26"/>
+        </w:rPr>
+        <w:t>、</w:t>
+      </w:r>
+      <w:r>
+        <w:rPr>
+          <w:rFonts w:ascii="宋体" w:hAnsi="宋体"/>
+          <w:sz w:val="26"/>
+        </w:rPr>
+        <w:t>r_i'</w:t>
+      </w:r>
+      <w:r>
+        <w:rPr>
+          <w:rFonts w:ascii="宋体" w:hAnsi="宋体"/>
+          <w:sz w:val="26"/>
+        </w:rPr>
+        <w:t>、</w:t>
+      </w:r>
+      <w:r>
+        <w:rPr>
+          <w:rFonts w:ascii="宋体" w:hAnsi="宋体"/>
+          <w:sz w:val="26"/>
+        </w:rPr>
+        <w:t>theta_i</w:t>
+      </w:r>
+      <w:r>
+        <w:rPr>
+          <w:rFonts w:ascii="宋体" w:hAnsi="宋体"/>
+          <w:sz w:val="26"/>
+        </w:rPr>
+        <w:t>、</w:t>
+      </w:r>
+      <w:r>
+        <w:rPr>
+          <w:rFonts w:ascii="宋体" w:hAnsi="宋体"/>
+          <w:sz w:val="26"/>
+        </w:rPr>
+        <w:t>d_i^a</w:t>
+      </w:r>
+      <w:r>
+        <w:rPr>
+          <w:rFonts w:ascii="宋体" w:hAnsi="宋体"/>
+          <w:sz w:val="26"/>
+        </w:rPr>
+        <w:t>和</w:t>
+      </w:r>
+      <w:r>
+        <w:rPr>
+          <w:rFonts w:ascii="宋体" w:hAnsi="宋体"/>
+          <w:sz w:val="26"/>
+        </w:rPr>
+        <w:t>v_i^a</w:t>
+      </w:r>
+      <w:r>
+        <w:rPr>
+          <w:rFonts w:ascii="宋体" w:hAnsi="宋体"/>
+          <w:sz w:val="26"/>
+        </w:rPr>
+        <w:t>按固定顺序组成输入特征向量</w:t>
+      </w:r>
+      <w:r>
+        <w:rPr>
+          <w:rFonts w:ascii="宋体" w:hAnsi="宋体"/>
+          <w:sz w:val="26"/>
+        </w:rPr>
+        <w:t>X_i</w:t>
+      </w:r>
+      <w:r>
+        <w:rPr>
+          <w:rFonts w:ascii="宋体" w:hAnsi="宋体"/>
+          <w:sz w:val="26"/>
+        </w:rPr>
+        <w:t>，保证训练、模型保存、模型加载和推理阶段的输入一致。</w:t>
+      </w:r>
+    </w:p>
+    <w:p>
+      <w:pPr>
+        <w:spacing w:line="360" w:lineRule="auto"/>
+        <w:ind w:firstLine="520"/>
+      </w:pPr>
+      <w:r>
+        <w:rPr>
+          <w:rFonts w:ascii="宋体" w:hAnsi="宋体"/>
+          <w:sz w:val="26"/>
+        </w:rPr>
+        <w:t>S6</w:t>
+      </w:r>
+      <w:r>
+        <w:rPr>
+          <w:rFonts w:ascii="宋体" w:hAnsi="宋体"/>
+          <w:sz w:val="26"/>
+        </w:rPr>
+        <w:t>：训练标签构建。分类标签可来自专家标注、历史任务结果、仿真推演结果或人工构建标签集；在缺少正式监督标签的工程验证阶段，可选地采用规则决策结果或</w:t>
+      </w:r>
+      <w:r>
+        <w:rPr>
+          <w:rFonts w:ascii="宋体" w:hAnsi="宋体"/>
+          <w:sz w:val="26"/>
+        </w:rPr>
+        <w:lastRenderedPageBreak/>
+        <w:t>聚类结果生成伪标签辅助训练，但该伪标签不作为正式监督学习标签来源的限定。</w:t>
+      </w:r>
+    </w:p>
+    <w:p>
+      <w:pPr>
+        <w:spacing w:line="360" w:lineRule="auto"/>
+        <w:ind w:firstLine="520"/>
+      </w:pPr>
+      <w:r>
+        <w:rPr>
+          <w:rFonts w:ascii="宋体" w:hAnsi="宋体"/>
+          <w:sz w:val="26"/>
+        </w:rPr>
+        <w:t>S7</w:t>
+      </w:r>
+      <w:r>
+        <w:rPr>
+          <w:rFonts w:ascii="宋体" w:hAnsi="宋体"/>
+          <w:sz w:val="26"/>
+        </w:rPr>
+        <w:t>：随机森林模型训练。对训练样本进行</w:t>
+      </w:r>
+      <w:r>
+        <w:rPr>
+          <w:rFonts w:ascii="宋体" w:hAnsi="宋体"/>
+          <w:sz w:val="26"/>
+        </w:rPr>
+        <w:t>Bootstrap</w:t>
+      </w:r>
+      <w:r>
+        <w:rPr>
+          <w:rFonts w:ascii="宋体" w:hAnsi="宋体"/>
+          <w:sz w:val="26"/>
+        </w:rPr>
+        <w:t>抽样，训练多棵</w:t>
+      </w:r>
+      <w:r>
+        <w:rPr>
+          <w:rFonts w:ascii="宋体" w:hAnsi="宋体"/>
+          <w:sz w:val="26"/>
+        </w:rPr>
+        <w:t>CART</w:t>
+      </w:r>
+      <w:r>
+        <w:rPr>
+          <w:rFonts w:ascii="宋体" w:hAnsi="宋体"/>
+          <w:sz w:val="26"/>
+        </w:rPr>
+        <w:t>决策树，在各节点根据随机候选特征和基尼系数完成划分，多棵决策树形成随机森林分类模型。</w:t>
+      </w:r>
+    </w:p>
+    <w:p>
+      <w:pPr>
+        <w:spacing w:line="360" w:lineRule="auto"/>
+        <w:ind w:firstLine="520"/>
+      </w:pPr>
+      <w:r>
+        <w:rPr>
+          <w:rFonts w:ascii="宋体" w:hAnsi="宋体"/>
+          <w:sz w:val="26"/>
+        </w:rPr>
+        <w:t>S8</w:t>
+      </w:r>
+      <w:r>
+        <w:rPr>
+          <w:rFonts w:ascii="宋体" w:hAnsi="宋体"/>
+          <w:sz w:val="26"/>
+        </w:rPr>
+        <w:t>：待决策目标推理与目标集生成。将待决策目标输入随机森林分类模型，得到摧毁概率</w:t>
+      </w:r>
+      <w:r>
+        <w:rPr>
+          <w:rFonts w:ascii="宋体" w:hAnsi="宋体"/>
+          <w:sz w:val="26"/>
+        </w:rPr>
+        <w:t>P_i</w:t>
+      </w:r>
+      <w:r>
+        <w:rPr>
+          <w:rFonts w:ascii="宋体" w:hAnsi="宋体"/>
+          <w:sz w:val="26"/>
+        </w:rPr>
+        <w:t>；根据概率阈值</w:t>
+      </w:r>
+      <w:r>
+        <w:rPr>
+          <w:rFonts w:ascii="宋体" w:hAnsi="宋体"/>
+          <w:sz w:val="26"/>
+        </w:rPr>
+        <w:t>tau</w:t>
+      </w:r>
+      <w:r>
+        <w:rPr>
+          <w:rFonts w:ascii="宋体" w:hAnsi="宋体"/>
+          <w:sz w:val="26"/>
+        </w:rPr>
+        <w:t>或多数投票结果生成摧毁目标集和非摧毁目标集。当模型不可用时采用规则阈值、</w:t>
+      </w:r>
+      <w:r>
+        <w:rPr>
+          <w:rFonts w:ascii="宋体" w:hAnsi="宋体"/>
+          <w:sz w:val="26"/>
+        </w:rPr>
+        <w:t>Top-K</w:t>
+      </w:r>
+      <w:r>
+        <w:rPr>
+          <w:rFonts w:ascii="宋体" w:hAnsi="宋体"/>
+          <w:sz w:val="26"/>
+        </w:rPr>
+        <w:t>排序或加权聚类作为备用策略。</w:t>
+      </w:r>
+    </w:p>
+    <w:p>
+      <w:pPr>
+        <w:spacing w:line="360" w:lineRule="auto"/>
+        <w:ind w:firstLine="520"/>
+      </w:pPr>
+      <w:r>
+        <w:rPr>
+          <w:rFonts w:ascii="宋体" w:hAnsi="宋体"/>
+          <w:sz w:val="26"/>
+        </w:rPr>
+        <w:t>S9</w:t>
+      </w:r>
+      <w:r>
+        <w:rPr>
+          <w:rFonts w:ascii="宋体" w:hAnsi="宋体"/>
+          <w:sz w:val="26"/>
+        </w:rPr>
+        <w:t>：与后续任务规划模块衔接。将摧毁目标集输入目标分群模块，由</w:t>
+      </w:r>
+      <w:r>
+        <w:rPr>
+          <w:rFonts w:ascii="宋体" w:hAnsi="宋体"/>
+          <w:sz w:val="26"/>
+        </w:rPr>
+        <w:t>PSO</w:t>
+      </w:r>
+      <w:r>
+        <w:rPr>
+          <w:rFonts w:ascii="宋体" w:hAnsi="宋体"/>
+          <w:sz w:val="26"/>
+        </w:rPr>
+        <w:t>、</w:t>
+      </w:r>
+      <w:r>
+        <w:rPr>
+          <w:rFonts w:ascii="宋体" w:hAnsi="宋体"/>
+          <w:sz w:val="26"/>
+        </w:rPr>
+        <w:t>PPO</w:t>
+      </w:r>
+      <w:r>
+        <w:rPr>
+          <w:rFonts w:ascii="宋体" w:hAnsi="宋体"/>
+          <w:sz w:val="26"/>
+        </w:rPr>
+        <w:t>或其他分群方法形成区域目标分群，再结合攻击、导引和通信无人机资源进行资源分配、任务完成率评估和打击次序规划。</w:t>
+      </w:r>
+    </w:p>
+    <w:p>
+      <w:pPr>
+        <w:spacing w:line="360" w:lineRule="auto"/>
+        <w:ind w:firstLine="520"/>
+      </w:pPr>
+      <w:r>
+        <w:rPr>
+          <w:rFonts w:ascii="宋体" w:hAnsi="宋体"/>
+          <w:sz w:val="26"/>
+        </w:rPr>
+        <w:t>S10</w:t>
+      </w:r>
+      <w:r>
+        <w:rPr>
+          <w:rFonts w:ascii="宋体" w:hAnsi="宋体"/>
+          <w:sz w:val="26"/>
+        </w:rPr>
+        <w:t>：可视化与评估输出。参见图</w:t>
+      </w:r>
+      <w:r>
+        <w:rPr>
+          <w:rFonts w:ascii="宋体" w:hAnsi="宋体"/>
+          <w:sz w:val="26"/>
+        </w:rPr>
+        <w:t>3</w:t>
+      </w:r>
+      <w:r>
+        <w:rPr>
+          <w:rFonts w:ascii="宋体" w:hAnsi="宋体"/>
+          <w:sz w:val="26"/>
+        </w:rPr>
+        <w:t>至图</w:t>
+      </w:r>
+      <w:r>
+        <w:rPr>
+          <w:rFonts w:ascii="宋体" w:hAnsi="宋体"/>
+          <w:sz w:val="26"/>
+        </w:rPr>
+        <w:t>6</w:t>
+      </w:r>
+      <w:r>
+        <w:rPr>
+          <w:rFonts w:ascii="宋体" w:hAnsi="宋体"/>
+          <w:sz w:val="26"/>
+        </w:rPr>
+        <w:t>，生成混淆矩阵、特征重要性、目标评分分布、二维或三维目标分布图以及随机森林与决策树、</w:t>
+      </w:r>
+      <w:r>
+        <w:rPr>
+          <w:rFonts w:ascii="宋体" w:hAnsi="宋体"/>
+          <w:sz w:val="26"/>
+        </w:rPr>
+        <w:t>KNN</w:t>
+      </w:r>
+      <w:r>
+        <w:rPr>
+          <w:rFonts w:ascii="宋体" w:hAnsi="宋体"/>
+          <w:sz w:val="26"/>
+        </w:rPr>
+        <w:t>等分类模型的性能对比图，用于验证模型效果和审查目标集划分结果。</w:t>
+      </w:r>
+    </w:p>
+    <w:p>
+      <w:pPr>
+        <w:spacing w:line="360" w:lineRule="auto"/>
+        <w:ind w:firstLine="520"/>
+      </w:pPr>
+      <w:r>
+        <w:rPr>
+          <w:rFonts w:ascii="宋体" w:hAnsi="宋体"/>
+          <w:sz w:val="26"/>
+        </w:rPr>
+        <w:t>本发明方法流程参见图</w:t>
+      </w:r>
+      <w:r>
+        <w:rPr>
+          <w:rFonts w:ascii="宋体" w:hAnsi="宋体"/>
+          <w:sz w:val="26"/>
+        </w:rPr>
+        <w:t>1</w:t>
+      </w:r>
+      <w:r>
+        <w:rPr>
+          <w:rFonts w:ascii="宋体" w:hAnsi="宋体"/>
+          <w:sz w:val="26"/>
+        </w:rPr>
+        <w:t>。首先获取候选目标态势数据并进行预处理；其次根据防御阵地与高价值目标之间的空间作用关系修正目标属性；然后构建目标综合评分和随机森林输入特征向量；再训练或加载随机森林分类模型输出摧毁概率；最后根据阈值或投票结果生成摧毁目标集和非摧毁目标集，并将结果输入后续无人机集群任务规划模块。</w:t>
       </w:r>
     </w:p>
     <w:sectPr>
-      <w:headerReference w:type="default" r:id="rId194"/>
-      <w:footerReference w:type="even" r:id="rId195"/>
-      <w:footerReference w:type="default" r:id="rId196"/>
+      <w:headerReference w:type="default" r:id="rId8"/>
+      <w:footerReference w:type="even" r:id="rId9"/>
+      <w:footerReference w:type="default" r:id="rId10"/>
       <w:pgSz w:w="11906" w:h="16838" w:code="9"/>
       <w:pgMar w:top="1418" w:right="851" w:bottom="851" w:left="1418" w:header="851" w:footer="113" w:gutter="0"/>
       <w:lnNumType w:countBy="5"/>
@@ -428,7 +3758,7 @@
 </file>
 
 <file path=word/endnotes.xml><?xml version="1.0" encoding="utf-8"?>
-<w:endnotes xmlns:wpc="http://schemas.microsoft.com/office/word/2010/wordprocessingCanvas" xmlns:cx="http://schemas.microsoft.com/office/drawing/2014/chartex" xmlns:cx1="http://schemas.microsoft.com/office/drawing/2015/9/8/chartex" xmlns:cx2="http://schemas.microsoft.com/office/drawing/2015/10/21/chartex" xmlns:cx3="http://schemas.microsoft.com/office/drawing/2016/5/9/chartex" xmlns:cx4="http://schemas.microsoft.com/office/drawing/2016/5/10/chartex" xmlns:cx5="http://schemas.microsoft.com/office/drawing/2016/5/11/chartex" xmlns:cx6="http://schemas.microsoft.com/office/drawing/2016/5/12/chartex" xmlns:cx7="http://schemas.microsoft.com/office/drawing/2016/5/13/chartex" xmlns:cx8="http://schemas.microsoft.com/office/drawing/2016/5/14/chartex" xmlns:mc="http://schemas.openxmlformats.org/markup-compatibility/2006" xmlns:aink="http://schemas.microsoft.com/office/drawing/2016/ink" xmlns:am3d="http://schemas.microsoft.com/office/drawing/2017/model3d" xmlns:o="urn:schemas-microsoft-com:office:office" xmlns:r="http://schemas.openxmlformats.org/officeDocument/2006/relationships" xmlns:m="http://schemas.openxmlformats.org/officeDocument/2006/math" xmlns:v="urn:schemas-microsoft-com:vml" xmlns:wp14="http://schemas.microsoft.com/office/word/2010/wordprocessingDrawing" xmlns:wp="http://schemas.openxmlformats.org/drawingml/2006/wordprocessingDrawing" xmlns:w10="urn:schemas-microsoft-com:office:word" xmlns:w="http://schemas.openxmlformats.org/wordprocessingml/2006/main" xmlns:w14="http://schemas.microsoft.com/office/word/2010/wordml" xmlns:w15="http://schemas.microsoft.com/office/word/2012/wordml" xmlns:w16cid="http://schemas.microsoft.com/office/word/2016/wordml/cid" xmlns:w16se="http://schemas.microsoft.com/office/word/2015/wordml/symex" xmlns:wpg="http://schemas.microsoft.com/office/word/2010/wordprocessingGroup" xmlns:wpi="http://schemas.microsoft.com/office/word/2010/wordprocessingInk" xmlns:wne="http://schemas.microsoft.com/office/word/2006/wordml" xmlns:wps="http://schemas.microsoft.com/office/word/2010/wordprocessingShape" mc:Ignorable="w14 w15 w16se w16cid wp14">
+<w:endnotes xmlns:wpc="http://schemas.microsoft.com/office/word/2010/wordprocessingCanvas" xmlns:cx="http://schemas.microsoft.com/office/drawing/2014/chartex" xmlns:cx1="http://schemas.microsoft.com/office/drawing/2015/9/8/chartex" xmlns:cx2="http://schemas.microsoft.com/office/drawing/2015/10/21/chartex" xmlns:cx3="http://schemas.microsoft.com/office/drawing/2016/5/9/chartex" xmlns:cx4="http://schemas.microsoft.com/office/drawing/2016/5/10/chartex" xmlns:cx5="http://schemas.microsoft.com/office/drawing/2016/5/11/chartex" xmlns:cx6="http://schemas.microsoft.com/office/drawing/2016/5/12/chartex" xmlns:cx7="http://schemas.microsoft.com/office/drawing/2016/5/13/chartex" xmlns:cx8="http://schemas.microsoft.com/office/drawing/2016/5/14/chartex" xmlns:mc="http://schemas.openxmlformats.org/markup-compatibility/2006" xmlns:aink="http://schemas.microsoft.com/office/drawing/2016/ink" xmlns:am3d="http://schemas.microsoft.com/office/drawing/2017/model3d" xmlns:o="urn:schemas-microsoft-com:office:office" xmlns:oel="http://schemas.microsoft.com/office/2019/extlst" xmlns:r="http://schemas.openxmlformats.org/officeDocument/2006/relationships" xmlns:m="http://schemas.openxmlformats.org/officeDocument/2006/math" xmlns:v="urn:schemas-microsoft-com:vml" xmlns:wp14="http://schemas.microsoft.com/office/word/2010/wordprocessingDrawing" xmlns:wp="http://schemas.openxmlformats.org/drawingml/2006/wordprocessingDrawing" xmlns:w10="urn:schemas-microsoft-com:office:word" xmlns:w="http://schemas.openxmlformats.org/wordprocessingml/2006/main" xmlns:w14="http://schemas.microsoft.com/office/word/2010/wordml" xmlns:w15="http://schemas.microsoft.com/office/word/2012/wordml" xmlns:w16cex="http://schemas.microsoft.com/office/word/2018/wordml/cex" xmlns:w16cid="http://schemas.microsoft.com/office/word/2016/wordml/cid" xmlns:w16="http://schemas.microsoft.com/office/word/2018/wordml" xmlns:w16du="http://schemas.microsoft.com/office/word/2023/wordml/word16du" xmlns:w16sdtdh="http://schemas.microsoft.com/office/word/2020/wordml/sdtdatahash" xmlns:w16sdtfl="http://schemas.microsoft.com/office/word/2024/wordml/sdtformatlock" xmlns:w16se="http://schemas.microsoft.com/office/word/2015/wordml/symex" xmlns:wpg="http://schemas.microsoft.com/office/word/2010/wordprocessingGroup" xmlns:wpi="http://schemas.microsoft.com/office/word/2010/wordprocessingInk" xmlns:wne="http://schemas.microsoft.com/office/word/2006/wordml" xmlns:wps="http://schemas.microsoft.com/office/word/2010/wordprocessingShape" mc:Ignorable="w14 w15 w16se w16cid w16 w16cex w16sdtdh w16sdtfl w16du wp14">
   <w:endnote w:type="separator" w:id="-1">
     <w:p>
       <w:r>
@@ -447,7 +3777,7 @@
 </file>
 
 <file path=word/footer1.xml><?xml version="1.0" encoding="utf-8"?>
-<w:ftr xmlns:wpc="http://schemas.microsoft.com/office/word/2010/wordprocessingCanvas" xmlns:cx="http://schemas.microsoft.com/office/drawing/2014/chartex" xmlns:cx1="http://schemas.microsoft.com/office/drawing/2015/9/8/chartex" xmlns:cx2="http://schemas.microsoft.com/office/drawing/2015/10/21/chartex" xmlns:cx3="http://schemas.microsoft.com/office/drawing/2016/5/9/chartex" xmlns:cx4="http://schemas.microsoft.com/office/drawing/2016/5/10/chartex" xmlns:cx5="http://schemas.microsoft.com/office/drawing/2016/5/11/chartex" xmlns:cx6="http://schemas.microsoft.com/office/drawing/2016/5/12/chartex" xmlns:cx7="http://schemas.microsoft.com/office/drawing/2016/5/13/chartex" xmlns:cx8="http://schemas.microsoft.com/office/drawing/2016/5/14/chartex" xmlns:mc="http://schemas.openxmlformats.org/markup-compatibility/2006" xmlns:aink="http://schemas.microsoft.com/office/drawing/2016/ink" xmlns:am3d="http://schemas.microsoft.com/office/drawing/2017/model3d" xmlns:o="urn:schemas-microsoft-com:office:office" xmlns:r="http://schemas.openxmlformats.org/officeDocument/2006/relationships" xmlns:m="http://schemas.openxmlformats.org/officeDocument/2006/math" xmlns:v="urn:schemas-microsoft-com:vml" xmlns:wp14="http://schemas.microsoft.com/office/word/2010/wordprocessingDrawing" xmlns:wp="http://schemas.openxmlformats.org/drawingml/2006/wordprocessingDrawing" xmlns:w10="urn:schemas-microsoft-com:office:word" xmlns:w="http://schemas.openxmlformats.org/wordprocessingml/2006/main" xmlns:w14="http://schemas.microsoft.com/office/word/2010/wordml" xmlns:w15="http://schemas.microsoft.com/office/word/2012/wordml" xmlns:w16cid="http://schemas.microsoft.com/office/word/2016/wordml/cid" xmlns:w16se="http://schemas.microsoft.com/office/word/2015/wordml/symex" xmlns:wpg="http://schemas.microsoft.com/office/word/2010/wordprocessingGroup" xmlns:wpi="http://schemas.microsoft.com/office/word/2010/wordprocessingInk" xmlns:wne="http://schemas.microsoft.com/office/word/2006/wordml" xmlns:wps="http://schemas.microsoft.com/office/word/2010/wordprocessingShape" mc:Ignorable="w14 w15 w16se w16cid wp14">
+<w:ftr xmlns:wpc="http://schemas.microsoft.com/office/word/2010/wordprocessingCanvas" xmlns:cx="http://schemas.microsoft.com/office/drawing/2014/chartex" xmlns:cx1="http://schemas.microsoft.com/office/drawing/2015/9/8/chartex" xmlns:cx2="http://schemas.microsoft.com/office/drawing/2015/10/21/chartex" xmlns:cx3="http://schemas.microsoft.com/office/drawing/2016/5/9/chartex" xmlns:cx4="http://schemas.microsoft.com/office/drawing/2016/5/10/chartex" xmlns:cx5="http://schemas.microsoft.com/office/drawing/2016/5/11/chartex" xmlns:cx6="http://schemas.microsoft.com/office/drawing/2016/5/12/chartex" xmlns:cx7="http://schemas.microsoft.com/office/drawing/2016/5/13/chartex" xmlns:cx8="http://schemas.microsoft.com/office/drawing/2016/5/14/chartex" xmlns:mc="http://schemas.openxmlformats.org/markup-compatibility/2006" xmlns:aink="http://schemas.microsoft.com/office/drawing/2016/ink" xmlns:am3d="http://schemas.microsoft.com/office/drawing/2017/model3d" xmlns:o="urn:schemas-microsoft-com:office:office" xmlns:oel="http://schemas.microsoft.com/office/2019/extlst" xmlns:r="http://schemas.openxmlformats.org/officeDocument/2006/relationships" xmlns:m="http://schemas.openxmlformats.org/officeDocument/2006/math" xmlns:v="urn:schemas-microsoft-com:vml" xmlns:wp14="http://schemas.microsoft.com/office/word/2010/wordprocessingDrawing" xmlns:wp="http://schemas.openxmlformats.org/drawingml/2006/wordprocessingDrawing" xmlns:w10="urn:schemas-microsoft-com:office:word" xmlns:w="http://schemas.openxmlformats.org/wordprocessingml/2006/main" xmlns:w14="http://schemas.microsoft.com/office/word/2010/wordml" xmlns:w15="http://schemas.microsoft.com/office/word/2012/wordml" xmlns:w16cex="http://schemas.microsoft.com/office/word/2018/wordml/cex" xmlns:w16cid="http://schemas.microsoft.com/office/word/2016/wordml/cid" xmlns:w16="http://schemas.microsoft.com/office/word/2018/wordml" xmlns:w16du="http://schemas.microsoft.com/office/word/2023/wordml/word16du" xmlns:w16sdtdh="http://schemas.microsoft.com/office/word/2020/wordml/sdtdatahash" xmlns:w16sdtfl="http://schemas.microsoft.com/office/word/2024/wordml/sdtformatlock" xmlns:w16se="http://schemas.microsoft.com/office/word/2015/wordml/symex" xmlns:wpg="http://schemas.microsoft.com/office/word/2010/wordprocessingGroup" xmlns:wpi="http://schemas.microsoft.com/office/word/2010/wordprocessingInk" xmlns:wne="http://schemas.microsoft.com/office/word/2006/wordml" xmlns:wps="http://schemas.microsoft.com/office/word/2010/wordprocessingShape" mc:Ignorable="w14 w15 w16se w16cid w16 w16cex w16sdtdh w16sdtfl w16du wp14">
   <w:p>
     <w:pPr>
       <w:pStyle w:val="a3"/>
@@ -484,7 +3814,7 @@
 </file>
 
 <file path=word/footer2.xml><?xml version="1.0" encoding="utf-8"?>
-<w:ftr xmlns:wpc="http://schemas.microsoft.com/office/word/2010/wordprocessingCanvas" xmlns:cx="http://schemas.microsoft.com/office/drawing/2014/chartex" xmlns:cx1="http://schemas.microsoft.com/office/drawing/2015/9/8/chartex" xmlns:cx2="http://schemas.microsoft.com/office/drawing/2015/10/21/chartex" xmlns:cx3="http://schemas.microsoft.com/office/drawing/2016/5/9/chartex" xmlns:cx4="http://schemas.microsoft.com/office/drawing/2016/5/10/chartex" xmlns:cx5="http://schemas.microsoft.com/office/drawing/2016/5/11/chartex" xmlns:cx6="http://schemas.microsoft.com/office/drawing/2016/5/12/chartex" xmlns:cx7="http://schemas.microsoft.com/office/drawing/2016/5/13/chartex" xmlns:cx8="http://schemas.microsoft.com/office/drawing/2016/5/14/chartex" xmlns:mc="http://schemas.openxmlformats.org/markup-compatibility/2006" xmlns:aink="http://schemas.microsoft.com/office/drawing/2016/ink" xmlns:am3d="http://schemas.microsoft.com/office/drawing/2017/model3d" xmlns:o="urn:schemas-microsoft-com:office:office" xmlns:r="http://schemas.openxmlformats.org/officeDocument/2006/relationships" xmlns:m="http://schemas.openxmlformats.org/officeDocument/2006/math" xmlns:v="urn:schemas-microsoft-com:vml" xmlns:wp14="http://schemas.microsoft.com/office/word/2010/wordprocessingDrawing" xmlns:wp="http://schemas.openxmlformats.org/drawingml/2006/wordprocessingDrawing" xmlns:w10="urn:schemas-microsoft-com:office:word" xmlns:w="http://schemas.openxmlformats.org/wordprocessingml/2006/main" xmlns:w14="http://schemas.microsoft.com/office/word/2010/wordml" xmlns:w15="http://schemas.microsoft.com/office/word/2012/wordml" xmlns:w16cid="http://schemas.microsoft.com/office/word/2016/wordml/cid" xmlns:w16se="http://schemas.microsoft.com/office/word/2015/wordml/symex" xmlns:wpg="http://schemas.microsoft.com/office/word/2010/wordprocessingGroup" xmlns:wpi="http://schemas.microsoft.com/office/word/2010/wordprocessingInk" xmlns:wne="http://schemas.microsoft.com/office/word/2006/wordml" xmlns:wps="http://schemas.microsoft.com/office/word/2010/wordprocessingShape" mc:Ignorable="w14 w15 w16se w16cid wp14">
+<w:ftr xmlns:wpc="http://schemas.microsoft.com/office/word/2010/wordprocessingCanvas" xmlns:cx="http://schemas.microsoft.com/office/drawing/2014/chartex" xmlns:cx1="http://schemas.microsoft.com/office/drawing/2015/9/8/chartex" xmlns:cx2="http://schemas.microsoft.com/office/drawing/2015/10/21/chartex" xmlns:cx3="http://schemas.microsoft.com/office/drawing/2016/5/9/chartex" xmlns:cx4="http://schemas.microsoft.com/office/drawing/2016/5/10/chartex" xmlns:cx5="http://schemas.microsoft.com/office/drawing/2016/5/11/chartex" xmlns:cx6="http://schemas.microsoft.com/office/drawing/2016/5/12/chartex" xmlns:cx7="http://schemas.microsoft.com/office/drawing/2016/5/13/chartex" xmlns:cx8="http://schemas.microsoft.com/office/drawing/2016/5/14/chartex" xmlns:mc="http://schemas.openxmlformats.org/markup-compatibility/2006" xmlns:aink="http://schemas.microsoft.com/office/drawing/2016/ink" xmlns:am3d="http://schemas.microsoft.com/office/drawing/2017/model3d" xmlns:o="urn:schemas-microsoft-com:office:office" xmlns:oel="http://schemas.microsoft.com/office/2019/extlst" xmlns:r="http://schemas.openxmlformats.org/officeDocument/2006/relationships" xmlns:m="http://schemas.openxmlformats.org/officeDocument/2006/math" xmlns:v="urn:schemas-microsoft-com:vml" xmlns:wp14="http://schemas.microsoft.com/office/word/2010/wordprocessingDrawing" xmlns:wp="http://schemas.openxmlformats.org/drawingml/2006/wordprocessingDrawing" xmlns:w10="urn:schemas-microsoft-com:office:word" xmlns:w="http://schemas.openxmlformats.org/wordprocessingml/2006/main" xmlns:w14="http://schemas.microsoft.com/office/word/2010/wordml" xmlns:w15="http://schemas.microsoft.com/office/word/2012/wordml" xmlns:w16cex="http://schemas.microsoft.com/office/word/2018/wordml/cex" xmlns:w16cid="http://schemas.microsoft.com/office/word/2016/wordml/cid" xmlns:w16="http://schemas.microsoft.com/office/word/2018/wordml" xmlns:w16du="http://schemas.microsoft.com/office/word/2023/wordml/word16du" xmlns:w16sdtdh="http://schemas.microsoft.com/office/word/2020/wordml/sdtdatahash" xmlns:w16sdtfl="http://schemas.microsoft.com/office/word/2024/wordml/sdtformatlock" xmlns:w16se="http://schemas.microsoft.com/office/word/2015/wordml/symex" xmlns:wpg="http://schemas.microsoft.com/office/word/2010/wordprocessingGroup" xmlns:wpi="http://schemas.microsoft.com/office/word/2010/wordprocessingInk" xmlns:wne="http://schemas.microsoft.com/office/word/2006/wordml" xmlns:wps="http://schemas.microsoft.com/office/word/2010/wordprocessingShape" mc:Ignorable="w14 w15 w16se w16cid w16 w16cex w16sdtdh w16sdtfl w16du wp14">
   <w:p>
     <w:pPr>
       <w:pStyle w:val="a3"/>
@@ -665,7 +3995,7 @@
 </file>
 
 <file path=word/footnotes.xml><?xml version="1.0" encoding="utf-8"?>
-<w:footnotes xmlns:wpc="http://schemas.microsoft.com/office/word/2010/wordprocessingCanvas" xmlns:cx="http://schemas.microsoft.com/office/drawing/2014/chartex" xmlns:cx1="http://schemas.microsoft.com/office/drawing/2015/9/8/chartex" xmlns:cx2="http://schemas.microsoft.com/office/drawing/2015/10/21/chartex" xmlns:cx3="http://schemas.microsoft.com/office/drawing/2016/5/9/chartex" xmlns:cx4="http://schemas.microsoft.com/office/drawing/2016/5/10/chartex" xmlns:cx5="http://schemas.microsoft.com/office/drawing/2016/5/11/chartex" xmlns:cx6="http://schemas.microsoft.com/office/drawing/2016/5/12/chartex" xmlns:cx7="http://schemas.microsoft.com/office/drawing/2016/5/13/chartex" xmlns:cx8="http://schemas.microsoft.com/office/drawing/2016/5/14/chartex" xmlns:mc="http://schemas.openxmlformats.org/markup-compatibility/2006" xmlns:aink="http://schemas.microsoft.com/office/drawing/2016/ink" xmlns:am3d="http://schemas.microsoft.com/office/drawing/2017/model3d" xmlns:o="urn:schemas-microsoft-com:office:office" xmlns:r="http://schemas.openxmlformats.org/officeDocument/2006/relationships" xmlns:m="http://schemas.openxmlformats.org/officeDocument/2006/math" xmlns:v="urn:schemas-microsoft-com:vml" xmlns:wp14="http://schemas.microsoft.com/office/word/2010/wordprocessingDrawing" xmlns:wp="http://schemas.openxmlformats.org/drawingml/2006/wordprocessingDrawing" xmlns:w10="urn:schemas-microsoft-com:office:word" xmlns:w="http://schemas.openxmlformats.org/wordprocessingml/2006/main" xmlns:w14="http://schemas.microsoft.com/office/word/2010/wordml" xmlns:w15="http://schemas.microsoft.com/office/word/2012/wordml" xmlns:w16cid="http://schemas.microsoft.com/office/word/2016/wordml/cid" xmlns:w16se="http://schemas.microsoft.com/office/word/2015/wordml/symex" xmlns:wpg="http://schemas.microsoft.com/office/word/2010/wordprocessingGroup" xmlns:wpi="http://schemas.microsoft.com/office/word/2010/wordprocessingInk" xmlns:wne="http://schemas.microsoft.com/office/word/2006/wordml" xmlns:wps="http://schemas.microsoft.com/office/word/2010/wordprocessingShape" mc:Ignorable="w14 w15 w16se w16cid wp14">
+<w:footnotes xmlns:wpc="http://schemas.microsoft.com/office/word/2010/wordprocessingCanvas" xmlns:cx="http://schemas.microsoft.com/office/drawing/2014/chartex" xmlns:cx1="http://schemas.microsoft.com/office/drawing/2015/9/8/chartex" xmlns:cx2="http://schemas.microsoft.com/office/drawing/2015/10/21/chartex" xmlns:cx3="http://schemas.microsoft.com/office/drawing/2016/5/9/chartex" xmlns:cx4="http://schemas.microsoft.com/office/drawing/2016/5/10/chartex" xmlns:cx5="http://schemas.microsoft.com/office/drawing/2016/5/11/chartex" xmlns:cx6="http://schemas.microsoft.com/office/drawing/2016/5/12/chartex" xmlns:cx7="http://schemas.microsoft.com/office/drawing/2016/5/13/chartex" xmlns:cx8="http://schemas.microsoft.com/office/drawing/2016/5/14/chartex" xmlns:mc="http://schemas.openxmlformats.org/markup-compatibility/2006" xmlns:aink="http://schemas.microsoft.com/office/drawing/2016/ink" xmlns:am3d="http://schemas.microsoft.com/office/drawing/2017/model3d" xmlns:o="urn:schemas-microsoft-com:office:office" xmlns:oel="http://schemas.microsoft.com/office/2019/extlst" xmlns:r="http://schemas.openxmlformats.org/officeDocument/2006/relationships" xmlns:m="http://schemas.openxmlformats.org/officeDocument/2006/math" xmlns:v="urn:schemas-microsoft-com:vml" xmlns:wp14="http://schemas.microsoft.com/office/word/2010/wordprocessingDrawing" xmlns:wp="http://schemas.openxmlformats.org/drawingml/2006/wordprocessingDrawing" xmlns:w10="urn:schemas-microsoft-com:office:word" xmlns:w="http://schemas.openxmlformats.org/wordprocessingml/2006/main" xmlns:w14="http://schemas.microsoft.com/office/word/2010/wordml" xmlns:w15="http://schemas.microsoft.com/office/word/2012/wordml" xmlns:w16cex="http://schemas.microsoft.com/office/word/2018/wordml/cex" xmlns:w16cid="http://schemas.microsoft.com/office/word/2016/wordml/cid" xmlns:w16="http://schemas.microsoft.com/office/word/2018/wordml" xmlns:w16du="http://schemas.microsoft.com/office/word/2023/wordml/word16du" xmlns:w16sdtdh="http://schemas.microsoft.com/office/word/2020/wordml/sdtdatahash" xmlns:w16sdtfl="http://schemas.microsoft.com/office/word/2024/wordml/sdtformatlock" xmlns:w16se="http://schemas.microsoft.com/office/word/2015/wordml/symex" xmlns:wpg="http://schemas.microsoft.com/office/word/2010/wordprocessingGroup" xmlns:wpi="http://schemas.microsoft.com/office/word/2010/wordprocessingInk" xmlns:wne="http://schemas.microsoft.com/office/word/2006/wordml" xmlns:wps="http://schemas.microsoft.com/office/word/2010/wordprocessingShape" mc:Ignorable="w14 w15 w16se w16cid w16 w16cex w16sdtdh w16sdtfl w16du wp14">
   <w:footnote w:type="separator" w:id="-1">
     <w:p>
       <w:r>
@@ -684,7 +4014,7 @@
 </file>
 
 <file path=word/header1.xml><?xml version="1.0" encoding="utf-8"?>
-<w:hdr xmlns:wpc="http://schemas.microsoft.com/office/word/2010/wordprocessingCanvas" xmlns:cx="http://schemas.microsoft.com/office/drawing/2014/chartex" xmlns:cx1="http://schemas.microsoft.com/office/drawing/2015/9/8/chartex" xmlns:cx2="http://schemas.microsoft.com/office/drawing/2015/10/21/chartex" xmlns:cx3="http://schemas.microsoft.com/office/drawing/2016/5/9/chartex" xmlns:cx4="http://schemas.microsoft.com/office/drawing/2016/5/10/chartex" xmlns:cx5="http://schemas.microsoft.com/office/drawing/2016/5/11/chartex" xmlns:cx6="http://schemas.microsoft.com/office/drawing/2016/5/12/chartex" xmlns:cx7="http://schemas.microsoft.com/office/drawing/2016/5/13/chartex" xmlns:cx8="http://schemas.microsoft.com/office/drawing/2016/5/14/chartex" xmlns:mc="http://schemas.openxmlformats.org/markup-compatibility/2006" xmlns:aink="http://schemas.microsoft.com/office/drawing/2016/ink" xmlns:am3d="http://schemas.microsoft.com/office/drawing/2017/model3d" xmlns:o="urn:schemas-microsoft-com:office:office" xmlns:r="http://schemas.openxmlformats.org/officeDocument/2006/relationships" xmlns:m="http://schemas.openxmlformats.org/officeDocument/2006/math" xmlns:v="urn:schemas-microsoft-com:vml" xmlns:wp14="http://schemas.microsoft.com/office/word/2010/wordprocessingDrawing" xmlns:wp="http://schemas.openxmlformats.org/drawingml/2006/wordprocessingDrawing" xmlns:w10="urn:schemas-microsoft-com:office:word" xmlns:w="http://schemas.openxmlformats.org/wordprocessingml/2006/main" xmlns:w14="http://schemas.microsoft.com/office/word/2010/wordml" xmlns:w15="http://schemas.microsoft.com/office/word/2012/wordml" xmlns:w16cid="http://schemas.microsoft.com/office/word/2016/wordml/cid" xmlns:w16se="http://schemas.microsoft.com/office/word/2015/wordml/symex" xmlns:wpg="http://schemas.microsoft.com/office/word/2010/wordprocessingGroup" xmlns:wpi="http://schemas.microsoft.com/office/word/2010/wordprocessingInk" xmlns:wne="http://schemas.microsoft.com/office/word/2006/wordml" xmlns:wps="http://schemas.microsoft.com/office/word/2010/wordprocessingShape" mc:Ignorable="w14 w15 w16se w16cid wp14">
+<w:hdr xmlns:wpc="http://schemas.microsoft.com/office/word/2010/wordprocessingCanvas" xmlns:cx="http://schemas.microsoft.com/office/drawing/2014/chartex" xmlns:cx1="http://schemas.microsoft.com/office/drawing/2015/9/8/chartex" xmlns:cx2="http://schemas.microsoft.com/office/drawing/2015/10/21/chartex" xmlns:cx3="http://schemas.microsoft.com/office/drawing/2016/5/9/chartex" xmlns:cx4="http://schemas.microsoft.com/office/drawing/2016/5/10/chartex" xmlns:cx5="http://schemas.microsoft.com/office/drawing/2016/5/11/chartex" xmlns:cx6="http://schemas.microsoft.com/office/drawing/2016/5/12/chartex" xmlns:cx7="http://schemas.microsoft.com/office/drawing/2016/5/13/chartex" xmlns:cx8="http://schemas.microsoft.com/office/drawing/2016/5/14/chartex" xmlns:mc="http://schemas.openxmlformats.org/markup-compatibility/2006" xmlns:aink="http://schemas.microsoft.com/office/drawing/2016/ink" xmlns:am3d="http://schemas.microsoft.com/office/drawing/2017/model3d" xmlns:o="urn:schemas-microsoft-com:office:office" xmlns:oel="http://schemas.microsoft.com/office/2019/extlst" xmlns:r="http://schemas.openxmlformats.org/officeDocument/2006/relationships" xmlns:m="http://schemas.openxmlformats.org/officeDocument/2006/math" xmlns:v="urn:schemas-microsoft-com:vml" xmlns:wp14="http://schemas.microsoft.com/office/word/2010/wordprocessingDrawing" xmlns:wp="http://schemas.openxmlformats.org/drawingml/2006/wordprocessingDrawing" xmlns:w10="urn:schemas-microsoft-com:office:word" xmlns:w="http://schemas.openxmlformats.org/wordprocessingml/2006/main" xmlns:w14="http://schemas.microsoft.com/office/word/2010/wordml" xmlns:w15="http://schemas.microsoft.com/office/word/2012/wordml" xmlns:w16cex="http://schemas.microsoft.com/office/word/2018/wordml/cex" xmlns:w16cid="http://schemas.microsoft.com/office/word/2016/wordml/cid" xmlns:w16="http://schemas.microsoft.com/office/word/2018/wordml" xmlns:w16du="http://schemas.microsoft.com/office/word/2023/wordml/word16du" xmlns:w16sdtdh="http://schemas.microsoft.com/office/word/2020/wordml/sdtdatahash" xmlns:w16sdtfl="http://schemas.microsoft.com/office/word/2024/wordml/sdtformatlock" xmlns:w16se="http://schemas.microsoft.com/office/word/2015/wordml/symex" xmlns:wpg="http://schemas.microsoft.com/office/word/2010/wordprocessingGroup" xmlns:wpi="http://schemas.microsoft.com/office/word/2010/wordprocessingInk" xmlns:wne="http://schemas.microsoft.com/office/word/2006/wordml" xmlns:wps="http://schemas.microsoft.com/office/word/2010/wordprocessingShape" mc:Ignorable="w14 w15 w16se w16cid w16 w16cex w16sdtdh w16sdtfl w16du wp14">
   <w:p>
     <w:pPr>
       <w:jc w:val="center"/>
@@ -785,7 +4115,7 @@
 </file>
 
 <file path=word/numbering.xml><?xml version="1.0" encoding="utf-8"?>
-<w:numbering xmlns:wpc="http://schemas.microsoft.com/office/word/2010/wordprocessingCanvas" xmlns:cx="http://schemas.microsoft.com/office/drawing/2014/chartex" xmlns:cx1="http://schemas.microsoft.com/office/drawing/2015/9/8/chartex" xmlns:cx2="http://schemas.microsoft.com/office/drawing/2015/10/21/chartex" xmlns:cx3="http://schemas.microsoft.com/office/drawing/2016/5/9/chartex" xmlns:cx4="http://schemas.microsoft.com/office/drawing/2016/5/10/chartex" xmlns:cx5="http://schemas.microsoft.com/office/drawing/2016/5/11/chartex" xmlns:cx6="http://schemas.microsoft.com/office/drawing/2016/5/12/chartex" xmlns:cx7="http://schemas.microsoft.com/office/drawing/2016/5/13/chartex" xmlns:cx8="http://schemas.microsoft.com/office/drawing/2016/5/14/chartex" xmlns:mc="http://schemas.openxmlformats.org/markup-compatibility/2006" xmlns:aink="http://schemas.microsoft.com/office/drawing/2016/ink" xmlns:am3d="http://schemas.microsoft.com/office/drawing/2017/model3d" xmlns:o="urn:schemas-microsoft-com:office:office" xmlns:r="http://schemas.openxmlformats.org/officeDocument/2006/relationships" xmlns:m="http://schemas.openxmlformats.org/officeDocument/2006/math" xmlns:v="urn:schemas-microsoft-com:vml" xmlns:wp14="http://schemas.microsoft.com/office/word/2010/wordprocessingDrawing" xmlns:wp="http://schemas.openxmlformats.org/drawingml/2006/wordprocessingDrawing" xmlns:w10="urn:schemas-microsoft-com:office:word" xmlns:w="http://schemas.openxmlformats.org/wordprocessingml/2006/main" xmlns:w14="http://schemas.microsoft.com/office/word/2010/wordml" xmlns:w15="http://schemas.microsoft.com/office/word/2012/wordml" xmlns:w16cid="http://schemas.microsoft.com/office/word/2016/wordml/cid" xmlns:w16se="http://schemas.microsoft.com/office/word/2015/wordml/symex" xmlns:wpg="http://schemas.microsoft.com/office/word/2010/wordprocessingGroup" xmlns:wpi="http://schemas.microsoft.com/office/word/2010/wordprocessingInk" xmlns:wne="http://schemas.microsoft.com/office/word/2006/wordml" xmlns:wps="http://schemas.microsoft.com/office/word/2010/wordprocessingShape" mc:Ignorable="w14 w15 w16se w16cid wp14">
+<w:numbering xmlns:wpc="http://schemas.microsoft.com/office/word/2010/wordprocessingCanvas" xmlns:cx="http://schemas.microsoft.com/office/drawing/2014/chartex" xmlns:cx1="http://schemas.microsoft.com/office/drawing/2015/9/8/chartex" xmlns:cx2="http://schemas.microsoft.com/office/drawing/2015/10/21/chartex" xmlns:cx3="http://schemas.microsoft.com/office/drawing/2016/5/9/chartex" xmlns:cx4="http://schemas.microsoft.com/office/drawing/2016/5/10/chartex" xmlns:cx5="http://schemas.microsoft.com/office/drawing/2016/5/11/chartex" xmlns:cx6="http://schemas.microsoft.com/office/drawing/2016/5/12/chartex" xmlns:cx7="http://schemas.microsoft.com/office/drawing/2016/5/13/chartex" xmlns:cx8="http://schemas.microsoft.com/office/drawing/2016/5/14/chartex" xmlns:mc="http://schemas.openxmlformats.org/markup-compatibility/2006" xmlns:aink="http://schemas.microsoft.com/office/drawing/2016/ink" xmlns:am3d="http://schemas.microsoft.com/office/drawing/2017/model3d" xmlns:o="urn:schemas-microsoft-com:office:office" xmlns:oel="http://schemas.microsoft.com/office/2019/extlst" xmlns:r="http://schemas.openxmlformats.org/officeDocument/2006/relationships" xmlns:m="http://schemas.openxmlformats.org/officeDocument/2006/math" xmlns:v="urn:schemas-microsoft-com:vml" xmlns:wp14="http://schemas.microsoft.com/office/word/2010/wordprocessingDrawing" xmlns:wp="http://schemas.openxmlformats.org/drawingml/2006/wordprocessingDrawing" xmlns:w10="urn:schemas-microsoft-com:office:word" xmlns:w="http://schemas.openxmlformats.org/wordprocessingml/2006/main" xmlns:w14="http://schemas.microsoft.com/office/word/2010/wordml" xmlns:w15="http://schemas.microsoft.com/office/word/2012/wordml" xmlns:w16cex="http://schemas.microsoft.com/office/word/2018/wordml/cex" xmlns:w16cid="http://schemas.microsoft.com/office/word/2016/wordml/cid" xmlns:w16="http://schemas.microsoft.com/office/word/2018/wordml" xmlns:w16du="http://schemas.microsoft.com/office/word/2023/wordml/word16du" xmlns:w16sdtdh="http://schemas.microsoft.com/office/word/2020/wordml/sdtdatahash" xmlns:w16sdtfl="http://schemas.microsoft.com/office/word/2024/wordml/sdtformatlock" xmlns:w16se="http://schemas.microsoft.com/office/word/2015/wordml/symex" xmlns:wpg="http://schemas.microsoft.com/office/word/2010/wordprocessingGroup" xmlns:wpi="http://schemas.microsoft.com/office/word/2010/wordprocessingInk" xmlns:wne="http://schemas.microsoft.com/office/word/2006/wordml" xmlns:wps="http://schemas.microsoft.com/office/word/2010/wordprocessingShape" mc:Ignorable="w14 w15 w16se w16cid w16 w16cex w16sdtdh w16sdtfl w16du wp14">
   <w:abstractNum w:abstractNumId="0" w15:restartNumberingAfterBreak="0">
     <w:nsid w:val="00642FD5"/>
     <w:multiLevelType w:val="multilevel"/>
@@ -4808,152 +8138,144 @@
       </w:pPr>
     </w:lvl>
   </w:abstractNum>
-  <w:num w:numId="1">
+  <w:num w:numId="1" w16cid:durableId="208612879">
     <w:abstractNumId w:val="17"/>
   </w:num>
-  <w:num w:numId="2">
+  <w:num w:numId="2" w16cid:durableId="746414925">
     <w:abstractNumId w:val="43"/>
   </w:num>
-  <w:num w:numId="3">
+  <w:num w:numId="3" w16cid:durableId="50348844">
     <w:abstractNumId w:val="41"/>
   </w:num>
-  <w:num w:numId="4">
+  <w:num w:numId="4" w16cid:durableId="1941251406">
     <w:abstractNumId w:val="2"/>
   </w:num>
-  <w:num w:numId="5">
+  <w:num w:numId="5" w16cid:durableId="11807993">
     <w:abstractNumId w:val="8"/>
   </w:num>
-  <w:num w:numId="6">
+  <w:num w:numId="6" w16cid:durableId="271934356">
     <w:abstractNumId w:val="15"/>
   </w:num>
-  <w:num w:numId="7">
+  <w:num w:numId="7" w16cid:durableId="1536426132">
     <w:abstractNumId w:val="1"/>
   </w:num>
-  <w:num w:numId="8">
+  <w:num w:numId="8" w16cid:durableId="1465928832">
     <w:abstractNumId w:val="36"/>
   </w:num>
-  <w:num w:numId="9">
+  <w:num w:numId="9" w16cid:durableId="1690519509">
     <w:abstractNumId w:val="5"/>
   </w:num>
-  <w:num w:numId="10">
+  <w:num w:numId="10" w16cid:durableId="268587454">
     <w:abstractNumId w:val="7"/>
   </w:num>
-  <w:num w:numId="11">
+  <w:num w:numId="11" w16cid:durableId="1370031377">
     <w:abstractNumId w:val="10"/>
   </w:num>
-  <w:num w:numId="12">
+  <w:num w:numId="12" w16cid:durableId="533151678">
     <w:abstractNumId w:val="26"/>
   </w:num>
-  <w:num w:numId="13">
+  <w:num w:numId="13" w16cid:durableId="150682848">
     <w:abstractNumId w:val="29"/>
   </w:num>
-  <w:num w:numId="14">
+  <w:num w:numId="14" w16cid:durableId="1165434624">
     <w:abstractNumId w:val="25"/>
   </w:num>
-  <w:num w:numId="15">
+  <w:num w:numId="15" w16cid:durableId="529688478">
     <w:abstractNumId w:val="19"/>
   </w:num>
-  <w:num w:numId="16">
+  <w:num w:numId="16" w16cid:durableId="163471949">
     <w:abstractNumId w:val="23"/>
   </w:num>
-  <w:num w:numId="17">
+  <w:num w:numId="17" w16cid:durableId="1680965629">
     <w:abstractNumId w:val="9"/>
   </w:num>
-  <w:num w:numId="18">
+  <w:num w:numId="18" w16cid:durableId="1612006990">
     <w:abstractNumId w:val="20"/>
   </w:num>
-  <w:num w:numId="19">
+  <w:num w:numId="19" w16cid:durableId="24139183">
     <w:abstractNumId w:val="38"/>
   </w:num>
-  <w:num w:numId="20">
+  <w:num w:numId="20" w16cid:durableId="189733120">
     <w:abstractNumId w:val="31"/>
   </w:num>
-  <w:num w:numId="21">
+  <w:num w:numId="21" w16cid:durableId="2007129086">
     <w:abstractNumId w:val="3"/>
   </w:num>
-  <w:num w:numId="22">
+  <w:num w:numId="22" w16cid:durableId="370738266">
     <w:abstractNumId w:val="0"/>
   </w:num>
-  <w:num w:numId="23">
+  <w:num w:numId="23" w16cid:durableId="1396054036">
     <w:abstractNumId w:val="4"/>
   </w:num>
-  <w:num w:numId="24">
+  <w:num w:numId="24" w16cid:durableId="949122733">
     <w:abstractNumId w:val="24"/>
   </w:num>
-  <w:num w:numId="25">
+  <w:num w:numId="25" w16cid:durableId="974066436">
     <w:abstractNumId w:val="11"/>
   </w:num>
-  <w:num w:numId="26">
+  <w:num w:numId="26" w16cid:durableId="668094529">
     <w:abstractNumId w:val="40"/>
   </w:num>
-  <w:num w:numId="27">
+  <w:num w:numId="27" w16cid:durableId="1854874170">
     <w:abstractNumId w:val="28"/>
   </w:num>
-  <w:num w:numId="28">
+  <w:num w:numId="28" w16cid:durableId="143204427">
     <w:abstractNumId w:val="14"/>
   </w:num>
-  <w:num w:numId="29">
+  <w:num w:numId="29" w16cid:durableId="674385341">
     <w:abstractNumId w:val="13"/>
   </w:num>
-  <w:num w:numId="30">
+  <w:num w:numId="30" w16cid:durableId="156843253">
     <w:abstractNumId w:val="34"/>
   </w:num>
-  <w:num w:numId="31">
+  <w:num w:numId="31" w16cid:durableId="1140851210">
     <w:abstractNumId w:val="32"/>
   </w:num>
-  <w:num w:numId="32">
+  <w:num w:numId="32" w16cid:durableId="1762146445">
     <w:abstractNumId w:val="18"/>
   </w:num>
-  <w:num w:numId="33">
+  <w:num w:numId="33" w16cid:durableId="1403287165">
     <w:abstractNumId w:val="16"/>
   </w:num>
-  <w:num w:numId="34">
+  <w:num w:numId="34" w16cid:durableId="1004476055">
     <w:abstractNumId w:val="33"/>
   </w:num>
-  <w:num w:numId="35">
+  <w:num w:numId="35" w16cid:durableId="1121924292">
     <w:abstractNumId w:val="35"/>
   </w:num>
-  <w:num w:numId="36">
+  <w:num w:numId="36" w16cid:durableId="603422198">
     <w:abstractNumId w:val="21"/>
   </w:num>
-  <w:num w:numId="37">
+  <w:num w:numId="37" w16cid:durableId="683678312">
     <w:abstractNumId w:val="39"/>
   </w:num>
-  <w:num w:numId="38">
+  <w:num w:numId="38" w16cid:durableId="1730378555">
     <w:abstractNumId w:val="30"/>
   </w:num>
-  <w:num w:numId="39">
+  <w:num w:numId="39" w16cid:durableId="298803411">
     <w:abstractNumId w:val="12"/>
   </w:num>
-  <w:num w:numId="40">
+  <w:num w:numId="40" w16cid:durableId="2134514235">
     <w:abstractNumId w:val="42"/>
   </w:num>
-  <w:num w:numId="41">
+  <w:num w:numId="41" w16cid:durableId="1478763318">
     <w:abstractNumId w:val="6"/>
   </w:num>
-  <w:num w:numId="42">
+  <w:num w:numId="42" w16cid:durableId="78646936">
     <w:abstractNumId w:val="22"/>
   </w:num>
-  <w:num w:numId="43">
+  <w:num w:numId="43" w16cid:durableId="574783295">
     <w:abstractNumId w:val="37"/>
   </w:num>
-  <w:num w:numId="44">
+  <w:num w:numId="44" w16cid:durableId="982006064">
     <w:abstractNumId w:val="27"/>
   </w:num>
   <w:numIdMacAtCleanup w:val="1"/>
 </w:numbering>
 </file>
 
-<file path=word/people.xml><?xml version="1.0" encoding="utf-8"?>
-<w15:people xmlns:wpc="http://schemas.microsoft.com/office/word/2010/wordprocessingCanvas" xmlns:cx="http://schemas.microsoft.com/office/drawing/2014/chartex" xmlns:cx1="http://schemas.microsoft.com/office/drawing/2015/9/8/chartex" xmlns:cx2="http://schemas.microsoft.com/office/drawing/2015/10/21/chartex" xmlns:cx3="http://schemas.microsoft.com/office/drawing/2016/5/9/chartex" xmlns:cx4="http://schemas.microsoft.com/office/drawing/2016/5/10/chartex" xmlns:cx5="http://schemas.microsoft.com/office/drawing/2016/5/11/chartex" xmlns:cx6="http://schemas.microsoft.com/office/drawing/2016/5/12/chartex" xmlns:cx7="http://schemas.microsoft.com/office/drawing/2016/5/13/chartex" xmlns:cx8="http://schemas.microsoft.com/office/drawing/2016/5/14/chartex" xmlns:mc="http://schemas.openxmlformats.org/markup-compatibility/2006" xmlns:aink="http://schemas.microsoft.com/office/drawing/2016/ink" xmlns:am3d="http://schemas.microsoft.com/office/drawing/2017/model3d" xmlns:o="urn:schemas-microsoft-com:office:office" xmlns:r="http://schemas.openxmlformats.org/officeDocument/2006/relationships" xmlns:m="http://schemas.openxmlformats.org/officeDocument/2006/math" xmlns:v="urn:schemas-microsoft-com:vml" xmlns:wp14="http://schemas.microsoft.com/office/word/2010/wordprocessingDrawing" xmlns:wp="http://schemas.openxmlformats.org/drawingml/2006/wordprocessingDrawing" xmlns:w10="urn:schemas-microsoft-com:office:word" xmlns:w="http://schemas.openxmlformats.org/wordprocessingml/2006/main" xmlns:w14="http://schemas.microsoft.com/office/word/2010/wordml" xmlns:w15="http://schemas.microsoft.com/office/word/2012/wordml" xmlns:w16cid="http://schemas.microsoft.com/office/word/2016/wordml/cid" xmlns:w16se="http://schemas.microsoft.com/office/word/2015/wordml/symex" xmlns:wpg="http://schemas.microsoft.com/office/word/2010/wordprocessingGroup" xmlns:wpi="http://schemas.microsoft.com/office/word/2010/wordprocessingInk" xmlns:wne="http://schemas.microsoft.com/office/word/2006/wordml" xmlns:wps="http://schemas.microsoft.com/office/word/2010/wordprocessingShape" mc:Ignorable="w14 w15 w16se w16cid wp14">
-  <w15:person w15:author="郭 行">
-    <w15:presenceInfo w15:providerId="Windows Live" w15:userId="3364d686e386854d"/>
-  </w15:person>
-</w15:people>
-</file>
-
 <file path=word/styles.xml><?xml version="1.0" encoding="utf-8"?>
-<w:styles xmlns:mc="http://schemas.openxmlformats.org/markup-compatibility/2006" xmlns:r="http://schemas.openxmlformats.org/officeDocument/2006/relationships" xmlns:w="http://schemas.openxmlformats.org/wordprocessingml/2006/main" xmlns:w14="http://schemas.microsoft.com/office/word/2010/wordml" xmlns:w15="http://schemas.microsoft.com/office/word/2012/wordml" xmlns:w16cid="http://schemas.microsoft.com/office/word/2016/wordml/cid" xmlns:w16se="http://schemas.microsoft.com/office/word/2015/wordml/symex" mc:Ignorable="w14 w15 w16se w16cid">
+<w:styles xmlns:mc="http://schemas.openxmlformats.org/markup-compatibility/2006" xmlns:r="http://schemas.openxmlformats.org/officeDocument/2006/relationships" xmlns:w="http://schemas.openxmlformats.org/wordprocessingml/2006/main" xmlns:w14="http://schemas.microsoft.com/office/word/2010/wordml" xmlns:w15="http://schemas.microsoft.com/office/word/2012/wordml" xmlns:w16cex="http://schemas.microsoft.com/office/word/2018/wordml/cex" xmlns:w16cid="http://schemas.microsoft.com/office/word/2016/wordml/cid" xmlns:w16="http://schemas.microsoft.com/office/word/2018/wordml" xmlns:w16du="http://schemas.microsoft.com/office/word/2023/wordml/word16du" xmlns:w16sdtdh="http://schemas.microsoft.com/office/word/2020/wordml/sdtdatahash" xmlns:w16sdtfl="http://schemas.microsoft.com/office/word/2024/wordml/sdtformatlock" xmlns:w16se="http://schemas.microsoft.com/office/word/2015/wordml/symex" mc:Ignorable="w14 w15 w16se w16cid w16 w16cex w16sdtdh w16sdtfl w16du">
   <w:docDefaults>
     <w:rPrDefault>
       <w:rPr>
@@ -4963,7 +8285,7 @@
     </w:rPrDefault>
     <w:pPrDefault/>
   </w:docDefaults>
-  <w:latentStyles w:defLockedState="0" w:defUIPriority="0" w:defSemiHidden="0" w:defUnhideWhenUsed="0" w:defQFormat="0" w:count="375">
+  <w:latentStyles w:defLockedState="0" w:defUIPriority="0" w:defSemiHidden="0" w:defUnhideWhenUsed="0" w:defQFormat="0" w:count="376">
     <w:lsdException w:name="Normal" w:qFormat="1"/>
     <w:lsdException w:name="heading 1" w:uiPriority="9" w:qFormat="1"/>
     <w:lsdException w:name="heading 2" w:semiHidden="1" w:uiPriority="9" w:unhideWhenUsed="1" w:qFormat="1"/>
@@ -5332,6 +8654,7 @@
     <w:lsdException w:name="Smart Hyperlink" w:semiHidden="1" w:uiPriority="99" w:unhideWhenUsed="1"/>
     <w:lsdException w:name="Hashtag" w:semiHidden="1" w:uiPriority="99" w:unhideWhenUsed="1"/>
     <w:lsdException w:name="Unresolved Mention" w:semiHidden="1" w:uiPriority="99" w:unhideWhenUsed="1"/>
+    <w:lsdException w:name="Smart Link" w:semiHidden="1" w:uiPriority="99" w:unhideWhenUsed="1"/>
   </w:latentStyles>
   <w:style w:type="paragraph" w:default="1" w:styleId="a">
     <w:name w:val="Normal"/>
